--- a/fuentes/CFA1_12150025_DU.docx
+++ b/fuentes/CFA1_12150025_DU.docx
@@ -92,7 +92,7 @@
               </wp:anchor>
             </w:drawing>
           </mc:Choice>
-          <mc:Fallback xmlns:oel="http://schemas.microsoft.com/office/2019/extlst" xmlns:w16du="http://schemas.microsoft.com/office/word/2023/wordml/word16du" xmlns:w16sdtfl="http://schemas.microsoft.com/office/word/2024/wordml/sdtformatlock">
+          <mc:Fallback xmlns:w16sdtfl="http://schemas.microsoft.com/office/word/2024/wordml/sdtformatlock" xmlns:w16du="http://schemas.microsoft.com/office/word/2023/wordml/word16du" xmlns:oel="http://schemas.microsoft.com/office/2019/extlst">
             <w:pict>
               <v:rect w14:anchorId="4E7873B1" id="Rectángulo 3" o:spid="_x0000_s1026" alt="&quot;&quot;" style="position:absolute;margin-left:-54pt;margin-top:31.65pt;width:613.85pt;height:204pt;z-index:-251655168;visibility:visible;mso-wrap-style:square;mso-height-percent:0;mso-wrap-distance-left:9pt;mso-wrap-distance-top:0;mso-wrap-distance-right:9pt;mso-wrap-distance-bottom:0;mso-position-horizontal:absolute;mso-position-horizontal-relative:text;mso-position-vertical:absolute;mso-position-vertical-relative:text;mso-height-percent:0;mso-height-relative:margin;v-text-anchor:middle" o:gfxdata="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" fillcolor="#00314d" stroked="f" strokeweight="1pt"/>
             </w:pict>
@@ -3803,7 +3803,19 @@
         <w:rPr>
           <w:lang w:val="es-419" w:eastAsia="es-CO"/>
         </w:rPr>
-        <w:t>grupa cargas pequeñas en envíos más grandes para optimizar transporte.</w:t>
+        <w:t xml:space="preserve">grupa cargas pequeñas en envíos más grandes para optimizar </w:t>
+      </w:r>
+      <w:r>
+        <w:rPr>
+          <w:lang w:val="es-419" w:eastAsia="es-CO"/>
+        </w:rPr>
+        <w:t xml:space="preserve">el </w:t>
+      </w:r>
+      <w:r>
+        <w:rPr>
+          <w:lang w:val="es-419" w:eastAsia="es-CO"/>
+        </w:rPr>
+        <w:t>transporte.</w:t>
       </w:r>
     </w:p>
     <w:p>
@@ -3937,7 +3949,23 @@
           <w:bCs/>
           <w:lang w:val="es-419" w:eastAsia="es-CO"/>
         </w:rPr>
-        <w:t>Almacén bienes en general:</w:t>
+        <w:t xml:space="preserve">Almacén </w:t>
+      </w:r>
+      <w:r>
+        <w:rPr>
+          <w:b/>
+          <w:bCs/>
+          <w:lang w:val="es-419" w:eastAsia="es-CO"/>
+        </w:rPr>
+        <w:t xml:space="preserve">de </w:t>
+      </w:r>
+      <w:r>
+        <w:rPr>
+          <w:b/>
+          <w:bCs/>
+          <w:lang w:val="es-419" w:eastAsia="es-CO"/>
+        </w:rPr>
+        <w:t>bienes en general:</w:t>
       </w:r>
       <w:r>
         <w:rPr>
@@ -4110,6 +4138,7 @@
     <w:p>
       <w:pPr>
         <w:pStyle w:val="Ttulo2"/>
+        <w:ind w:left="1276"/>
       </w:pPr>
       <w:bookmarkStart w:id="5" w:name="_Toc209522001"/>
       <w:r>
@@ -5697,7 +5726,19 @@
         <w:rPr>
           <w:lang w:val="es-419" w:eastAsia="es-CO"/>
         </w:rPr>
-        <w:t>n la fase inicial se reciben bienes de proveedores o producción, se inspeccionan visualmente, se verifica correspondencia con lo solicitado y se realiza un chequeo interno para identificar, clasificar y ubicar los productos adecuadamente.</w:t>
+        <w:t>n la fase inicial</w:t>
+      </w:r>
+      <w:r>
+        <w:rPr>
+          <w:lang w:val="es-419" w:eastAsia="es-CO"/>
+        </w:rPr>
+        <w:t xml:space="preserve">, </w:t>
+      </w:r>
+      <w:r>
+        <w:rPr>
+          <w:lang w:val="es-419" w:eastAsia="es-CO"/>
+        </w:rPr>
+        <w:t>se reciben bienes de proveedores o producción, se inspeccionan visualmente, se verifica correspondencia con lo solicitado y se realiza un chequeo interno para identificar, clasificar y ubicar los productos adecuadamente.</w:t>
       </w:r>
     </w:p>
     <w:p>
@@ -6219,7 +6260,39 @@
                 <w:szCs w:val="24"/>
                 <w:lang w:val="es-CO"/>
               </w:rPr>
-              <w:t>Gestión de ubicaciones dinámica basada en rotación de productos.</w:t>
+              <w:t>Gestión de ubicaciones dinámica</w:t>
+            </w:r>
+            <w:r>
+              <w:rPr>
+                <w:rFonts w:asciiTheme="minorHAnsi" w:hAnsiTheme="minorHAnsi" w:cs="Arial"/>
+                <w:szCs w:val="24"/>
+                <w:lang w:val="es-CO"/>
+              </w:rPr>
+              <w:t>s</w:t>
+            </w:r>
+            <w:r>
+              <w:rPr>
+                <w:rFonts w:asciiTheme="minorHAnsi" w:hAnsiTheme="minorHAnsi" w:cs="Arial"/>
+                <w:szCs w:val="24"/>
+                <w:lang w:val="es-CO"/>
+              </w:rPr>
+              <w:t xml:space="preserve"> basada</w:t>
+            </w:r>
+            <w:r>
+              <w:rPr>
+                <w:rFonts w:asciiTheme="minorHAnsi" w:hAnsiTheme="minorHAnsi" w:cs="Arial"/>
+                <w:szCs w:val="24"/>
+                <w:lang w:val="es-CO"/>
+              </w:rPr>
+              <w:t>s</w:t>
+            </w:r>
+            <w:r>
+              <w:rPr>
+                <w:rFonts w:asciiTheme="minorHAnsi" w:hAnsiTheme="minorHAnsi" w:cs="Arial"/>
+                <w:szCs w:val="24"/>
+                <w:lang w:val="es-CO"/>
+              </w:rPr>
+              <w:t xml:space="preserve"> en rotación de productos.</w:t>
             </w:r>
           </w:p>
         </w:tc>
@@ -7597,9 +7670,8 @@
         <w:pStyle w:val="Prrafodelista"/>
         <w:numPr>
           <w:ilvl w:val="0"/>
-          <w:numId w:val="13"/>
+          <w:numId w:val="46"/>
         </w:numPr>
-        <w:ind w:left="709"/>
         <w:rPr>
           <w:lang w:val="es-419" w:eastAsia="es-CO"/>
         </w:rPr>
@@ -7642,9 +7714,8 @@
         <w:pStyle w:val="Prrafodelista"/>
         <w:numPr>
           <w:ilvl w:val="0"/>
-          <w:numId w:val="13"/>
+          <w:numId w:val="46"/>
         </w:numPr>
-        <w:ind w:left="709"/>
         <w:rPr>
           <w:lang w:val="es-419" w:eastAsia="es-CO"/>
         </w:rPr>
@@ -7661,9 +7732,8 @@
         <w:pStyle w:val="Prrafodelista"/>
         <w:numPr>
           <w:ilvl w:val="0"/>
-          <w:numId w:val="13"/>
+          <w:numId w:val="46"/>
         </w:numPr>
-        <w:ind w:left="709"/>
         <w:rPr>
           <w:lang w:val="es-419" w:eastAsia="es-CO"/>
         </w:rPr>
@@ -7680,9 +7750,8 @@
         <w:pStyle w:val="Prrafodelista"/>
         <w:numPr>
           <w:ilvl w:val="0"/>
-          <w:numId w:val="13"/>
+          <w:numId w:val="46"/>
         </w:numPr>
-        <w:ind w:left="709"/>
         <w:rPr>
           <w:lang w:val="es-419" w:eastAsia="es-CO"/>
         </w:rPr>
@@ -7711,9 +7780,8 @@
         <w:pStyle w:val="Prrafodelista"/>
         <w:numPr>
           <w:ilvl w:val="0"/>
-          <w:numId w:val="13"/>
+          <w:numId w:val="46"/>
         </w:numPr>
-        <w:ind w:left="709"/>
         <w:rPr>
           <w:lang w:val="es-419" w:eastAsia="es-CO"/>
         </w:rPr>
@@ -7730,9 +7798,8 @@
         <w:pStyle w:val="Prrafodelista"/>
         <w:numPr>
           <w:ilvl w:val="0"/>
-          <w:numId w:val="13"/>
+          <w:numId w:val="46"/>
         </w:numPr>
-        <w:ind w:left="709"/>
         <w:rPr>
           <w:lang w:val="es-419" w:eastAsia="es-CO"/>
         </w:rPr>
@@ -7816,9 +7883,8 @@
         <w:pStyle w:val="Prrafodelista"/>
         <w:numPr>
           <w:ilvl w:val="0"/>
-          <w:numId w:val="15"/>
+          <w:numId w:val="47"/>
         </w:numPr>
-        <w:ind w:left="709"/>
         <w:rPr>
           <w:lang w:val="es-419" w:eastAsia="es-CO"/>
         </w:rPr>
@@ -7860,9 +7926,8 @@
         <w:pStyle w:val="Prrafodelista"/>
         <w:numPr>
           <w:ilvl w:val="0"/>
-          <w:numId w:val="15"/>
+          <w:numId w:val="47"/>
         </w:numPr>
-        <w:ind w:left="709"/>
         <w:rPr>
           <w:lang w:val="es-419" w:eastAsia="es-CO"/>
         </w:rPr>
@@ -7879,9 +7944,8 @@
         <w:pStyle w:val="Prrafodelista"/>
         <w:numPr>
           <w:ilvl w:val="0"/>
-          <w:numId w:val="15"/>
+          <w:numId w:val="47"/>
         </w:numPr>
-        <w:ind w:left="709"/>
         <w:rPr>
           <w:lang w:val="es-419" w:eastAsia="es-CO"/>
         </w:rPr>
@@ -7898,9 +7962,8 @@
         <w:pStyle w:val="Prrafodelista"/>
         <w:numPr>
           <w:ilvl w:val="0"/>
-          <w:numId w:val="15"/>
+          <w:numId w:val="47"/>
         </w:numPr>
-        <w:ind w:left="709"/>
         <w:rPr>
           <w:lang w:val="es-419" w:eastAsia="es-CO"/>
         </w:rPr>
@@ -7917,9 +7980,8 @@
         <w:pStyle w:val="Prrafodelista"/>
         <w:numPr>
           <w:ilvl w:val="0"/>
-          <w:numId w:val="15"/>
+          <w:numId w:val="47"/>
         </w:numPr>
-        <w:ind w:left="709"/>
         <w:rPr>
           <w:lang w:val="es-419" w:eastAsia="es-CO"/>
         </w:rPr>
@@ -7936,9 +7998,8 @@
         <w:pStyle w:val="Prrafodelista"/>
         <w:numPr>
           <w:ilvl w:val="0"/>
-          <w:numId w:val="15"/>
+          <w:numId w:val="47"/>
         </w:numPr>
-        <w:ind w:left="709"/>
         <w:rPr>
           <w:lang w:val="es-419" w:eastAsia="es-CO"/>
         </w:rPr>
@@ -8056,8 +8117,9 @@
         <w:pStyle w:val="Prrafodelista"/>
         <w:numPr>
           <w:ilvl w:val="0"/>
-          <w:numId w:val="16"/>
+          <w:numId w:val="50"/>
         </w:numPr>
+        <w:ind w:left="1418"/>
         <w:rPr>
           <w:rFonts w:eastAsia="Times New Roman"/>
           <w:color w:val="000000"/>
@@ -8078,8 +8140,9 @@
         <w:pStyle w:val="Prrafodelista"/>
         <w:numPr>
           <w:ilvl w:val="0"/>
-          <w:numId w:val="16"/>
+          <w:numId w:val="50"/>
         </w:numPr>
+        <w:ind w:left="1418"/>
         <w:rPr>
           <w:rFonts w:eastAsia="Times New Roman"/>
           <w:color w:val="000000"/>
@@ -8106,8 +8169,9 @@
         <w:pStyle w:val="Prrafodelista"/>
         <w:numPr>
           <w:ilvl w:val="0"/>
-          <w:numId w:val="16"/>
+          <w:numId w:val="50"/>
         </w:numPr>
+        <w:ind w:left="1418"/>
         <w:rPr>
           <w:rFonts w:eastAsia="Times New Roman"/>
           <w:color w:val="000000"/>
@@ -8142,8 +8206,9 @@
         <w:pStyle w:val="Prrafodelista"/>
         <w:numPr>
           <w:ilvl w:val="0"/>
-          <w:numId w:val="16"/>
+          <w:numId w:val="50"/>
         </w:numPr>
+        <w:ind w:left="1418"/>
         <w:rPr>
           <w:rFonts w:eastAsia="Times New Roman"/>
           <w:color w:val="000000"/>
@@ -8257,7 +8322,7 @@
           <w:ilvl w:val="0"/>
           <w:numId w:val="17"/>
         </w:numPr>
-        <w:ind w:left="709"/>
+        <w:ind w:left="1418"/>
         <w:rPr>
           <w:lang w:val="es-419" w:eastAsia="es-CO"/>
         </w:rPr>
@@ -8276,7 +8341,7 @@
           <w:ilvl w:val="0"/>
           <w:numId w:val="17"/>
         </w:numPr>
-        <w:ind w:left="709"/>
+        <w:ind w:left="1418"/>
         <w:rPr>
           <w:lang w:val="es-419" w:eastAsia="es-CO"/>
         </w:rPr>
@@ -8295,7 +8360,7 @@
           <w:ilvl w:val="0"/>
           <w:numId w:val="17"/>
         </w:numPr>
-        <w:ind w:left="709"/>
+        <w:ind w:left="1418"/>
         <w:rPr>
           <w:lang w:val="es-419" w:eastAsia="es-CO"/>
         </w:rPr>
@@ -8314,22 +8379,28 @@
           <w:ilvl w:val="0"/>
           <w:numId w:val="17"/>
         </w:numPr>
-        <w:ind w:left="709"/>
-        <w:rPr>
-          <w:lang w:val="es-419" w:eastAsia="es-CO"/>
-        </w:rPr>
-      </w:pPr>
-      <w:r>
-        <w:rPr>
-          <w:lang w:val="es-419" w:eastAsia="es-CO"/>
-        </w:rPr>
-        <w:t>responsable del movimiento.</w:t>
+        <w:ind w:left="1418"/>
+        <w:rPr>
+          <w:lang w:val="es-419" w:eastAsia="es-CO"/>
+        </w:rPr>
+      </w:pPr>
+      <w:r>
+        <w:rPr>
+          <w:lang w:val="es-419" w:eastAsia="es-CO"/>
+        </w:rPr>
+        <w:t>R</w:t>
+      </w:r>
+      <w:r>
+        <w:rPr>
+          <w:lang w:val="es-419" w:eastAsia="es-CO"/>
+        </w:rPr>
+        <w:t>esponsable del movimiento.</w:t>
       </w:r>
     </w:p>
     <w:p>
       <w:pPr>
         <w:pStyle w:val="Prrafodelista"/>
-        <w:ind w:left="709" w:firstLine="0"/>
+        <w:ind w:left="1134" w:firstLine="0"/>
         <w:rPr>
           <w:lang w:val="es-419" w:eastAsia="es-CO"/>
         </w:rPr>
@@ -8488,6 +8559,7 @@
           <w:ilvl w:val="0"/>
           <w:numId w:val="18"/>
         </w:numPr>
+        <w:ind w:left="1418"/>
         <w:rPr>
           <w:lang w:val="es-419" w:eastAsia="es-CO"/>
         </w:rPr>
@@ -8519,6 +8591,7 @@
           <w:ilvl w:val="0"/>
           <w:numId w:val="18"/>
         </w:numPr>
+        <w:ind w:left="1418"/>
         <w:rPr>
           <w:lang w:val="es-419" w:eastAsia="es-CO"/>
         </w:rPr>
@@ -8537,6 +8610,7 @@
           <w:ilvl w:val="0"/>
           <w:numId w:val="18"/>
         </w:numPr>
+        <w:ind w:left="1418"/>
         <w:rPr>
           <w:lang w:val="es-419" w:eastAsia="es-CO"/>
         </w:rPr>
@@ -8707,7 +8781,7 @@
           <w:ilvl w:val="0"/>
           <w:numId w:val="19"/>
         </w:numPr>
-        <w:ind w:left="709"/>
+        <w:ind w:left="1418"/>
         <w:rPr>
           <w:lang w:val="es-419" w:eastAsia="es-CO"/>
         </w:rPr>
@@ -8726,7 +8800,7 @@
           <w:ilvl w:val="0"/>
           <w:numId w:val="19"/>
         </w:numPr>
-        <w:ind w:left="709"/>
+        <w:ind w:left="1418"/>
         <w:rPr>
           <w:lang w:val="es-419" w:eastAsia="es-CO"/>
         </w:rPr>
@@ -8745,7 +8819,7 @@
           <w:ilvl w:val="0"/>
           <w:numId w:val="19"/>
         </w:numPr>
-        <w:ind w:left="709"/>
+        <w:ind w:left="1418"/>
         <w:rPr>
           <w:lang w:val="es-419" w:eastAsia="es-CO"/>
         </w:rPr>
@@ -8764,7 +8838,7 @@
           <w:ilvl w:val="0"/>
           <w:numId w:val="19"/>
         </w:numPr>
-        <w:ind w:left="709"/>
+        <w:ind w:left="1418"/>
         <w:rPr>
           <w:lang w:val="es-419" w:eastAsia="es-CO"/>
         </w:rPr>
@@ -8783,7 +8857,7 @@
           <w:ilvl w:val="0"/>
           <w:numId w:val="19"/>
         </w:numPr>
-        <w:ind w:left="709"/>
+        <w:ind w:left="1418"/>
         <w:rPr>
           <w:lang w:val="es-419" w:eastAsia="es-CO"/>
         </w:rPr>
@@ -8802,7 +8876,7 @@
           <w:ilvl w:val="0"/>
           <w:numId w:val="19"/>
         </w:numPr>
-        <w:ind w:left="709"/>
+        <w:ind w:left="1418"/>
         <w:rPr>
           <w:lang w:val="es-419" w:eastAsia="es-CO"/>
         </w:rPr>
@@ -8861,7 +8935,7 @@
           <w:ilvl w:val="0"/>
           <w:numId w:val="20"/>
         </w:numPr>
-        <w:ind w:left="709"/>
+        <w:ind w:left="1418"/>
         <w:rPr>
           <w:lang w:val="es-419" w:eastAsia="es-CO"/>
         </w:rPr>
@@ -8880,7 +8954,7 @@
           <w:ilvl w:val="0"/>
           <w:numId w:val="20"/>
         </w:numPr>
-        <w:ind w:left="709"/>
+        <w:ind w:left="1418"/>
         <w:rPr>
           <w:lang w:val="es-419" w:eastAsia="es-CO"/>
         </w:rPr>
@@ -8905,7 +8979,7 @@
           <w:ilvl w:val="0"/>
           <w:numId w:val="20"/>
         </w:numPr>
-        <w:ind w:left="709"/>
+        <w:ind w:left="1418"/>
         <w:rPr>
           <w:lang w:val="es-419" w:eastAsia="es-CO"/>
         </w:rPr>
@@ -8930,7 +9004,7 @@
           <w:ilvl w:val="0"/>
           <w:numId w:val="20"/>
         </w:numPr>
-        <w:ind w:left="709"/>
+        <w:ind w:left="1418"/>
         <w:rPr>
           <w:lang w:val="es-419" w:eastAsia="es-CO"/>
         </w:rPr>
@@ -8949,7 +9023,7 @@
           <w:ilvl w:val="0"/>
           <w:numId w:val="20"/>
         </w:numPr>
-        <w:ind w:left="709"/>
+        <w:ind w:left="1418"/>
         <w:rPr>
           <w:lang w:val="es-419" w:eastAsia="es-CO"/>
         </w:rPr>
@@ -8969,7 +9043,7 @@
           <w:ilvl w:val="0"/>
           <w:numId w:val="20"/>
         </w:numPr>
-        <w:ind w:left="709"/>
+        <w:ind w:left="1418"/>
         <w:rPr>
           <w:lang w:val="es-419" w:eastAsia="es-CO"/>
         </w:rPr>
@@ -9028,7 +9102,7 @@
           <w:ilvl w:val="0"/>
           <w:numId w:val="21"/>
         </w:numPr>
-        <w:ind w:left="709"/>
+        <w:ind w:left="1418"/>
         <w:rPr>
           <w:lang w:val="es-419" w:eastAsia="es-CO"/>
         </w:rPr>
@@ -9047,7 +9121,7 @@
           <w:ilvl w:val="0"/>
           <w:numId w:val="21"/>
         </w:numPr>
-        <w:ind w:left="709"/>
+        <w:ind w:left="1418"/>
         <w:rPr>
           <w:lang w:val="es-419" w:eastAsia="es-CO"/>
         </w:rPr>
@@ -9066,7 +9140,7 @@
           <w:ilvl w:val="0"/>
           <w:numId w:val="21"/>
         </w:numPr>
-        <w:ind w:left="709"/>
+        <w:ind w:left="1418"/>
         <w:rPr>
           <w:lang w:val="es-419" w:eastAsia="es-CO"/>
         </w:rPr>
@@ -9085,7 +9159,7 @@
           <w:ilvl w:val="0"/>
           <w:numId w:val="21"/>
         </w:numPr>
-        <w:ind w:left="709"/>
+        <w:ind w:left="1418"/>
         <w:rPr>
           <w:lang w:val="es-419" w:eastAsia="es-CO"/>
         </w:rPr>
@@ -9104,7 +9178,7 @@
           <w:ilvl w:val="0"/>
           <w:numId w:val="21"/>
         </w:numPr>
-        <w:ind w:left="709"/>
+        <w:ind w:left="1418"/>
         <w:rPr>
           <w:lang w:val="es-419" w:eastAsia="es-CO"/>
         </w:rPr>
@@ -9162,7 +9236,7 @@
           <w:ilvl w:val="0"/>
           <w:numId w:val="22"/>
         </w:numPr>
-        <w:ind w:left="709"/>
+        <w:ind w:left="1418"/>
         <w:rPr>
           <w:lang w:val="es-419" w:eastAsia="es-CO"/>
         </w:rPr>
@@ -9206,7 +9280,7 @@
           <w:ilvl w:val="0"/>
           <w:numId w:val="22"/>
         </w:numPr>
-        <w:ind w:left="709"/>
+        <w:ind w:left="1418"/>
         <w:rPr>
           <w:lang w:val="es-419" w:eastAsia="es-CO"/>
         </w:rPr>
@@ -9225,7 +9299,7 @@
           <w:ilvl w:val="0"/>
           <w:numId w:val="22"/>
         </w:numPr>
-        <w:ind w:left="709"/>
+        <w:ind w:left="1418"/>
         <w:rPr>
           <w:lang w:val="es-419" w:eastAsia="es-CO"/>
         </w:rPr>
@@ -9244,7 +9318,7 @@
           <w:ilvl w:val="0"/>
           <w:numId w:val="22"/>
         </w:numPr>
-        <w:ind w:left="709"/>
+        <w:ind w:left="1418"/>
         <w:rPr>
           <w:lang w:val="es-419" w:eastAsia="es-CO"/>
         </w:rPr>
@@ -9263,7 +9337,7 @@
           <w:ilvl w:val="0"/>
           <w:numId w:val="22"/>
         </w:numPr>
-        <w:ind w:left="709"/>
+        <w:ind w:left="1418"/>
         <w:rPr>
           <w:lang w:val="es-419" w:eastAsia="es-CO"/>
         </w:rPr>
@@ -9282,7 +9356,7 @@
           <w:ilvl w:val="0"/>
           <w:numId w:val="22"/>
         </w:numPr>
-        <w:ind w:left="709"/>
+        <w:ind w:left="1418"/>
         <w:rPr>
           <w:lang w:val="es-419" w:eastAsia="es-CO"/>
         </w:rPr>
@@ -9301,7 +9375,7 @@
           <w:ilvl w:val="0"/>
           <w:numId w:val="22"/>
         </w:numPr>
-        <w:ind w:left="709"/>
+        <w:ind w:left="1418"/>
         <w:rPr>
           <w:lang w:val="es-419" w:eastAsia="es-CO"/>
         </w:rPr>
@@ -9353,6 +9427,7 @@
           <w:ilvl w:val="0"/>
           <w:numId w:val="24"/>
         </w:numPr>
+        <w:ind w:left="1418"/>
         <w:rPr>
           <w:lang w:val="es-419" w:eastAsia="es-CO"/>
         </w:rPr>
@@ -9384,6 +9459,7 @@
           <w:ilvl w:val="0"/>
           <w:numId w:val="24"/>
         </w:numPr>
+        <w:ind w:left="1418"/>
         <w:rPr>
           <w:lang w:val="es-419" w:eastAsia="es-CO"/>
         </w:rPr>
@@ -9402,6 +9478,7 @@
           <w:ilvl w:val="0"/>
           <w:numId w:val="24"/>
         </w:numPr>
+        <w:ind w:left="1418"/>
         <w:rPr>
           <w:lang w:val="es-419" w:eastAsia="es-CO"/>
         </w:rPr>
@@ -9420,6 +9497,7 @@
           <w:ilvl w:val="0"/>
           <w:numId w:val="24"/>
         </w:numPr>
+        <w:ind w:left="1418"/>
         <w:rPr>
           <w:lang w:val="es-419" w:eastAsia="es-CO"/>
         </w:rPr>
@@ -9538,7 +9616,7 @@
           <w:ilvl w:val="0"/>
           <w:numId w:val="25"/>
         </w:numPr>
-        <w:ind w:left="709"/>
+        <w:ind w:left="1418"/>
         <w:rPr>
           <w:lang w:val="es-419" w:eastAsia="es-CO"/>
         </w:rPr>
@@ -9570,7 +9648,7 @@
           <w:ilvl w:val="0"/>
           <w:numId w:val="25"/>
         </w:numPr>
-        <w:ind w:left="709"/>
+        <w:ind w:left="1418"/>
         <w:rPr>
           <w:lang w:val="es-419" w:eastAsia="es-CO"/>
         </w:rPr>
@@ -9589,7 +9667,7 @@
           <w:ilvl w:val="0"/>
           <w:numId w:val="25"/>
         </w:numPr>
-        <w:ind w:left="709"/>
+        <w:ind w:left="1418"/>
         <w:rPr>
           <w:lang w:val="es-419" w:eastAsia="es-CO"/>
         </w:rPr>
@@ -9608,7 +9686,7 @@
           <w:ilvl w:val="0"/>
           <w:numId w:val="25"/>
         </w:numPr>
-        <w:ind w:left="709"/>
+        <w:ind w:left="1418"/>
         <w:rPr>
           <w:lang w:val="es-419" w:eastAsia="es-CO"/>
         </w:rPr>
@@ -9627,7 +9705,7 @@
           <w:ilvl w:val="0"/>
           <w:numId w:val="25"/>
         </w:numPr>
-        <w:ind w:left="709"/>
+        <w:ind w:left="1418"/>
         <w:rPr>
           <w:lang w:val="es-419" w:eastAsia="es-CO"/>
         </w:rPr>
@@ -9646,7 +9724,7 @@
           <w:ilvl w:val="0"/>
           <w:numId w:val="25"/>
         </w:numPr>
-        <w:ind w:left="709"/>
+        <w:ind w:left="1418"/>
         <w:rPr>
           <w:lang w:val="es-419" w:eastAsia="es-CO"/>
         </w:rPr>
@@ -9678,7 +9756,7 @@
           <w:ilvl w:val="0"/>
           <w:numId w:val="26"/>
         </w:numPr>
-        <w:ind w:left="709"/>
+        <w:ind w:left="1418"/>
         <w:rPr>
           <w:lang w:val="es-419" w:eastAsia="es-CO"/>
         </w:rPr>
@@ -9703,7 +9781,7 @@
           <w:ilvl w:val="0"/>
           <w:numId w:val="26"/>
         </w:numPr>
-        <w:ind w:left="709"/>
+        <w:ind w:left="1418"/>
         <w:rPr>
           <w:lang w:val="es-419" w:eastAsia="es-CO"/>
         </w:rPr>
@@ -9728,7 +9806,7 @@
           <w:ilvl w:val="0"/>
           <w:numId w:val="26"/>
         </w:numPr>
-        <w:ind w:left="709"/>
+        <w:ind w:left="1418"/>
         <w:rPr>
           <w:lang w:val="es-419" w:eastAsia="es-CO"/>
         </w:rPr>
@@ -9753,7 +9831,7 @@
           <w:ilvl w:val="0"/>
           <w:numId w:val="26"/>
         </w:numPr>
-        <w:ind w:left="709"/>
+        <w:ind w:left="1418"/>
         <w:rPr>
           <w:lang w:val="es-419" w:eastAsia="es-CO"/>
         </w:rPr>
@@ -9807,10 +9885,10 @@
           <w:lang w:val="es-419" w:eastAsia="es-CO"/>
         </w:rPr>
         <w:drawing>
-          <wp:inline distT="0" distB="0" distL="0" distR="0" wp14:anchorId="7FEB1C24" wp14:editId="027841D3">
-            <wp:extent cx="5267325" cy="2950061"/>
-            <wp:effectExtent l="0" t="0" r="0" b="3175"/>
-            <wp:docPr id="13" name="Imagen 13" descr="En la figura se presentan las tendencias actuales en registros generados en almacén.&#10;Automatización con IoT y sensores: dispositivos conectados registran automáticamente movimientos de mercancía, condiciones ambientales.&#10;Blockchain para trazabilidad total: registros inalterables y transparentes desde el proveedor hasta el cliente final.&#10;Plataformas en la nube: acceso remoto 24/7 a los datos, sincronización en tiempo real entre múltiples almacenes.&#10;Inteligencia artificial predictiva: algoritmos que anticipan caducidades y necesidades de espacio, alertan sobre anomalías antes de que ocurran.&#10;Dispositivos móviles y hands-free: tabletas y smartphones para registro instantáneo, realidad aumentada con gafas para verificar datos en tiempo real.&#10;&#10;"/>
+          <wp:inline distT="0" distB="0" distL="0" distR="0" wp14:anchorId="27E97C36" wp14:editId="60169A6B">
+            <wp:extent cx="4922875" cy="2757146"/>
+            <wp:effectExtent l="0" t="0" r="0" b="5715"/>
+            <wp:docPr id="1" name="Imagen 1" descr="En la figura se presentan las tendencias actuales en reportes generados en almacén.&#10;- Reportes en tiempo real&#10;Con tecnologías IoT y cloud computing.&#10;- Predictivos&#10; Uso de IA para anticipar necesidades.&#10;- Mobile&#10;Acceso desde dispositivos móviles.&#10;- Interactivos&#10;Filtros y drill-down para análisis profundo.&#10;- Integrados&#10;Conexión con otros departamentos (ventas-compras).&#10;"/>
             <wp:cNvGraphicFramePr>
               <a:graphicFrameLocks xmlns:a="http://schemas.openxmlformats.org/drawingml/2006/main" noChangeAspect="1"/>
             </wp:cNvGraphicFramePr>
@@ -9818,7 +9896,7 @@
               <a:graphicData uri="http://schemas.openxmlformats.org/drawingml/2006/picture">
                 <pic:pic xmlns:pic="http://schemas.openxmlformats.org/drawingml/2006/picture">
                   <pic:nvPicPr>
-                    <pic:cNvPr id="13" name="Imagen 13" descr="En la figura se presentan las tendencias actuales en registros generados en almacén.&#10;Automatización con IoT y sensores: dispositivos conectados registran automáticamente movimientos de mercancía, condiciones ambientales.&#10;Blockchain para trazabilidad total: registros inalterables y transparentes desde el proveedor hasta el cliente final.&#10;Plataformas en la nube: acceso remoto 24/7 a los datos, sincronización en tiempo real entre múltiples almacenes.&#10;Inteligencia artificial predictiva: algoritmos que anticipan caducidades y necesidades de espacio, alertan sobre anomalías antes de que ocurran.&#10;Dispositivos móviles y hands-free: tabletas y smartphones para registro instantáneo, realidad aumentada con gafas para verificar datos en tiempo real.&#10;&#10;"/>
+                    <pic:cNvPr id="1" name="Imagen 1" descr="En la figura se presentan las tendencias actuales en reportes generados en almacén.&#10;- Reportes en tiempo real&#10;Con tecnologías IoT y cloud computing.&#10;- Predictivos&#10; Uso de IA para anticipar necesidades.&#10;- Mobile&#10;Acceso desde dispositivos móviles.&#10;- Interactivos&#10;Filtros y drill-down para análisis profundo.&#10;- Integrados&#10;Conexión con otros departamentos (ventas-compras).&#10;"/>
                     <pic:cNvPicPr/>
                   </pic:nvPicPr>
                   <pic:blipFill>
@@ -9836,7 +9914,7 @@
                   <pic:spPr>
                     <a:xfrm>
                       <a:off x="0" y="0"/>
-                      <a:ext cx="5274559" cy="2954113"/>
+                      <a:ext cx="4933699" cy="2763208"/>
                     </a:xfrm>
                     <a:prstGeom prst="rect">
                       <a:avLst/>
@@ -9857,16 +9935,6 @@
           <w:lang w:val="es-419" w:eastAsia="es-CO"/>
         </w:rPr>
       </w:pPr>
-      <w:r>
-        <w:rPr>
-          <w:b/>
-          <w:bCs/>
-          <w:sz w:val="24"/>
-          <w:szCs w:val="24"/>
-          <w:lang w:val="es-419" w:eastAsia="es-CO"/>
-        </w:rPr>
-        <w:t xml:space="preserve">    </w:t>
-      </w:r>
       <w:r>
         <w:rPr>
           <w:b/>
@@ -10209,10 +10277,10 @@
           <w:lang w:val="es-419" w:eastAsia="es-CO"/>
         </w:rPr>
         <w:drawing>
-          <wp:inline distT="0" distB="0" distL="0" distR="0" wp14:anchorId="6D3D4D97" wp14:editId="6B9E3E7D">
+          <wp:inline distT="0" distB="0" distL="0" distR="0" wp14:anchorId="6D3D4D97" wp14:editId="35BD911C">
             <wp:extent cx="4762500" cy="3745239"/>
             <wp:effectExtent l="0" t="0" r="0" b="7620"/>
-            <wp:docPr id="15" name="Imagen 15" descr="n la figura se presentan los principios para el manejo de información confidencial.&#10;Confidencialidad: garantizar que la información solo sea accesible para personas autorizadas.&#10;Implementar medidas de seguridad como cifrado, contraseñas y permisos de acceso.&#10;Integridad: asegurar que la información no sea alterada, modificada o eliminada de manera no autorizada.&#10;Utilizar métodos de verificación como figuras digitales y registros de auditoría.&#10;Disponibilidad: mantener la información accesible para los usuarios autorizados cuando sea necesario.&#10;Implementar respaldos (backups) y planes de recuperación ante desastres.&#10;Legalidad: cumplir con las normativas aplicables.&#10;Obtener consentimiento informal para el manejo de datos personales.&#10;Responsabilidad y transparencia: designar responsables del manejo de información confidencial.&#10;Informar a los usuarios sobre cómo se usa y protege su información.&#10;Minimización de datos: recolectar y almacenar solo la información estrictamente necesaria.&#10;Evitar la retención excesiva de datos.&#10;Gestión de riesgos: identificar posibles amenazas vulnerables.&#10;Implementar controles para mitigar riesgos."/>
+            <wp:docPr id="15" name="Imagen 15" descr="En la figura se presentan los principios para el manejo de información confidencial.&#10;Confidencialidad: garantizar que la información solo sea accesible para personas autorizadas.&#10;Implementar medidas de seguridad como cifrado, contraseñas y permisos de acceso.&#10;Integridad: asegurar que la información no sea alterada, modificada o eliminada de manera no autorizada.&#10;Utilizar métodos de verificación como figuras digitales y registros de auditoría.&#10;Disponibilidad: mantener la información accesible para los usuarios autorizados cuando sea necesario.&#10;Implementar respaldos (backups) y planes de recuperación ante desastres.&#10;Legalidad: cumplir con las normativas aplicables.&#10;Obtener consentimiento informal para el manejo de datos personales.&#10;Responsabilidad y transparencia: designar responsables del manejo de información confidencial.&#10;Informar a los usuarios sobre cómo se usa y protege su información.&#10;Minimización de datos: recolectar y almacenar solo la información estrictamente necesaria.&#10;Evitar la retención excesiva de datos.&#10;Gestión de riesgos: identificar posibles amenazas vulnerables.&#10;Implementar controles para mitigar riesgos."/>
             <wp:cNvGraphicFramePr>
               <a:graphicFrameLocks xmlns:a="http://schemas.openxmlformats.org/drawingml/2006/main" noChangeAspect="1"/>
             </wp:cNvGraphicFramePr>
@@ -10220,7 +10288,7 @@
               <a:graphicData uri="http://schemas.openxmlformats.org/drawingml/2006/picture">
                 <pic:pic xmlns:pic="http://schemas.openxmlformats.org/drawingml/2006/picture">
                   <pic:nvPicPr>
-                    <pic:cNvPr id="15" name="Imagen 15" descr="n la figura se presentan los principios para el manejo de información confidencial.&#10;Confidencialidad: garantizar que la información solo sea accesible para personas autorizadas.&#10;Implementar medidas de seguridad como cifrado, contraseñas y permisos de acceso.&#10;Integridad: asegurar que la información no sea alterada, modificada o eliminada de manera no autorizada.&#10;Utilizar métodos de verificación como figuras digitales y registros de auditoría.&#10;Disponibilidad: mantener la información accesible para los usuarios autorizados cuando sea necesario.&#10;Implementar respaldos (backups) y planes de recuperación ante desastres.&#10;Legalidad: cumplir con las normativas aplicables.&#10;Obtener consentimiento informal para el manejo de datos personales.&#10;Responsabilidad y transparencia: designar responsables del manejo de información confidencial.&#10;Informar a los usuarios sobre cómo se usa y protege su información.&#10;Minimización de datos: recolectar y almacenar solo la información estrictamente necesaria.&#10;Evitar la retención excesiva de datos.&#10;Gestión de riesgos: identificar posibles amenazas vulnerables.&#10;Implementar controles para mitigar riesgos."/>
+                    <pic:cNvPr id="15" name="Imagen 15" descr="En la figura se presentan los principios para el manejo de información confidencial.&#10;Confidencialidad: garantizar que la información solo sea accesible para personas autorizadas.&#10;Implementar medidas de seguridad como cifrado, contraseñas y permisos de acceso.&#10;Integridad: asegurar que la información no sea alterada, modificada o eliminada de manera no autorizada.&#10;Utilizar métodos de verificación como figuras digitales y registros de auditoría.&#10;Disponibilidad: mantener la información accesible para los usuarios autorizados cuando sea necesario.&#10;Implementar respaldos (backups) y planes de recuperación ante desastres.&#10;Legalidad: cumplir con las normativas aplicables.&#10;Obtener consentimiento informal para el manejo de datos personales.&#10;Responsabilidad y transparencia: designar responsables del manejo de información confidencial.&#10;Informar a los usuarios sobre cómo se usa y protege su información.&#10;Minimización de datos: recolectar y almacenar solo la información estrictamente necesaria.&#10;Evitar la retención excesiva de datos.&#10;Gestión de riesgos: identificar posibles amenazas vulnerables.&#10;Implementar controles para mitigar riesgos."/>
                     <pic:cNvPicPr/>
                   </pic:nvPicPr>
                   <pic:blipFill>
@@ -10864,7 +10932,7 @@
                 <w:color w:val="404040"/>
                 <w:szCs w:val="24"/>
               </w:rPr>
-              <w:t>Son un tipo de herramienta que se realiza de manera individual, y consiste en la aplicación de un cuestionario que puede ser estructurado o no. Antes de aplicarse se debe definir las variables a identificar para obtener los datos adecuados.</w:t>
+              <w:t>Son un tipo de herramienta que se realiza de manera individual, y consiste en la aplicación de un cuestionario que puede ser estructurado o no. Antes de aplicarse debe definir las variables a identificar para obtener los datos adecuados.</w:t>
             </w:r>
           </w:p>
         </w:tc>
@@ -15753,7 +15821,7 @@
           <w:ilvl w:val="0"/>
           <w:numId w:val="45"/>
         </w:numPr>
-        <w:ind w:left="709"/>
+        <w:ind w:left="1134"/>
         <w:rPr>
           <w:b/>
           <w:bCs/>
@@ -15818,7 +15886,7 @@
           <w:ilvl w:val="0"/>
           <w:numId w:val="45"/>
         </w:numPr>
-        <w:ind w:left="709"/>
+        <w:ind w:left="1134"/>
         <w:rPr>
           <w:b/>
           <w:bCs/>
@@ -15860,7 +15928,7 @@
           <w:ilvl w:val="0"/>
           <w:numId w:val="45"/>
         </w:numPr>
-        <w:ind w:left="709"/>
+        <w:ind w:left="1134"/>
         <w:rPr>
           <w:b/>
           <w:bCs/>
@@ -15902,7 +15970,7 @@
           <w:ilvl w:val="0"/>
           <w:numId w:val="45"/>
         </w:numPr>
-        <w:ind w:left="709"/>
+        <w:ind w:left="1134"/>
         <w:rPr>
           <w:b/>
           <w:bCs/>
@@ -15933,6 +16001,7 @@
     </w:p>
     <w:p>
       <w:pPr>
+        <w:ind w:left="1134"/>
         <w:rPr>
           <w:lang w:val="es-419" w:eastAsia="es-CO"/>
         </w:rPr>
@@ -15945,7 +16014,7 @@
           <w:ilvl w:val="0"/>
           <w:numId w:val="45"/>
         </w:numPr>
-        <w:ind w:left="709"/>
+        <w:ind w:left="1134"/>
         <w:rPr>
           <w:b/>
           <w:bCs/>
@@ -19796,14 +19865,26 @@
                 <w:szCs w:val="28"/>
               </w:rPr>
             </w:pPr>
-            <w:r>
+            <w:hyperlink r:id="rId27" w:history="1">
+              <w:r>
+                <w:rPr>
+                  <w:rStyle w:val="Hipervnculo"/>
+                  <w:sz w:val="28"/>
+                  <w:szCs w:val="28"/>
+                </w:rPr>
+                <w:t>https://www.youtube.com/watch?v=4KaLVfgjIl4</w:t>
+              </w:r>
+            </w:hyperlink>
+          </w:p>
+          <w:p>
+            <w:pPr>
+              <w:pStyle w:val="TextoTablas"/>
               <w:rPr>
                 <w:rStyle w:val="Hipervnculo"/>
                 <w:sz w:val="28"/>
                 <w:szCs w:val="28"/>
               </w:rPr>
-              <w:t>https://www.youtube.com/watch?v=4KaLVfgjIl4</w:t>
-            </w:r>
+            </w:pPr>
           </w:p>
         </w:tc>
       </w:tr>
@@ -19957,7 +20038,7 @@
           <w:szCs w:val="28"/>
         </w:rPr>
       </w:pPr>
-      <w:hyperlink r:id="rId27" w:history="1">
+      <w:hyperlink r:id="rId28" w:history="1">
         <w:r>
           <w:rPr>
             <w:rStyle w:val="Hipervnculo"/>
@@ -20057,7 +20138,7 @@
         </w:rPr>
         <w:t xml:space="preserve">. </w:t>
       </w:r>
-      <w:hyperlink r:id="rId28" w:history="1">
+      <w:hyperlink r:id="rId29" w:history="1">
         <w:r>
           <w:rPr>
             <w:rStyle w:val="Hipervnculo"/>
@@ -20186,7 +20267,7 @@
         </w:rPr>
         <w:t xml:space="preserve"> </w:t>
       </w:r>
-      <w:hyperlink r:id="rId29" w:history="1">
+      <w:hyperlink r:id="rId30" w:history="1">
         <w:r>
           <w:rPr>
             <w:rStyle w:val="Hipervnculo"/>
@@ -20375,7 +20456,7 @@
         </w:rPr>
         <w:t xml:space="preserve">. </w:t>
       </w:r>
-      <w:hyperlink r:id="rId30" w:history="1">
+      <w:hyperlink r:id="rId31" w:history="1">
         <w:r>
           <w:rPr>
             <w:rStyle w:val="Hipervnculo"/>
@@ -20455,7 +20536,7 @@
         </w:rPr>
         <w:t xml:space="preserve">. </w:t>
       </w:r>
-      <w:hyperlink r:id="rId31" w:history="1">
+      <w:hyperlink r:id="rId32" w:history="1">
         <w:r>
           <w:rPr>
             <w:rStyle w:val="Hipervnculo"/>
@@ -21222,7 +21303,7 @@
                 <w:rFonts w:cs="Calibri"/>
                 <w:szCs w:val="24"/>
               </w:rPr>
-              <w:t>Carmen Alicia Martínez Torres</w:t>
+              <w:t>María Fernanda Morales Angulo</w:t>
             </w:r>
           </w:p>
         </w:tc>
@@ -21243,7 +21324,21 @@
                 <w:rFonts w:cs="Calibri"/>
                 <w:szCs w:val="24"/>
               </w:rPr>
-              <w:t>Animador y productor audiovisual</w:t>
+              <w:t xml:space="preserve">Evaluador </w:t>
+            </w:r>
+            <w:r>
+              <w:rPr>
+                <w:rFonts w:cs="Calibri"/>
+                <w:szCs w:val="24"/>
+              </w:rPr>
+              <w:t>de</w:t>
+            </w:r>
+            <w:r>
+              <w:rPr>
+                <w:rFonts w:cs="Calibri"/>
+                <w:szCs w:val="24"/>
+              </w:rPr>
+              <w:t xml:space="preserve"> contenidos inclusivos y accesibles</w:t>
             </w:r>
           </w:p>
         </w:tc>
@@ -21264,7 +21359,7 @@
                 <w:rFonts w:cs="Calibri"/>
                 <w:szCs w:val="24"/>
               </w:rPr>
-              <w:t>Centro de Comercio y Servicios – Regional Atlántico</w:t>
+              <w:t>Centro de Comercio y Servicios - Regional Atlántico</w:t>
             </w:r>
           </w:p>
         </w:tc>
@@ -21290,7 +21385,7 @@
                 <w:rFonts w:cs="Calibri"/>
                 <w:szCs w:val="24"/>
               </w:rPr>
-              <w:t>María Fernanda Morales Angulo</w:t>
+              <w:t>Luz Karime Amaya Cabra</w:t>
             </w:r>
           </w:p>
         </w:tc>
@@ -21369,7 +21464,7 @@
                 <w:rFonts w:cs="Calibri"/>
                 <w:szCs w:val="24"/>
               </w:rPr>
-              <w:t>Luz Karime Amaya Cabra</w:t>
+              <w:t>Jonathan Adie Villafañe</w:t>
             </w:r>
           </w:p>
         </w:tc>
@@ -21390,21 +21485,7 @@
                 <w:rFonts w:cs="Calibri"/>
                 <w:szCs w:val="24"/>
               </w:rPr>
-              <w:t xml:space="preserve">Evaluador </w:t>
-            </w:r>
-            <w:r>
-              <w:rPr>
-                <w:rFonts w:cs="Calibri"/>
-                <w:szCs w:val="24"/>
-              </w:rPr>
-              <w:t>de</w:t>
-            </w:r>
-            <w:r>
-              <w:rPr>
-                <w:rFonts w:cs="Calibri"/>
-                <w:szCs w:val="24"/>
-              </w:rPr>
-              <w:t xml:space="preserve"> contenidos inclusivos y accesibles</w:t>
+              <w:t>Validador y vinculador de recursos digitales</w:t>
             </w:r>
           </w:p>
         </w:tc>
@@ -21451,7 +21532,7 @@
                 <w:rFonts w:cs="Calibri"/>
                 <w:szCs w:val="24"/>
               </w:rPr>
-              <w:t>Jonathan Adie Villafañe</w:t>
+              <w:t>Jairo Luis Valencia Ebratt</w:t>
             </w:r>
           </w:p>
         </w:tc>
@@ -21498,71 +21579,6 @@
           </w:p>
         </w:tc>
       </w:tr>
-      <w:tr>
-        <w:tc>
-          <w:tcPr>
-            <w:tcW w:w="2830" w:type="dxa"/>
-          </w:tcPr>
-          <w:p>
-            <w:pPr>
-              <w:pStyle w:val="TextoTablas"/>
-              <w:rPr>
-                <w:rFonts w:cs="Calibri"/>
-                <w:szCs w:val="24"/>
-              </w:rPr>
-            </w:pPr>
-            <w:r>
-              <w:rPr>
-                <w:rFonts w:cs="Calibri"/>
-                <w:szCs w:val="24"/>
-              </w:rPr>
-              <w:t>Jairo Luis Valencia Ebratt</w:t>
-            </w:r>
-          </w:p>
-        </w:tc>
-        <w:tc>
-          <w:tcPr>
-            <w:tcW w:w="3261" w:type="dxa"/>
-          </w:tcPr>
-          <w:p>
-            <w:pPr>
-              <w:pStyle w:val="TextoTablas"/>
-              <w:rPr>
-                <w:rFonts w:cs="Calibri"/>
-                <w:szCs w:val="24"/>
-              </w:rPr>
-            </w:pPr>
-            <w:r>
-              <w:rPr>
-                <w:rFonts w:cs="Calibri"/>
-                <w:szCs w:val="24"/>
-              </w:rPr>
-              <w:t>Validador y vinculador de recursos digitales</w:t>
-            </w:r>
-          </w:p>
-        </w:tc>
-        <w:tc>
-          <w:tcPr>
-            <w:tcW w:w="3969" w:type="dxa"/>
-          </w:tcPr>
-          <w:p>
-            <w:pPr>
-              <w:pStyle w:val="TextoTablas"/>
-              <w:rPr>
-                <w:rFonts w:cs="Calibri"/>
-                <w:szCs w:val="24"/>
-              </w:rPr>
-            </w:pPr>
-            <w:r>
-              <w:rPr>
-                <w:rFonts w:cs="Calibri"/>
-                <w:szCs w:val="24"/>
-              </w:rPr>
-              <w:t>Centro de Comercio y Servicios - Regional Atlántico</w:t>
-            </w:r>
-          </w:p>
-        </w:tc>
-      </w:tr>
     </w:tbl>
     <w:p>
       <w:pPr>
@@ -21576,8 +21592,8 @@
       </w:pPr>
     </w:p>
     <w:sectPr>
-      <w:headerReference w:type="default" r:id="rId32"/>
-      <w:footerReference w:type="default" r:id="rId33"/>
+      <w:headerReference w:type="default" r:id="rId33"/>
+      <w:footerReference w:type="default" r:id="rId34"/>
       <w:pgSz w:w="12240" w:h="15840"/>
       <w:pgMar w:top="1701" w:right="1134" w:bottom="1134" w:left="1134" w:header="709" w:footer="737" w:gutter="0"/>
       <w:pgNumType w:start="1"/>
@@ -22396,7 +22412,7 @@
   <w:abstractNum w:abstractNumId="5" w15:restartNumberingAfterBreak="0">
     <w:nsid w:val="11E66B31"/>
     <w:multiLevelType w:val="hybridMultilevel"/>
-    <w:tmpl w:val="52CCB098"/>
+    <w:tmpl w:val="F22658EE"/>
     <w:lvl w:ilvl="0" w:tplc="240A000B">
       <w:start w:val="1"/>
       <w:numFmt w:val="bullet"/>
@@ -22507,6 +22523,119 @@
     </w:lvl>
   </w:abstractNum>
   <w:abstractNum w:abstractNumId="6" w15:restartNumberingAfterBreak="0">
+    <w:nsid w:val="133921B7"/>
+    <w:multiLevelType w:val="hybridMultilevel"/>
+    <w:tmpl w:val="454E2AAA"/>
+    <w:lvl w:ilvl="0" w:tplc="240A0001">
+      <w:start w:val="1"/>
+      <w:numFmt w:val="bullet"/>
+      <w:lvlText w:val=""/>
+      <w:lvlJc w:val="left"/>
+      <w:pPr>
+        <w:ind w:left="1429" w:hanging="360"/>
+      </w:pPr>
+      <w:rPr>
+        <w:rFonts w:ascii="Symbol" w:hAnsi="Symbol" w:hint="default"/>
+      </w:rPr>
+    </w:lvl>
+    <w:lvl w:ilvl="1" w:tplc="240A0003" w:tentative="1">
+      <w:start w:val="1"/>
+      <w:numFmt w:val="bullet"/>
+      <w:lvlText w:val="o"/>
+      <w:lvlJc w:val="left"/>
+      <w:pPr>
+        <w:ind w:left="2149" w:hanging="360"/>
+      </w:pPr>
+      <w:rPr>
+        <w:rFonts w:ascii="Courier New" w:hAnsi="Courier New" w:cs="Courier New" w:hint="default"/>
+      </w:rPr>
+    </w:lvl>
+    <w:lvl w:ilvl="2" w:tplc="240A0005" w:tentative="1">
+      <w:start w:val="1"/>
+      <w:numFmt w:val="bullet"/>
+      <w:lvlText w:val=""/>
+      <w:lvlJc w:val="left"/>
+      <w:pPr>
+        <w:ind w:left="2869" w:hanging="360"/>
+      </w:pPr>
+      <w:rPr>
+        <w:rFonts w:ascii="Wingdings" w:hAnsi="Wingdings" w:hint="default"/>
+      </w:rPr>
+    </w:lvl>
+    <w:lvl w:ilvl="3" w:tplc="240A0001" w:tentative="1">
+      <w:start w:val="1"/>
+      <w:numFmt w:val="bullet"/>
+      <w:lvlText w:val=""/>
+      <w:lvlJc w:val="left"/>
+      <w:pPr>
+        <w:ind w:left="3589" w:hanging="360"/>
+      </w:pPr>
+      <w:rPr>
+        <w:rFonts w:ascii="Symbol" w:hAnsi="Symbol" w:hint="default"/>
+      </w:rPr>
+    </w:lvl>
+    <w:lvl w:ilvl="4" w:tplc="240A0003" w:tentative="1">
+      <w:start w:val="1"/>
+      <w:numFmt w:val="bullet"/>
+      <w:lvlText w:val="o"/>
+      <w:lvlJc w:val="left"/>
+      <w:pPr>
+        <w:ind w:left="4309" w:hanging="360"/>
+      </w:pPr>
+      <w:rPr>
+        <w:rFonts w:ascii="Courier New" w:hAnsi="Courier New" w:cs="Courier New" w:hint="default"/>
+      </w:rPr>
+    </w:lvl>
+    <w:lvl w:ilvl="5" w:tplc="240A0005" w:tentative="1">
+      <w:start w:val="1"/>
+      <w:numFmt w:val="bullet"/>
+      <w:lvlText w:val=""/>
+      <w:lvlJc w:val="left"/>
+      <w:pPr>
+        <w:ind w:left="5029" w:hanging="360"/>
+      </w:pPr>
+      <w:rPr>
+        <w:rFonts w:ascii="Wingdings" w:hAnsi="Wingdings" w:hint="default"/>
+      </w:rPr>
+    </w:lvl>
+    <w:lvl w:ilvl="6" w:tplc="240A0001" w:tentative="1">
+      <w:start w:val="1"/>
+      <w:numFmt w:val="bullet"/>
+      <w:lvlText w:val=""/>
+      <w:lvlJc w:val="left"/>
+      <w:pPr>
+        <w:ind w:left="5749" w:hanging="360"/>
+      </w:pPr>
+      <w:rPr>
+        <w:rFonts w:ascii="Symbol" w:hAnsi="Symbol" w:hint="default"/>
+      </w:rPr>
+    </w:lvl>
+    <w:lvl w:ilvl="7" w:tplc="240A0003" w:tentative="1">
+      <w:start w:val="1"/>
+      <w:numFmt w:val="bullet"/>
+      <w:lvlText w:val="o"/>
+      <w:lvlJc w:val="left"/>
+      <w:pPr>
+        <w:ind w:left="6469" w:hanging="360"/>
+      </w:pPr>
+      <w:rPr>
+        <w:rFonts w:ascii="Courier New" w:hAnsi="Courier New" w:cs="Courier New" w:hint="default"/>
+      </w:rPr>
+    </w:lvl>
+    <w:lvl w:ilvl="8" w:tplc="240A0005" w:tentative="1">
+      <w:start w:val="1"/>
+      <w:numFmt w:val="bullet"/>
+      <w:lvlText w:val=""/>
+      <w:lvlJc w:val="left"/>
+      <w:pPr>
+        <w:ind w:left="7189" w:hanging="360"/>
+      </w:pPr>
+      <w:rPr>
+        <w:rFonts w:ascii="Wingdings" w:hAnsi="Wingdings" w:hint="default"/>
+      </w:rPr>
+    </w:lvl>
+  </w:abstractNum>
+  <w:abstractNum w:abstractNumId="7" w15:restartNumberingAfterBreak="0">
     <w:nsid w:val="13752754"/>
     <w:multiLevelType w:val="hybridMultilevel"/>
     <w:tmpl w:val="F52EABAE"/>
@@ -22619,7 +22748,7 @@
       </w:rPr>
     </w:lvl>
   </w:abstractNum>
-  <w:abstractNum w:abstractNumId="7" w15:restartNumberingAfterBreak="0">
+  <w:abstractNum w:abstractNumId="8" w15:restartNumberingAfterBreak="0">
     <w:nsid w:val="139579CF"/>
     <w:multiLevelType w:val="hybridMultilevel"/>
     <w:tmpl w:val="5E9E2B7A"/>
@@ -22732,7 +22861,7 @@
       </w:rPr>
     </w:lvl>
   </w:abstractNum>
-  <w:abstractNum w:abstractNumId="8" w15:restartNumberingAfterBreak="0">
+  <w:abstractNum w:abstractNumId="9" w15:restartNumberingAfterBreak="0">
     <w:nsid w:val="13FB3AE7"/>
     <w:multiLevelType w:val="hybridMultilevel"/>
     <w:tmpl w:val="EDBE3482"/>
@@ -22845,7 +22974,7 @@
       </w:rPr>
     </w:lvl>
   </w:abstractNum>
-  <w:abstractNum w:abstractNumId="9" w15:restartNumberingAfterBreak="0">
+  <w:abstractNum w:abstractNumId="10" w15:restartNumberingAfterBreak="0">
     <w:nsid w:val="159112A6"/>
     <w:multiLevelType w:val="hybridMultilevel"/>
     <w:tmpl w:val="2702F5AE"/>
@@ -22958,7 +23087,7 @@
       </w:rPr>
     </w:lvl>
   </w:abstractNum>
-  <w:abstractNum w:abstractNumId="10" w15:restartNumberingAfterBreak="0">
+  <w:abstractNum w:abstractNumId="11" w15:restartNumberingAfterBreak="0">
     <w:nsid w:val="18390694"/>
     <w:multiLevelType w:val="hybridMultilevel"/>
     <w:tmpl w:val="2AA45F40"/>
@@ -23071,7 +23200,7 @@
       </w:rPr>
     </w:lvl>
   </w:abstractNum>
-  <w:abstractNum w:abstractNumId="11" w15:restartNumberingAfterBreak="0">
+  <w:abstractNum w:abstractNumId="12" w15:restartNumberingAfterBreak="0">
     <w:nsid w:val="1A5554ED"/>
     <w:multiLevelType w:val="hybridMultilevel"/>
     <w:tmpl w:val="B9AA4220"/>
@@ -23184,7 +23313,7 @@
       </w:rPr>
     </w:lvl>
   </w:abstractNum>
-  <w:abstractNum w:abstractNumId="12" w15:restartNumberingAfterBreak="0">
+  <w:abstractNum w:abstractNumId="13" w15:restartNumberingAfterBreak="0">
     <w:nsid w:val="1B413F5A"/>
     <w:multiLevelType w:val="hybridMultilevel"/>
     <w:tmpl w:val="396E8B12"/>
@@ -23297,7 +23426,7 @@
       </w:rPr>
     </w:lvl>
   </w:abstractNum>
-  <w:abstractNum w:abstractNumId="13" w15:restartNumberingAfterBreak="0">
+  <w:abstractNum w:abstractNumId="14" w15:restartNumberingAfterBreak="0">
     <w:nsid w:val="1CA928B0"/>
     <w:multiLevelType w:val="hybridMultilevel"/>
     <w:tmpl w:val="1FC632BC"/>
@@ -23410,7 +23539,7 @@
       </w:rPr>
     </w:lvl>
   </w:abstractNum>
-  <w:abstractNum w:abstractNumId="14" w15:restartNumberingAfterBreak="0">
+  <w:abstractNum w:abstractNumId="15" w15:restartNumberingAfterBreak="0">
     <w:nsid w:val="1E1A7031"/>
     <w:multiLevelType w:val="hybridMultilevel"/>
     <w:tmpl w:val="DBC23242"/>
@@ -23523,7 +23652,7 @@
       </w:rPr>
     </w:lvl>
   </w:abstractNum>
-  <w:abstractNum w:abstractNumId="15" w15:restartNumberingAfterBreak="0">
+  <w:abstractNum w:abstractNumId="16" w15:restartNumberingAfterBreak="0">
     <w:nsid w:val="1E556CC8"/>
     <w:multiLevelType w:val="hybridMultilevel"/>
     <w:tmpl w:val="FB30FCFC"/>
@@ -23636,7 +23765,7 @@
       </w:rPr>
     </w:lvl>
   </w:abstractNum>
-  <w:abstractNum w:abstractNumId="16" w15:restartNumberingAfterBreak="0">
+  <w:abstractNum w:abstractNumId="17" w15:restartNumberingAfterBreak="0">
     <w:nsid w:val="2307737C"/>
     <w:multiLevelType w:val="hybridMultilevel"/>
     <w:tmpl w:val="3D6A9E42"/>
@@ -23749,7 +23878,7 @@
       </w:rPr>
     </w:lvl>
   </w:abstractNum>
-  <w:abstractNum w:abstractNumId="17" w15:restartNumberingAfterBreak="0">
+  <w:abstractNum w:abstractNumId="18" w15:restartNumberingAfterBreak="0">
     <w:nsid w:val="25B67C1B"/>
     <w:multiLevelType w:val="hybridMultilevel"/>
     <w:tmpl w:val="FB0EE530"/>
@@ -23862,7 +23991,7 @@
       </w:rPr>
     </w:lvl>
   </w:abstractNum>
-  <w:abstractNum w:abstractNumId="18" w15:restartNumberingAfterBreak="0">
+  <w:abstractNum w:abstractNumId="19" w15:restartNumberingAfterBreak="0">
     <w:nsid w:val="27412B07"/>
     <w:multiLevelType w:val="hybridMultilevel"/>
     <w:tmpl w:val="C12AF874"/>
@@ -23953,7 +24082,7 @@
       </w:pPr>
     </w:lvl>
   </w:abstractNum>
-  <w:abstractNum w:abstractNumId="19" w15:restartNumberingAfterBreak="0">
+  <w:abstractNum w:abstractNumId="20" w15:restartNumberingAfterBreak="0">
     <w:nsid w:val="28160175"/>
     <w:multiLevelType w:val="hybridMultilevel"/>
     <w:tmpl w:val="202EE1DA"/>
@@ -24066,7 +24195,7 @@
       </w:rPr>
     </w:lvl>
   </w:abstractNum>
-  <w:abstractNum w:abstractNumId="20" w15:restartNumberingAfterBreak="0">
+  <w:abstractNum w:abstractNumId="21" w15:restartNumberingAfterBreak="0">
     <w:nsid w:val="2DE560F8"/>
     <w:multiLevelType w:val="hybridMultilevel"/>
     <w:tmpl w:val="CE729684"/>
@@ -24179,7 +24308,7 @@
       </w:rPr>
     </w:lvl>
   </w:abstractNum>
-  <w:abstractNum w:abstractNumId="21" w15:restartNumberingAfterBreak="0">
+  <w:abstractNum w:abstractNumId="22" w15:restartNumberingAfterBreak="0">
     <w:nsid w:val="2F004B1A"/>
     <w:multiLevelType w:val="hybridMultilevel"/>
     <w:tmpl w:val="DCAC3778"/>
@@ -24292,7 +24421,7 @@
       </w:rPr>
     </w:lvl>
   </w:abstractNum>
-  <w:abstractNum w:abstractNumId="22" w15:restartNumberingAfterBreak="0">
+  <w:abstractNum w:abstractNumId="23" w15:restartNumberingAfterBreak="0">
     <w:nsid w:val="319718BA"/>
     <w:multiLevelType w:val="hybridMultilevel"/>
     <w:tmpl w:val="9440017E"/>
@@ -24405,7 +24534,7 @@
       </w:rPr>
     </w:lvl>
   </w:abstractNum>
-  <w:abstractNum w:abstractNumId="23" w15:restartNumberingAfterBreak="0">
+  <w:abstractNum w:abstractNumId="24" w15:restartNumberingAfterBreak="0">
     <w:nsid w:val="368E176E"/>
     <w:multiLevelType w:val="hybridMultilevel"/>
     <w:tmpl w:val="BDF054FE"/>
@@ -24499,7 +24628,7 @@
       </w:pPr>
     </w:lvl>
   </w:abstractNum>
-  <w:abstractNum w:abstractNumId="24" w15:restartNumberingAfterBreak="0">
+  <w:abstractNum w:abstractNumId="25" w15:restartNumberingAfterBreak="0">
     <w:nsid w:val="39D4429D"/>
     <w:multiLevelType w:val="hybridMultilevel"/>
     <w:tmpl w:val="821016C2"/>
@@ -24612,7 +24741,7 @@
       </w:rPr>
     </w:lvl>
   </w:abstractNum>
-  <w:abstractNum w:abstractNumId="25" w15:restartNumberingAfterBreak="0">
+  <w:abstractNum w:abstractNumId="26" w15:restartNumberingAfterBreak="0">
     <w:nsid w:val="3D2E559C"/>
     <w:multiLevelType w:val="hybridMultilevel"/>
     <w:tmpl w:val="A8D2158C"/>
@@ -24725,7 +24854,7 @@
       </w:rPr>
     </w:lvl>
   </w:abstractNum>
-  <w:abstractNum w:abstractNumId="26" w15:restartNumberingAfterBreak="0">
+  <w:abstractNum w:abstractNumId="27" w15:restartNumberingAfterBreak="0">
     <w:nsid w:val="40391715"/>
     <w:multiLevelType w:val="hybridMultilevel"/>
     <w:tmpl w:val="8E328EA8"/>
@@ -24838,7 +24967,7 @@
       </w:rPr>
     </w:lvl>
   </w:abstractNum>
-  <w:abstractNum w:abstractNumId="27" w15:restartNumberingAfterBreak="0">
+  <w:abstractNum w:abstractNumId="28" w15:restartNumberingAfterBreak="0">
     <w:nsid w:val="430F608C"/>
     <w:multiLevelType w:val="hybridMultilevel"/>
     <w:tmpl w:val="628045FC"/>
@@ -24951,7 +25080,7 @@
       </w:rPr>
     </w:lvl>
   </w:abstractNum>
-  <w:abstractNum w:abstractNumId="28" w15:restartNumberingAfterBreak="0">
+  <w:abstractNum w:abstractNumId="29" w15:restartNumberingAfterBreak="0">
     <w:nsid w:val="4EBE1EF6"/>
     <w:multiLevelType w:val="hybridMultilevel"/>
     <w:tmpl w:val="F6A60586"/>
@@ -25044,7 +25173,7 @@
       </w:pPr>
     </w:lvl>
   </w:abstractNum>
-  <w:abstractNum w:abstractNumId="29" w15:restartNumberingAfterBreak="0">
+  <w:abstractNum w:abstractNumId="30" w15:restartNumberingAfterBreak="0">
     <w:nsid w:val="4F5E1F46"/>
     <w:multiLevelType w:val="hybridMultilevel"/>
     <w:tmpl w:val="EFBCA734"/>
@@ -25157,7 +25286,7 @@
       </w:rPr>
     </w:lvl>
   </w:abstractNum>
-  <w:abstractNum w:abstractNumId="30" w15:restartNumberingAfterBreak="0">
+  <w:abstractNum w:abstractNumId="31" w15:restartNumberingAfterBreak="0">
     <w:nsid w:val="56C101FF"/>
     <w:multiLevelType w:val="hybridMultilevel"/>
     <w:tmpl w:val="9A82DEF6"/>
@@ -25270,7 +25399,7 @@
       </w:rPr>
     </w:lvl>
   </w:abstractNum>
-  <w:abstractNum w:abstractNumId="31" w15:restartNumberingAfterBreak="0">
+  <w:abstractNum w:abstractNumId="32" w15:restartNumberingAfterBreak="0">
     <w:nsid w:val="59BF5078"/>
     <w:multiLevelType w:val="multilevel"/>
     <w:tmpl w:val="78340210"/>
@@ -25395,7 +25524,7 @@
       </w:rPr>
     </w:lvl>
   </w:abstractNum>
-  <w:abstractNum w:abstractNumId="32" w15:restartNumberingAfterBreak="0">
+  <w:abstractNum w:abstractNumId="33" w15:restartNumberingAfterBreak="0">
     <w:nsid w:val="5B6B64BE"/>
     <w:multiLevelType w:val="hybridMultilevel"/>
     <w:tmpl w:val="42226B50"/>
@@ -25508,7 +25637,7 @@
       </w:rPr>
     </w:lvl>
   </w:abstractNum>
-  <w:abstractNum w:abstractNumId="33" w15:restartNumberingAfterBreak="0">
+  <w:abstractNum w:abstractNumId="34" w15:restartNumberingAfterBreak="0">
     <w:nsid w:val="5F796B50"/>
     <w:multiLevelType w:val="hybridMultilevel"/>
     <w:tmpl w:val="5246A236"/>
@@ -25621,7 +25750,120 @@
       </w:rPr>
     </w:lvl>
   </w:abstractNum>
-  <w:abstractNum w:abstractNumId="34" w15:restartNumberingAfterBreak="0">
+  <w:abstractNum w:abstractNumId="35" w15:restartNumberingAfterBreak="0">
+    <w:nsid w:val="607D596E"/>
+    <w:multiLevelType w:val="hybridMultilevel"/>
+    <w:tmpl w:val="4A1C6BBE"/>
+    <w:lvl w:ilvl="0" w:tplc="240A0001">
+      <w:start w:val="1"/>
+      <w:numFmt w:val="bullet"/>
+      <w:lvlText w:val=""/>
+      <w:lvlJc w:val="left"/>
+      <w:pPr>
+        <w:ind w:left="720" w:hanging="360"/>
+      </w:pPr>
+      <w:rPr>
+        <w:rFonts w:ascii="Symbol" w:hAnsi="Symbol" w:hint="default"/>
+      </w:rPr>
+    </w:lvl>
+    <w:lvl w:ilvl="1" w:tplc="240A0003" w:tentative="1">
+      <w:start w:val="1"/>
+      <w:numFmt w:val="bullet"/>
+      <w:lvlText w:val="o"/>
+      <w:lvlJc w:val="left"/>
+      <w:pPr>
+        <w:ind w:left="1440" w:hanging="360"/>
+      </w:pPr>
+      <w:rPr>
+        <w:rFonts w:ascii="Courier New" w:hAnsi="Courier New" w:cs="Courier New" w:hint="default"/>
+      </w:rPr>
+    </w:lvl>
+    <w:lvl w:ilvl="2" w:tplc="240A0005" w:tentative="1">
+      <w:start w:val="1"/>
+      <w:numFmt w:val="bullet"/>
+      <w:lvlText w:val=""/>
+      <w:lvlJc w:val="left"/>
+      <w:pPr>
+        <w:ind w:left="2160" w:hanging="360"/>
+      </w:pPr>
+      <w:rPr>
+        <w:rFonts w:ascii="Wingdings" w:hAnsi="Wingdings" w:hint="default"/>
+      </w:rPr>
+    </w:lvl>
+    <w:lvl w:ilvl="3" w:tplc="240A0001" w:tentative="1">
+      <w:start w:val="1"/>
+      <w:numFmt w:val="bullet"/>
+      <w:lvlText w:val=""/>
+      <w:lvlJc w:val="left"/>
+      <w:pPr>
+        <w:ind w:left="2880" w:hanging="360"/>
+      </w:pPr>
+      <w:rPr>
+        <w:rFonts w:ascii="Symbol" w:hAnsi="Symbol" w:hint="default"/>
+      </w:rPr>
+    </w:lvl>
+    <w:lvl w:ilvl="4" w:tplc="240A0003" w:tentative="1">
+      <w:start w:val="1"/>
+      <w:numFmt w:val="bullet"/>
+      <w:lvlText w:val="o"/>
+      <w:lvlJc w:val="left"/>
+      <w:pPr>
+        <w:ind w:left="3600" w:hanging="360"/>
+      </w:pPr>
+      <w:rPr>
+        <w:rFonts w:ascii="Courier New" w:hAnsi="Courier New" w:cs="Courier New" w:hint="default"/>
+      </w:rPr>
+    </w:lvl>
+    <w:lvl w:ilvl="5" w:tplc="240A0005" w:tentative="1">
+      <w:start w:val="1"/>
+      <w:numFmt w:val="bullet"/>
+      <w:lvlText w:val=""/>
+      <w:lvlJc w:val="left"/>
+      <w:pPr>
+        <w:ind w:left="4320" w:hanging="360"/>
+      </w:pPr>
+      <w:rPr>
+        <w:rFonts w:ascii="Wingdings" w:hAnsi="Wingdings" w:hint="default"/>
+      </w:rPr>
+    </w:lvl>
+    <w:lvl w:ilvl="6" w:tplc="240A0001" w:tentative="1">
+      <w:start w:val="1"/>
+      <w:numFmt w:val="bullet"/>
+      <w:lvlText w:val=""/>
+      <w:lvlJc w:val="left"/>
+      <w:pPr>
+        <w:ind w:left="5040" w:hanging="360"/>
+      </w:pPr>
+      <w:rPr>
+        <w:rFonts w:ascii="Symbol" w:hAnsi="Symbol" w:hint="default"/>
+      </w:rPr>
+    </w:lvl>
+    <w:lvl w:ilvl="7" w:tplc="240A0003" w:tentative="1">
+      <w:start w:val="1"/>
+      <w:numFmt w:val="bullet"/>
+      <w:lvlText w:val="o"/>
+      <w:lvlJc w:val="left"/>
+      <w:pPr>
+        <w:ind w:left="5760" w:hanging="360"/>
+      </w:pPr>
+      <w:rPr>
+        <w:rFonts w:ascii="Courier New" w:hAnsi="Courier New" w:cs="Courier New" w:hint="default"/>
+      </w:rPr>
+    </w:lvl>
+    <w:lvl w:ilvl="8" w:tplc="240A0005" w:tentative="1">
+      <w:start w:val="1"/>
+      <w:numFmt w:val="bullet"/>
+      <w:lvlText w:val=""/>
+      <w:lvlJc w:val="left"/>
+      <w:pPr>
+        <w:ind w:left="6480" w:hanging="360"/>
+      </w:pPr>
+      <w:rPr>
+        <w:rFonts w:ascii="Wingdings" w:hAnsi="Wingdings" w:hint="default"/>
+      </w:rPr>
+    </w:lvl>
+  </w:abstractNum>
+  <w:abstractNum w:abstractNumId="36" w15:restartNumberingAfterBreak="0">
     <w:nsid w:val="634B7CC8"/>
     <w:multiLevelType w:val="hybridMultilevel"/>
     <w:tmpl w:val="9920F51A"/>
@@ -25734,7 +25976,7 @@
       </w:rPr>
     </w:lvl>
   </w:abstractNum>
-  <w:abstractNum w:abstractNumId="35" w15:restartNumberingAfterBreak="0">
+  <w:abstractNum w:abstractNumId="37" w15:restartNumberingAfterBreak="0">
     <w:nsid w:val="65B22171"/>
     <w:multiLevelType w:val="hybridMultilevel"/>
     <w:tmpl w:val="46FA665E"/>
@@ -25847,7 +26089,7 @@
       </w:rPr>
     </w:lvl>
   </w:abstractNum>
-  <w:abstractNum w:abstractNumId="36" w15:restartNumberingAfterBreak="0">
+  <w:abstractNum w:abstractNumId="38" w15:restartNumberingAfterBreak="0">
     <w:nsid w:val="68BE0419"/>
     <w:multiLevelType w:val="hybridMultilevel"/>
     <w:tmpl w:val="B3C2A8AA"/>
@@ -25960,7 +26202,7 @@
       </w:rPr>
     </w:lvl>
   </w:abstractNum>
-  <w:abstractNum w:abstractNumId="37" w15:restartNumberingAfterBreak="0">
+  <w:abstractNum w:abstractNumId="39" w15:restartNumberingAfterBreak="0">
     <w:nsid w:val="68EA29D7"/>
     <w:multiLevelType w:val="hybridMultilevel"/>
     <w:tmpl w:val="9DF43166"/>
@@ -26073,7 +26315,120 @@
       </w:rPr>
     </w:lvl>
   </w:abstractNum>
-  <w:abstractNum w:abstractNumId="38" w15:restartNumberingAfterBreak="0">
+  <w:abstractNum w:abstractNumId="40" w15:restartNumberingAfterBreak="0">
+    <w:nsid w:val="68ED2613"/>
+    <w:multiLevelType w:val="hybridMultilevel"/>
+    <w:tmpl w:val="A5FA13E6"/>
+    <w:lvl w:ilvl="0" w:tplc="240A0001">
+      <w:start w:val="1"/>
+      <w:numFmt w:val="bullet"/>
+      <w:lvlText w:val=""/>
+      <w:lvlJc w:val="left"/>
+      <w:pPr>
+        <w:ind w:left="1429" w:hanging="360"/>
+      </w:pPr>
+      <w:rPr>
+        <w:rFonts w:ascii="Symbol" w:hAnsi="Symbol" w:hint="default"/>
+      </w:rPr>
+    </w:lvl>
+    <w:lvl w:ilvl="1" w:tplc="240A0003" w:tentative="1">
+      <w:start w:val="1"/>
+      <w:numFmt w:val="bullet"/>
+      <w:lvlText w:val="o"/>
+      <w:lvlJc w:val="left"/>
+      <w:pPr>
+        <w:ind w:left="2149" w:hanging="360"/>
+      </w:pPr>
+      <w:rPr>
+        <w:rFonts w:ascii="Courier New" w:hAnsi="Courier New" w:cs="Courier New" w:hint="default"/>
+      </w:rPr>
+    </w:lvl>
+    <w:lvl w:ilvl="2" w:tplc="240A0005" w:tentative="1">
+      <w:start w:val="1"/>
+      <w:numFmt w:val="bullet"/>
+      <w:lvlText w:val=""/>
+      <w:lvlJc w:val="left"/>
+      <w:pPr>
+        <w:ind w:left="2869" w:hanging="360"/>
+      </w:pPr>
+      <w:rPr>
+        <w:rFonts w:ascii="Wingdings" w:hAnsi="Wingdings" w:hint="default"/>
+      </w:rPr>
+    </w:lvl>
+    <w:lvl w:ilvl="3" w:tplc="240A0001" w:tentative="1">
+      <w:start w:val="1"/>
+      <w:numFmt w:val="bullet"/>
+      <w:lvlText w:val=""/>
+      <w:lvlJc w:val="left"/>
+      <w:pPr>
+        <w:ind w:left="3589" w:hanging="360"/>
+      </w:pPr>
+      <w:rPr>
+        <w:rFonts w:ascii="Symbol" w:hAnsi="Symbol" w:hint="default"/>
+      </w:rPr>
+    </w:lvl>
+    <w:lvl w:ilvl="4" w:tplc="240A0003" w:tentative="1">
+      <w:start w:val="1"/>
+      <w:numFmt w:val="bullet"/>
+      <w:lvlText w:val="o"/>
+      <w:lvlJc w:val="left"/>
+      <w:pPr>
+        <w:ind w:left="4309" w:hanging="360"/>
+      </w:pPr>
+      <w:rPr>
+        <w:rFonts w:ascii="Courier New" w:hAnsi="Courier New" w:cs="Courier New" w:hint="default"/>
+      </w:rPr>
+    </w:lvl>
+    <w:lvl w:ilvl="5" w:tplc="240A0005" w:tentative="1">
+      <w:start w:val="1"/>
+      <w:numFmt w:val="bullet"/>
+      <w:lvlText w:val=""/>
+      <w:lvlJc w:val="left"/>
+      <w:pPr>
+        <w:ind w:left="5029" w:hanging="360"/>
+      </w:pPr>
+      <w:rPr>
+        <w:rFonts w:ascii="Wingdings" w:hAnsi="Wingdings" w:hint="default"/>
+      </w:rPr>
+    </w:lvl>
+    <w:lvl w:ilvl="6" w:tplc="240A0001" w:tentative="1">
+      <w:start w:val="1"/>
+      <w:numFmt w:val="bullet"/>
+      <w:lvlText w:val=""/>
+      <w:lvlJc w:val="left"/>
+      <w:pPr>
+        <w:ind w:left="5749" w:hanging="360"/>
+      </w:pPr>
+      <w:rPr>
+        <w:rFonts w:ascii="Symbol" w:hAnsi="Symbol" w:hint="default"/>
+      </w:rPr>
+    </w:lvl>
+    <w:lvl w:ilvl="7" w:tplc="240A0003" w:tentative="1">
+      <w:start w:val="1"/>
+      <w:numFmt w:val="bullet"/>
+      <w:lvlText w:val="o"/>
+      <w:lvlJc w:val="left"/>
+      <w:pPr>
+        <w:ind w:left="6469" w:hanging="360"/>
+      </w:pPr>
+      <w:rPr>
+        <w:rFonts w:ascii="Courier New" w:hAnsi="Courier New" w:cs="Courier New" w:hint="default"/>
+      </w:rPr>
+    </w:lvl>
+    <w:lvl w:ilvl="8" w:tplc="240A0005" w:tentative="1">
+      <w:start w:val="1"/>
+      <w:numFmt w:val="bullet"/>
+      <w:lvlText w:val=""/>
+      <w:lvlJc w:val="left"/>
+      <w:pPr>
+        <w:ind w:left="7189" w:hanging="360"/>
+      </w:pPr>
+      <w:rPr>
+        <w:rFonts w:ascii="Wingdings" w:hAnsi="Wingdings" w:hint="default"/>
+      </w:rPr>
+    </w:lvl>
+  </w:abstractNum>
+  <w:abstractNum w:abstractNumId="41" w15:restartNumberingAfterBreak="0">
     <w:nsid w:val="699834EA"/>
     <w:multiLevelType w:val="hybridMultilevel"/>
     <w:tmpl w:val="5F244982"/>
@@ -26186,7 +26541,7 @@
       </w:rPr>
     </w:lvl>
   </w:abstractNum>
-  <w:abstractNum w:abstractNumId="39" w15:restartNumberingAfterBreak="0">
+  <w:abstractNum w:abstractNumId="42" w15:restartNumberingAfterBreak="0">
     <w:nsid w:val="6E4A6857"/>
     <w:multiLevelType w:val="hybridMultilevel"/>
     <w:tmpl w:val="4DC603E2"/>
@@ -26299,7 +26654,120 @@
       </w:rPr>
     </w:lvl>
   </w:abstractNum>
-  <w:abstractNum w:abstractNumId="40" w15:restartNumberingAfterBreak="0">
+  <w:abstractNum w:abstractNumId="43" w15:restartNumberingAfterBreak="0">
+    <w:nsid w:val="6EF33690"/>
+    <w:multiLevelType w:val="hybridMultilevel"/>
+    <w:tmpl w:val="EDDA63D0"/>
+    <w:lvl w:ilvl="0" w:tplc="240A0001">
+      <w:start w:val="1"/>
+      <w:numFmt w:val="bullet"/>
+      <w:lvlText w:val=""/>
+      <w:lvlJc w:val="left"/>
+      <w:pPr>
+        <w:ind w:left="720" w:hanging="360"/>
+      </w:pPr>
+      <w:rPr>
+        <w:rFonts w:ascii="Symbol" w:hAnsi="Symbol" w:hint="default"/>
+      </w:rPr>
+    </w:lvl>
+    <w:lvl w:ilvl="1" w:tplc="240A0003" w:tentative="1">
+      <w:start w:val="1"/>
+      <w:numFmt w:val="bullet"/>
+      <w:lvlText w:val="o"/>
+      <w:lvlJc w:val="left"/>
+      <w:pPr>
+        <w:ind w:left="1440" w:hanging="360"/>
+      </w:pPr>
+      <w:rPr>
+        <w:rFonts w:ascii="Courier New" w:hAnsi="Courier New" w:cs="Courier New" w:hint="default"/>
+      </w:rPr>
+    </w:lvl>
+    <w:lvl w:ilvl="2" w:tplc="240A0005" w:tentative="1">
+      <w:start w:val="1"/>
+      <w:numFmt w:val="bullet"/>
+      <w:lvlText w:val=""/>
+      <w:lvlJc w:val="left"/>
+      <w:pPr>
+        <w:ind w:left="2160" w:hanging="360"/>
+      </w:pPr>
+      <w:rPr>
+        <w:rFonts w:ascii="Wingdings" w:hAnsi="Wingdings" w:hint="default"/>
+      </w:rPr>
+    </w:lvl>
+    <w:lvl w:ilvl="3" w:tplc="240A0001" w:tentative="1">
+      <w:start w:val="1"/>
+      <w:numFmt w:val="bullet"/>
+      <w:lvlText w:val=""/>
+      <w:lvlJc w:val="left"/>
+      <w:pPr>
+        <w:ind w:left="2880" w:hanging="360"/>
+      </w:pPr>
+      <w:rPr>
+        <w:rFonts w:ascii="Symbol" w:hAnsi="Symbol" w:hint="default"/>
+      </w:rPr>
+    </w:lvl>
+    <w:lvl w:ilvl="4" w:tplc="240A0003" w:tentative="1">
+      <w:start w:val="1"/>
+      <w:numFmt w:val="bullet"/>
+      <w:lvlText w:val="o"/>
+      <w:lvlJc w:val="left"/>
+      <w:pPr>
+        <w:ind w:left="3600" w:hanging="360"/>
+      </w:pPr>
+      <w:rPr>
+        <w:rFonts w:ascii="Courier New" w:hAnsi="Courier New" w:cs="Courier New" w:hint="default"/>
+      </w:rPr>
+    </w:lvl>
+    <w:lvl w:ilvl="5" w:tplc="240A0005" w:tentative="1">
+      <w:start w:val="1"/>
+      <w:numFmt w:val="bullet"/>
+      <w:lvlText w:val=""/>
+      <w:lvlJc w:val="left"/>
+      <w:pPr>
+        <w:ind w:left="4320" w:hanging="360"/>
+      </w:pPr>
+      <w:rPr>
+        <w:rFonts w:ascii="Wingdings" w:hAnsi="Wingdings" w:hint="default"/>
+      </w:rPr>
+    </w:lvl>
+    <w:lvl w:ilvl="6" w:tplc="240A0001" w:tentative="1">
+      <w:start w:val="1"/>
+      <w:numFmt w:val="bullet"/>
+      <w:lvlText w:val=""/>
+      <w:lvlJc w:val="left"/>
+      <w:pPr>
+        <w:ind w:left="5040" w:hanging="360"/>
+      </w:pPr>
+      <w:rPr>
+        <w:rFonts w:ascii="Symbol" w:hAnsi="Symbol" w:hint="default"/>
+      </w:rPr>
+    </w:lvl>
+    <w:lvl w:ilvl="7" w:tplc="240A0003" w:tentative="1">
+      <w:start w:val="1"/>
+      <w:numFmt w:val="bullet"/>
+      <w:lvlText w:val="o"/>
+      <w:lvlJc w:val="left"/>
+      <w:pPr>
+        <w:ind w:left="5760" w:hanging="360"/>
+      </w:pPr>
+      <w:rPr>
+        <w:rFonts w:ascii="Courier New" w:hAnsi="Courier New" w:cs="Courier New" w:hint="default"/>
+      </w:rPr>
+    </w:lvl>
+    <w:lvl w:ilvl="8" w:tplc="240A0005" w:tentative="1">
+      <w:start w:val="1"/>
+      <w:numFmt w:val="bullet"/>
+      <w:lvlText w:val=""/>
+      <w:lvlJc w:val="left"/>
+      <w:pPr>
+        <w:ind w:left="6480" w:hanging="360"/>
+      </w:pPr>
+      <w:rPr>
+        <w:rFonts w:ascii="Wingdings" w:hAnsi="Wingdings" w:hint="default"/>
+      </w:rPr>
+    </w:lvl>
+  </w:abstractNum>
+  <w:abstractNum w:abstractNumId="44" w15:restartNumberingAfterBreak="0">
     <w:nsid w:val="74D975F2"/>
     <w:multiLevelType w:val="hybridMultilevel"/>
     <w:tmpl w:val="4F0E482A"/>
@@ -26412,7 +26880,7 @@
       </w:rPr>
     </w:lvl>
   </w:abstractNum>
-  <w:abstractNum w:abstractNumId="41" w15:restartNumberingAfterBreak="0">
+  <w:abstractNum w:abstractNumId="45" w15:restartNumberingAfterBreak="0">
     <w:nsid w:val="756A4563"/>
     <w:multiLevelType w:val="hybridMultilevel"/>
     <w:tmpl w:val="4D204546"/>
@@ -26525,7 +26993,7 @@
       </w:rPr>
     </w:lvl>
   </w:abstractNum>
-  <w:abstractNum w:abstractNumId="42" w15:restartNumberingAfterBreak="0">
+  <w:abstractNum w:abstractNumId="46" w15:restartNumberingAfterBreak="0">
     <w:nsid w:val="7940560D"/>
     <w:multiLevelType w:val="hybridMultilevel"/>
     <w:tmpl w:val="B6C066C6"/>
@@ -26638,7 +27106,7 @@
       </w:rPr>
     </w:lvl>
   </w:abstractNum>
-  <w:abstractNum w:abstractNumId="43" w15:restartNumberingAfterBreak="0">
+  <w:abstractNum w:abstractNumId="47" w15:restartNumberingAfterBreak="0">
     <w:nsid w:val="79D24BFD"/>
     <w:multiLevelType w:val="hybridMultilevel"/>
     <w:tmpl w:val="CF5EDCC2"/>
@@ -26751,7 +27219,120 @@
       </w:rPr>
     </w:lvl>
   </w:abstractNum>
-  <w:abstractNum w:abstractNumId="44" w15:restartNumberingAfterBreak="0">
+  <w:abstractNum w:abstractNumId="48" w15:restartNumberingAfterBreak="0">
+    <w:nsid w:val="7B6D5CDD"/>
+    <w:multiLevelType w:val="hybridMultilevel"/>
+    <w:tmpl w:val="97E25336"/>
+    <w:lvl w:ilvl="0" w:tplc="240A000B">
+      <w:start w:val="1"/>
+      <w:numFmt w:val="bullet"/>
+      <w:lvlText w:val=""/>
+      <w:lvlJc w:val="left"/>
+      <w:pPr>
+        <w:ind w:left="720" w:hanging="360"/>
+      </w:pPr>
+      <w:rPr>
+        <w:rFonts w:ascii="Wingdings" w:hAnsi="Wingdings" w:hint="default"/>
+      </w:rPr>
+    </w:lvl>
+    <w:lvl w:ilvl="1" w:tplc="240A0003" w:tentative="1">
+      <w:start w:val="1"/>
+      <w:numFmt w:val="bullet"/>
+      <w:lvlText w:val="o"/>
+      <w:lvlJc w:val="left"/>
+      <w:pPr>
+        <w:ind w:left="1440" w:hanging="360"/>
+      </w:pPr>
+      <w:rPr>
+        <w:rFonts w:ascii="Courier New" w:hAnsi="Courier New" w:cs="Courier New" w:hint="default"/>
+      </w:rPr>
+    </w:lvl>
+    <w:lvl w:ilvl="2" w:tplc="240A0005" w:tentative="1">
+      <w:start w:val="1"/>
+      <w:numFmt w:val="bullet"/>
+      <w:lvlText w:val=""/>
+      <w:lvlJc w:val="left"/>
+      <w:pPr>
+        <w:ind w:left="2160" w:hanging="360"/>
+      </w:pPr>
+      <w:rPr>
+        <w:rFonts w:ascii="Wingdings" w:hAnsi="Wingdings" w:hint="default"/>
+      </w:rPr>
+    </w:lvl>
+    <w:lvl w:ilvl="3" w:tplc="240A0001" w:tentative="1">
+      <w:start w:val="1"/>
+      <w:numFmt w:val="bullet"/>
+      <w:lvlText w:val=""/>
+      <w:lvlJc w:val="left"/>
+      <w:pPr>
+        <w:ind w:left="2880" w:hanging="360"/>
+      </w:pPr>
+      <w:rPr>
+        <w:rFonts w:ascii="Symbol" w:hAnsi="Symbol" w:hint="default"/>
+      </w:rPr>
+    </w:lvl>
+    <w:lvl w:ilvl="4" w:tplc="240A0003" w:tentative="1">
+      <w:start w:val="1"/>
+      <w:numFmt w:val="bullet"/>
+      <w:lvlText w:val="o"/>
+      <w:lvlJc w:val="left"/>
+      <w:pPr>
+        <w:ind w:left="3600" w:hanging="360"/>
+      </w:pPr>
+      <w:rPr>
+        <w:rFonts w:ascii="Courier New" w:hAnsi="Courier New" w:cs="Courier New" w:hint="default"/>
+      </w:rPr>
+    </w:lvl>
+    <w:lvl w:ilvl="5" w:tplc="240A0005" w:tentative="1">
+      <w:start w:val="1"/>
+      <w:numFmt w:val="bullet"/>
+      <w:lvlText w:val=""/>
+      <w:lvlJc w:val="left"/>
+      <w:pPr>
+        <w:ind w:left="4320" w:hanging="360"/>
+      </w:pPr>
+      <w:rPr>
+        <w:rFonts w:ascii="Wingdings" w:hAnsi="Wingdings" w:hint="default"/>
+      </w:rPr>
+    </w:lvl>
+    <w:lvl w:ilvl="6" w:tplc="240A0001" w:tentative="1">
+      <w:start w:val="1"/>
+      <w:numFmt w:val="bullet"/>
+      <w:lvlText w:val=""/>
+      <w:lvlJc w:val="left"/>
+      <w:pPr>
+        <w:ind w:left="5040" w:hanging="360"/>
+      </w:pPr>
+      <w:rPr>
+        <w:rFonts w:ascii="Symbol" w:hAnsi="Symbol" w:hint="default"/>
+      </w:rPr>
+    </w:lvl>
+    <w:lvl w:ilvl="7" w:tplc="240A0003" w:tentative="1">
+      <w:start w:val="1"/>
+      <w:numFmt w:val="bullet"/>
+      <w:lvlText w:val="o"/>
+      <w:lvlJc w:val="left"/>
+      <w:pPr>
+        <w:ind w:left="5760" w:hanging="360"/>
+      </w:pPr>
+      <w:rPr>
+        <w:rFonts w:ascii="Courier New" w:hAnsi="Courier New" w:cs="Courier New" w:hint="default"/>
+      </w:rPr>
+    </w:lvl>
+    <w:lvl w:ilvl="8" w:tplc="240A0005" w:tentative="1">
+      <w:start w:val="1"/>
+      <w:numFmt w:val="bullet"/>
+      <w:lvlText w:val=""/>
+      <w:lvlJc w:val="left"/>
+      <w:pPr>
+        <w:ind w:left="6480" w:hanging="360"/>
+      </w:pPr>
+      <w:rPr>
+        <w:rFonts w:ascii="Wingdings" w:hAnsi="Wingdings" w:hint="default"/>
+      </w:rPr>
+    </w:lvl>
+  </w:abstractNum>
+  <w:abstractNum w:abstractNumId="49" w15:restartNumberingAfterBreak="0">
     <w:nsid w:val="7C0B12A6"/>
     <w:multiLevelType w:val="hybridMultilevel"/>
     <w:tmpl w:val="420E7F90"/>
@@ -26868,91 +27449,91 @@
     <w:abstractNumId w:val="0"/>
   </w:num>
   <w:num w:numId="2">
-    <w:abstractNumId w:val="18"/>
+    <w:abstractNumId w:val="19"/>
   </w:num>
   <w:num w:numId="3">
-    <w:abstractNumId w:val="28"/>
+    <w:abstractNumId w:val="29"/>
   </w:num>
   <w:num w:numId="4">
-    <w:abstractNumId w:val="23"/>
+    <w:abstractNumId w:val="24"/>
   </w:num>
   <w:num w:numId="5">
-    <w:abstractNumId w:val="31"/>
+    <w:abstractNumId w:val="32"/>
   </w:num>
   <w:num w:numId="6">
+    <w:abstractNumId w:val="8"/>
+  </w:num>
+  <w:num w:numId="7">
+    <w:abstractNumId w:val="41"/>
+  </w:num>
+  <w:num w:numId="8">
+    <w:abstractNumId w:val="15"/>
+  </w:num>
+  <w:num w:numId="9">
+    <w:abstractNumId w:val="20"/>
+  </w:num>
+  <w:num w:numId="10">
+    <w:abstractNumId w:val="21"/>
+  </w:num>
+  <w:num w:numId="11">
+    <w:abstractNumId w:val="16"/>
+  </w:num>
+  <w:num w:numId="12">
     <w:abstractNumId w:val="7"/>
   </w:num>
-  <w:num w:numId="7">
-    <w:abstractNumId w:val="38"/>
-  </w:num>
-  <w:num w:numId="8">
-    <w:abstractNumId w:val="14"/>
-  </w:num>
-  <w:num w:numId="9">
-    <w:abstractNumId w:val="19"/>
-  </w:num>
-  <w:num w:numId="10">
-    <w:abstractNumId w:val="20"/>
-  </w:num>
-  <w:num w:numId="11">
-    <w:abstractNumId w:val="15"/>
-  </w:num>
-  <w:num w:numId="12">
-    <w:abstractNumId w:val="6"/>
-  </w:num>
   <w:num w:numId="13">
-    <w:abstractNumId w:val="21"/>
+    <w:abstractNumId w:val="22"/>
   </w:num>
   <w:num w:numId="14">
     <w:abstractNumId w:val="5"/>
   </w:num>
   <w:num w:numId="15">
-    <w:abstractNumId w:val="43"/>
+    <w:abstractNumId w:val="47"/>
   </w:num>
   <w:num w:numId="16">
-    <w:abstractNumId w:val="30"/>
+    <w:abstractNumId w:val="31"/>
   </w:num>
   <w:num w:numId="17">
-    <w:abstractNumId w:val="33"/>
+    <w:abstractNumId w:val="34"/>
   </w:num>
   <w:num w:numId="18">
-    <w:abstractNumId w:val="8"/>
+    <w:abstractNumId w:val="9"/>
   </w:num>
   <w:num w:numId="19">
-    <w:abstractNumId w:val="35"/>
+    <w:abstractNumId w:val="37"/>
   </w:num>
   <w:num w:numId="20">
-    <w:abstractNumId w:val="13"/>
+    <w:abstractNumId w:val="14"/>
   </w:num>
   <w:num w:numId="21">
-    <w:abstractNumId w:val="22"/>
+    <w:abstractNumId w:val="23"/>
   </w:num>
   <w:num w:numId="22">
-    <w:abstractNumId w:val="9"/>
+    <w:abstractNumId w:val="10"/>
   </w:num>
   <w:num w:numId="23">
-    <w:abstractNumId w:val="37"/>
+    <w:abstractNumId w:val="39"/>
   </w:num>
   <w:num w:numId="24">
-    <w:abstractNumId w:val="42"/>
+    <w:abstractNumId w:val="46"/>
   </w:num>
   <w:num w:numId="25">
-    <w:abstractNumId w:val="16"/>
+    <w:abstractNumId w:val="17"/>
   </w:num>
   <w:num w:numId="26">
-    <w:abstractNumId w:val="41"/>
+    <w:abstractNumId w:val="45"/>
   </w:num>
   <w:num w:numId="27">
-    <w:abstractNumId w:val="44"/>
+    <w:abstractNumId w:val="49"/>
   </w:num>
   <w:num w:numId="28">
     <w:abstractNumId w:val="1"/>
   </w:num>
   <w:num w:numId="29">
-    <w:abstractNumId w:val="11"/>
+    <w:abstractNumId w:val="12"/>
   </w:num>
   <w:num w:numId="30">
-    <w:abstractNumId w:val="17"/>
+    <w:abstractNumId w:val="18"/>
   </w:num>
   <w:num w:numId="31">
     <w:abstractNumId w:val="4"/>
@@ -26961,43 +27542,58 @@
     <w:abstractNumId w:val="3"/>
   </w:num>
   <w:num w:numId="33">
-    <w:abstractNumId w:val="40"/>
+    <w:abstractNumId w:val="44"/>
   </w:num>
   <w:num w:numId="34">
+    <w:abstractNumId w:val="28"/>
+  </w:num>
+  <w:num w:numId="35">
+    <w:abstractNumId w:val="36"/>
+  </w:num>
+  <w:num w:numId="36">
     <w:abstractNumId w:val="27"/>
   </w:num>
-  <w:num w:numId="35">
-    <w:abstractNumId w:val="34"/>
-  </w:num>
-  <w:num w:numId="36">
-    <w:abstractNumId w:val="26"/>
-  </w:num>
   <w:num w:numId="37">
-    <w:abstractNumId w:val="29"/>
+    <w:abstractNumId w:val="30"/>
   </w:num>
   <w:num w:numId="38">
-    <w:abstractNumId w:val="39"/>
+    <w:abstractNumId w:val="42"/>
   </w:num>
   <w:num w:numId="39">
-    <w:abstractNumId w:val="24"/>
+    <w:abstractNumId w:val="25"/>
   </w:num>
   <w:num w:numId="40">
-    <w:abstractNumId w:val="10"/>
+    <w:abstractNumId w:val="11"/>
   </w:num>
   <w:num w:numId="41">
-    <w:abstractNumId w:val="36"/>
+    <w:abstractNumId w:val="38"/>
   </w:num>
   <w:num w:numId="42">
-    <w:abstractNumId w:val="32"/>
+    <w:abstractNumId w:val="33"/>
   </w:num>
   <w:num w:numId="43">
     <w:abstractNumId w:val="2"/>
   </w:num>
   <w:num w:numId="44">
-    <w:abstractNumId w:val="12"/>
+    <w:abstractNumId w:val="13"/>
   </w:num>
   <w:num w:numId="45">
-    <w:abstractNumId w:val="25"/>
+    <w:abstractNumId w:val="26"/>
+  </w:num>
+  <w:num w:numId="46">
+    <w:abstractNumId w:val="40"/>
+  </w:num>
+  <w:num w:numId="47">
+    <w:abstractNumId w:val="6"/>
+  </w:num>
+  <w:num w:numId="48">
+    <w:abstractNumId w:val="43"/>
+  </w:num>
+  <w:num w:numId="49">
+    <w:abstractNumId w:val="48"/>
+  </w:num>
+  <w:num w:numId="50">
+    <w:abstractNumId w:val="35"/>
   </w:num>
   <w:numIdMacAtCleanup w:val="43"/>
 </w:numbering>
@@ -28656,45 +29252,50 @@
 </file>
 
 <file path=customXml/item1.xml><?xml version="1.0" encoding="utf-8"?>
+<b:Sources xmlns:b="http://schemas.openxmlformats.org/officeDocument/2006/bibliography" xmlns="http://schemas.openxmlformats.org/officeDocument/2006/bibliography" SelectedStyle="\APASixthEditionOfficeOnline.xsl" StyleName="APA" Version="6"/>
+</file>
+
+<file path=customXml/item2.xml><?xml version="1.0" encoding="utf-8"?>
 <p:properties xmlns:p="http://schemas.microsoft.com/office/2006/metadata/properties" xmlns:xsi="http://www.w3.org/2001/XMLSchema-instance" xmlns:pc="http://schemas.microsoft.com/office/infopath/2007/PartnerControls">
   <documentManagement>
-    <TaxCatchAll xmlns="cb45339b-ced9-4d0d-8f64-77573914d53b"/>
-    <lcf76f155ced4ddcb4097134ff3c332f xmlns="43a3ca16-9c26-4813-b83f-4aec9927b43f">
+    <TaxCatchAll xmlns="adccf511-daff-4bcb-9072-914cedbf4c7e" xsi:nil="true"/>
+    <lcf76f155ced4ddcb4097134ff3c332f xmlns="a70d3c18-0869-45a1-9f75-4b4b8f0f32be">
       <Terms xmlns="http://schemas.microsoft.com/office/infopath/2007/PartnerControls"/>
     </lcf76f155ced4ddcb4097134ff3c332f>
   </documentManagement>
 </p:properties>
 </file>
 
-<file path=customXml/item2.xml><?xml version="1.0" encoding="utf-8"?>
-<b:Sources xmlns:b="http://schemas.openxmlformats.org/officeDocument/2006/bibliography" xmlns="http://schemas.openxmlformats.org/officeDocument/2006/bibliography" SelectedStyle="\APASixthEditionOfficeOnline.xsl" StyleName="APA" Version="6"/>
+<file path=customXml/item3.xml><?xml version="1.0" encoding="utf-8"?>
+<?mso-contentType ?>
+<FormTemplates xmlns="http://schemas.microsoft.com/sharepoint/v3/contenttype/forms">
+  <Display>DocumentLibraryForm</Display>
+  <Edit>DocumentLibraryForm</Edit>
+  <New>DocumentLibraryForm</New>
+</FormTemplates>
 </file>
 
-<file path=customXml/item3.xml><?xml version="1.0" encoding="utf-8"?>
-<ct:contentTypeSchema xmlns:ct="http://schemas.microsoft.com/office/2006/metadata/contentType" xmlns:ma="http://schemas.microsoft.com/office/2006/metadata/properties/metaAttributes" ct:_="" ma:_="" ma:contentTypeName="Documento" ma:contentTypeID="0x01010049282E1EDBE9234EA9E6D38F720E265F" ma:contentTypeVersion="15" ma:contentTypeDescription="Crear nuevo documento." ma:contentTypeScope="" ma:versionID="b31c7aa9eaf043a08b87120b3c4916e3">
-  <xsd:schema xmlns:xsd="http://www.w3.org/2001/XMLSchema" xmlns:xs="http://www.w3.org/2001/XMLSchema" xmlns:p="http://schemas.microsoft.com/office/2006/metadata/properties" xmlns:ns2="cb45339b-ced9-4d0d-8f64-77573914d53b" xmlns:ns3="43a3ca16-9c26-4813-b83f-4aec9927b43f" targetNamespace="http://schemas.microsoft.com/office/2006/metadata/properties" ma:root="true" ma:fieldsID="3533d065b04d75c457075bc55f1f5315" ns2:_="" ns3:_="">
-    <xsd:import namespace="cb45339b-ced9-4d0d-8f64-77573914d53b"/>
-    <xsd:import namespace="43a3ca16-9c26-4813-b83f-4aec9927b43f"/>
+<file path=customXml/item4.xml><?xml version="1.0" encoding="utf-8"?>
+<ct:contentTypeSchema xmlns:ct="http://schemas.microsoft.com/office/2006/metadata/contentType" xmlns:ma="http://schemas.microsoft.com/office/2006/metadata/properties/metaAttributes" ct:_="" ma:_="" ma:contentTypeName="Documento" ma:contentTypeID="0x010100FC2B1768DD5A774EB396CCAB0DE361C1" ma:contentTypeVersion="11" ma:contentTypeDescription="Crear nuevo documento." ma:contentTypeScope="" ma:versionID="e4c9e5a511fbaffd8485e537f9595e10">
+  <xsd:schema xmlns:xsd="http://www.w3.org/2001/XMLSchema" xmlns:xs="http://www.w3.org/2001/XMLSchema" xmlns:p="http://schemas.microsoft.com/office/2006/metadata/properties" xmlns:ns2="a70d3c18-0869-45a1-9f75-4b4b8f0f32be" xmlns:ns3="adccf511-daff-4bcb-9072-914cedbf4c7e" targetNamespace="http://schemas.microsoft.com/office/2006/metadata/properties" ma:root="true" ma:fieldsID="bbeeb7fdd5dcda06cd18867ba2c601ed" ns2:_="" ns3:_="">
+    <xsd:import namespace="a70d3c18-0869-45a1-9f75-4b4b8f0f32be"/>
+    <xsd:import namespace="adccf511-daff-4bcb-9072-914cedbf4c7e"/>
     <xsd:element name="properties">
       <xsd:complexType>
         <xsd:sequence>
           <xsd:element name="documentManagement">
             <xsd:complexType>
               <xsd:all>
-                <xsd:element ref="ns2:SharedWithUsers" minOccurs="0"/>
-                <xsd:element ref="ns2:SharedWithDetails" minOccurs="0"/>
-                <xsd:element ref="ns3:MediaServiceMetadata" minOccurs="0"/>
-                <xsd:element ref="ns3:MediaServiceFastMetadata" minOccurs="0"/>
-                <xsd:element ref="ns3:MediaServiceDateTaken" minOccurs="0"/>
-                <xsd:element ref="ns3:MediaServiceObjectDetectorVersions" minOccurs="0"/>
-                <xsd:element ref="ns3:MediaLengthInSeconds" minOccurs="0"/>
-                <xsd:element ref="ns3:MediaServiceLocation" minOccurs="0"/>
-                <xsd:element ref="ns3:MediaServiceGenerationTime" minOccurs="0"/>
-                <xsd:element ref="ns3:MediaServiceEventHashCode" minOccurs="0"/>
-                <xsd:element ref="ns3:lcf76f155ced4ddcb4097134ff3c332f" minOccurs="0"/>
-                <xsd:element ref="ns2:TaxCatchAll" minOccurs="0"/>
-                <xsd:element ref="ns3:MediaServiceOCR" minOccurs="0"/>
-                <xsd:element ref="ns3:MediaServiceSearchProperties" minOccurs="0"/>
+                <xsd:element ref="ns2:MediaServiceMetadata" minOccurs="0"/>
+                <xsd:element ref="ns2:MediaServiceFastMetadata" minOccurs="0"/>
+                <xsd:element ref="ns2:MediaServiceSearchProperties" minOccurs="0"/>
+                <xsd:element ref="ns2:MediaServiceDateTaken" minOccurs="0"/>
+                <xsd:element ref="ns2:MediaServiceGenerationTime" minOccurs="0"/>
+                <xsd:element ref="ns2:MediaServiceEventHashCode" minOccurs="0"/>
+                <xsd:element ref="ns2:MediaLengthInSeconds" minOccurs="0"/>
+                <xsd:element ref="ns2:lcf76f155ced4ddcb4097134ff3c332f" minOccurs="0"/>
+                <xsd:element ref="ns3:TaxCatchAll" minOccurs="0"/>
+                <xsd:element ref="ns2:MediaServiceOCR" minOccurs="0"/>
               </xsd:all>
             </xsd:complexType>
           </xsd:element>
@@ -28702,36 +29303,63 @@
       </xsd:complexType>
     </xsd:element>
   </xsd:schema>
-  <xsd:schema xmlns:xsd="http://www.w3.org/2001/XMLSchema" xmlns:xs="http://www.w3.org/2001/XMLSchema" xmlns:dms="http://schemas.microsoft.com/office/2006/documentManagement/types" xmlns:pc="http://schemas.microsoft.com/office/infopath/2007/PartnerControls" targetNamespace="cb45339b-ced9-4d0d-8f64-77573914d53b" elementFormDefault="qualified">
+  <xsd:schema xmlns:xsd="http://www.w3.org/2001/XMLSchema" xmlns:xs="http://www.w3.org/2001/XMLSchema" xmlns:dms="http://schemas.microsoft.com/office/2006/documentManagement/types" xmlns:pc="http://schemas.microsoft.com/office/infopath/2007/PartnerControls" targetNamespace="a70d3c18-0869-45a1-9f75-4b4b8f0f32be" elementFormDefault="qualified">
     <xsd:import namespace="http://schemas.microsoft.com/office/2006/documentManagement/types"/>
     <xsd:import namespace="http://schemas.microsoft.com/office/infopath/2007/PartnerControls"/>
-    <xsd:element name="SharedWithUsers" ma:index="8" nillable="true" ma:displayName="Compartido con" ma:internalName="SharedWithUsers" ma:readOnly="true">
+    <xsd:element name="MediaServiceMetadata" ma:index="8" nillable="true" ma:displayName="MediaServiceMetadata" ma:hidden="true" ma:internalName="MediaServiceMetadata" ma:readOnly="true">
+      <xsd:simpleType>
+        <xsd:restriction base="dms:Note"/>
+      </xsd:simpleType>
+    </xsd:element>
+    <xsd:element name="MediaServiceFastMetadata" ma:index="9" nillable="true" ma:displayName="MediaServiceFastMetadata" ma:hidden="true" ma:internalName="MediaServiceFastMetadata" ma:readOnly="true">
+      <xsd:simpleType>
+        <xsd:restriction base="dms:Note"/>
+      </xsd:simpleType>
+    </xsd:element>
+    <xsd:element name="MediaServiceSearchProperties" ma:index="10" nillable="true" ma:displayName="MediaServiceSearchProperties" ma:hidden="true" ma:internalName="MediaServiceSearchProperties" ma:readOnly="true">
+      <xsd:simpleType>
+        <xsd:restriction base="dms:Note"/>
+      </xsd:simpleType>
+    </xsd:element>
+    <xsd:element name="MediaServiceDateTaken" ma:index="11" nillable="true" ma:displayName="MediaServiceDateTaken" ma:hidden="true" ma:indexed="true" ma:internalName="MediaServiceDateTaken" ma:readOnly="true">
+      <xsd:simpleType>
+        <xsd:restriction base="dms:Text"/>
+      </xsd:simpleType>
+    </xsd:element>
+    <xsd:element name="MediaServiceGenerationTime" ma:index="12" nillable="true" ma:displayName="MediaServiceGenerationTime" ma:hidden="true" ma:internalName="MediaServiceGenerationTime" ma:readOnly="true">
+      <xsd:simpleType>
+        <xsd:restriction base="dms:Text"/>
+      </xsd:simpleType>
+    </xsd:element>
+    <xsd:element name="MediaServiceEventHashCode" ma:index="13" nillable="true" ma:displayName="MediaServiceEventHashCode" ma:hidden="true" ma:internalName="MediaServiceEventHashCode" ma:readOnly="true">
+      <xsd:simpleType>
+        <xsd:restriction base="dms:Text"/>
+      </xsd:simpleType>
+    </xsd:element>
+    <xsd:element name="MediaLengthInSeconds" ma:index="14" nillable="true" ma:displayName="MediaLengthInSeconds" ma:hidden="true" ma:internalName="MediaLengthInSeconds" ma:readOnly="true">
+      <xsd:simpleType>
+        <xsd:restriction base="dms:Unknown"/>
+      </xsd:simpleType>
+    </xsd:element>
+    <xsd:element name="lcf76f155ced4ddcb4097134ff3c332f" ma:index="16" nillable="true" ma:taxonomy="true" ma:internalName="lcf76f155ced4ddcb4097134ff3c332f" ma:taxonomyFieldName="MediaServiceImageTags" ma:displayName="Etiquetas de imagen" ma:readOnly="false" ma:fieldId="{5cf76f15-5ced-4ddc-b409-7134ff3c332f}" ma:taxonomyMulti="true" ma:sspId="d33c8c81-5745-4931-bcc4-c2aeafe86780" ma:termSetId="09814cd3-568e-fe90-9814-8d621ff8fb84" ma:anchorId="fba54fb3-c3e1-fe81-a776-ca4b69148c4d" ma:open="true" ma:isKeyword="false">
       <xsd:complexType>
-        <xsd:complexContent>
-          <xsd:extension base="dms:UserMulti">
-            <xsd:sequence>
-              <xsd:element name="UserInfo" minOccurs="0" maxOccurs="unbounded">
-                <xsd:complexType>
-                  <xsd:sequence>
-                    <xsd:element name="DisplayName" type="xsd:string" minOccurs="0"/>
-                    <xsd:element name="AccountId" type="dms:UserId" minOccurs="0" nillable="true"/>
-                    <xsd:element name="AccountType" type="xsd:string" minOccurs="0"/>
-                  </xsd:sequence>
-                </xsd:complexType>
-              </xsd:element>
-            </xsd:sequence>
-          </xsd:extension>
-        </xsd:complexContent>
+        <xsd:sequence>
+          <xsd:element ref="pc:Terms" minOccurs="0" maxOccurs="1"/>
+        </xsd:sequence>
       </xsd:complexType>
     </xsd:element>
-    <xsd:element name="SharedWithDetails" ma:index="9" nillable="true" ma:displayName="Detalles de uso compartido" ma:internalName="SharedWithDetails" ma:readOnly="true">
+    <xsd:element name="MediaServiceOCR" ma:index="18" nillable="true" ma:displayName="Extracted Text" ma:internalName="MediaServiceOCR" ma:readOnly="true">
       <xsd:simpleType>
         <xsd:restriction base="dms:Note">
           <xsd:maxLength value="255"/>
         </xsd:restriction>
       </xsd:simpleType>
     </xsd:element>
-    <xsd:element name="TaxCatchAll" ma:index="20" nillable="true" ma:displayName="Taxonomy Catch All Column" ma:hidden="true" ma:list="{2f40a149-578b-41a1-8845-c88bc1831770}" ma:internalName="TaxCatchAll" ma:showField="CatchAllData" ma:web="cb45339b-ced9-4d0d-8f64-77573914d53b">
+  </xsd:schema>
+  <xsd:schema xmlns:xsd="http://www.w3.org/2001/XMLSchema" xmlns:xs="http://www.w3.org/2001/XMLSchema" xmlns:dms="http://schemas.microsoft.com/office/2006/documentManagement/types" xmlns:pc="http://schemas.microsoft.com/office/infopath/2007/PartnerControls" targetNamespace="adccf511-daff-4bcb-9072-914cedbf4c7e" elementFormDefault="qualified">
+    <xsd:import namespace="http://schemas.microsoft.com/office/2006/documentManagement/types"/>
+    <xsd:import namespace="http://schemas.microsoft.com/office/infopath/2007/PartnerControls"/>
+    <xsd:element name="TaxCatchAll" ma:index="17" nillable="true" ma:displayName="Taxonomy Catch All Column" ma:hidden="true" ma:list="{d55fdbc5-1632-489d-aeea-ba6fd7407963}" ma:internalName="TaxCatchAll" ma:showField="CatchAllData" ma:web="adccf511-daff-4bcb-9072-914cedbf4c7e">
       <xsd:complexType>
         <xsd:complexContent>
           <xsd:extension base="dms:MultiChoiceLookup">
@@ -28741,69 +29369,6 @@
           </xsd:extension>
         </xsd:complexContent>
       </xsd:complexType>
-    </xsd:element>
-  </xsd:schema>
-  <xsd:schema xmlns:xsd="http://www.w3.org/2001/XMLSchema" xmlns:xs="http://www.w3.org/2001/XMLSchema" xmlns:dms="http://schemas.microsoft.com/office/2006/documentManagement/types" xmlns:pc="http://schemas.microsoft.com/office/infopath/2007/PartnerControls" targetNamespace="43a3ca16-9c26-4813-b83f-4aec9927b43f" elementFormDefault="qualified">
-    <xsd:import namespace="http://schemas.microsoft.com/office/2006/documentManagement/types"/>
-    <xsd:import namespace="http://schemas.microsoft.com/office/infopath/2007/PartnerControls"/>
-    <xsd:element name="MediaServiceMetadata" ma:index="10" nillable="true" ma:displayName="MediaServiceMetadata" ma:hidden="true" ma:internalName="MediaServiceMetadata" ma:readOnly="true">
-      <xsd:simpleType>
-        <xsd:restriction base="dms:Note"/>
-      </xsd:simpleType>
-    </xsd:element>
-    <xsd:element name="MediaServiceFastMetadata" ma:index="11" nillable="true" ma:displayName="MediaServiceFastMetadata" ma:hidden="true" ma:internalName="MediaServiceFastMetadata" ma:readOnly="true">
-      <xsd:simpleType>
-        <xsd:restriction base="dms:Note"/>
-      </xsd:simpleType>
-    </xsd:element>
-    <xsd:element name="MediaServiceDateTaken" ma:index="12" nillable="true" ma:displayName="MediaServiceDateTaken" ma:hidden="true" ma:indexed="true" ma:internalName="MediaServiceDateTaken" ma:readOnly="true">
-      <xsd:simpleType>
-        <xsd:restriction base="dms:Text"/>
-      </xsd:simpleType>
-    </xsd:element>
-    <xsd:element name="MediaServiceObjectDetectorVersions" ma:index="13" nillable="true" ma:displayName="MediaServiceObjectDetectorVersions" ma:hidden="true" ma:indexed="true" ma:internalName="MediaServiceObjectDetectorVersions" ma:readOnly="true">
-      <xsd:simpleType>
-        <xsd:restriction base="dms:Text"/>
-      </xsd:simpleType>
-    </xsd:element>
-    <xsd:element name="MediaLengthInSeconds" ma:index="14" nillable="true" ma:displayName="MediaLengthInSeconds" ma:hidden="true" ma:internalName="MediaLengthInSeconds" ma:readOnly="true">
-      <xsd:simpleType>
-        <xsd:restriction base="dms:Unknown"/>
-      </xsd:simpleType>
-    </xsd:element>
-    <xsd:element name="MediaServiceLocation" ma:index="15" nillable="true" ma:displayName="Location" ma:indexed="true" ma:internalName="MediaServiceLocation" ma:readOnly="true">
-      <xsd:simpleType>
-        <xsd:restriction base="dms:Text"/>
-      </xsd:simpleType>
-    </xsd:element>
-    <xsd:element name="MediaServiceGenerationTime" ma:index="16" nillable="true" ma:displayName="MediaServiceGenerationTime" ma:hidden="true" ma:internalName="MediaServiceGenerationTime" ma:readOnly="true">
-      <xsd:simpleType>
-        <xsd:restriction base="dms:Text"/>
-      </xsd:simpleType>
-    </xsd:element>
-    <xsd:element name="MediaServiceEventHashCode" ma:index="17" nillable="true" ma:displayName="MediaServiceEventHashCode" ma:hidden="true" ma:internalName="MediaServiceEventHashCode" ma:readOnly="true">
-      <xsd:simpleType>
-        <xsd:restriction base="dms:Text"/>
-      </xsd:simpleType>
-    </xsd:element>
-    <xsd:element name="lcf76f155ced4ddcb4097134ff3c332f" ma:index="19" nillable="true" ma:taxonomy="true" ma:internalName="lcf76f155ced4ddcb4097134ff3c332f" ma:taxonomyFieldName="MediaServiceImageTags" ma:displayName="Etiquetas de imagen" ma:readOnly="false" ma:fieldId="{5cf76f15-5ced-4ddc-b409-7134ff3c332f}" ma:taxonomyMulti="true" ma:sspId="d33c8c81-5745-4931-bcc4-c2aeafe86780" ma:termSetId="09814cd3-568e-fe90-9814-8d621ff8fb84" ma:anchorId="fba54fb3-c3e1-fe81-a776-ca4b69148c4d" ma:open="true" ma:isKeyword="false">
-      <xsd:complexType>
-        <xsd:sequence>
-          <xsd:element ref="pc:Terms" minOccurs="0" maxOccurs="1"/>
-        </xsd:sequence>
-      </xsd:complexType>
-    </xsd:element>
-    <xsd:element name="MediaServiceOCR" ma:index="21" nillable="true" ma:displayName="Extracted Text" ma:internalName="MediaServiceOCR" ma:readOnly="true">
-      <xsd:simpleType>
-        <xsd:restriction base="dms:Note">
-          <xsd:maxLength value="255"/>
-        </xsd:restriction>
-      </xsd:simpleType>
-    </xsd:element>
-    <xsd:element name="MediaServiceSearchProperties" ma:index="22" nillable="true" ma:displayName="MediaServiceSearchProperties" ma:hidden="true" ma:internalName="MediaServiceSearchProperties" ma:readOnly="true">
-      <xsd:simpleType>
-        <xsd:restriction base="dms:Note"/>
-      </xsd:simpleType>
     </xsd:element>
   </xsd:schema>
   <xsd:schema xmlns="http://schemas.openxmlformats.org/package/2006/metadata/core-properties" xmlns:xsd="http://www.w3.org/2001/XMLSchema" xmlns:xsi="http://www.w3.org/2001/XMLSchema-instance" xmlns:dc="http://purl.org/dc/elements/1.1/" xmlns:dcterms="http://purl.org/dc/terms/" xmlns:odoc="http://schemas.microsoft.com/internal/obd" targetNamespace="http://schemas.openxmlformats.org/package/2006/metadata/core-properties" elementFormDefault="qualified" attributeFormDefault="unqualified" blockDefault="#all">
@@ -28905,16 +29470,15 @@
 </ct:contentTypeSchema>
 </file>
 
-<file path=customXml/item4.xml><?xml version="1.0" encoding="utf-8"?>
-<?mso-contentType ?>
-<FormTemplates xmlns="http://schemas.microsoft.com/sharepoint/v3/contenttype/forms">
-  <Display>DocumentLibraryForm</Display>
-  <Edit>DocumentLibraryForm</Edit>
-  <New>DocumentLibraryForm</New>
-</FormTemplates>
+<file path=customXml/itemProps1.xml><?xml version="1.0" encoding="utf-8"?>
+<ds:datastoreItem xmlns:ds="http://schemas.openxmlformats.org/officeDocument/2006/customXml" ds:itemID="{E8AB44A3-7C62-4BD2-82ED-8ABC209970FA}">
+  <ds:schemaRefs>
+    <ds:schemaRef ds:uri="http://schemas.openxmlformats.org/officeDocument/2006/bibliography"/>
+  </ds:schemaRefs>
+</ds:datastoreItem>
 </file>
 
-<file path=customXml/itemProps1.xml><?xml version="1.0" encoding="utf-8"?>
+<file path=customXml/itemProps2.xml><?xml version="1.0" encoding="utf-8"?>
 <ds:datastoreItem xmlns:ds="http://schemas.openxmlformats.org/officeDocument/2006/customXml" ds:itemID="{1145D752-ACC1-45E1-AB53-0C756F67FC7F}">
   <ds:schemaRefs>
     <ds:schemaRef ds:uri="http://schemas.microsoft.com/office/2006/metadata/properties"/>
@@ -28925,37 +29489,14 @@
 </ds:datastoreItem>
 </file>
 
-<file path=customXml/itemProps2.xml><?xml version="1.0" encoding="utf-8"?>
-<ds:datastoreItem xmlns:ds="http://schemas.openxmlformats.org/officeDocument/2006/customXml" ds:itemID="{E8AB44A3-7C62-4BD2-82ED-8ABC209970FA}">
+<file path=customXml/itemProps3.xml><?xml version="1.0" encoding="utf-8"?>
+<ds:datastoreItem xmlns:ds="http://schemas.openxmlformats.org/officeDocument/2006/customXml" ds:itemID="{81CBDEC1-3B00-44ED-AD36-0268077980BA}">
   <ds:schemaRefs>
-    <ds:schemaRef ds:uri="http://schemas.openxmlformats.org/officeDocument/2006/bibliography"/>
-  </ds:schemaRefs>
-</ds:datastoreItem>
-</file>
-
-<file path=customXml/itemProps3.xml><?xml version="1.0" encoding="utf-8"?>
-<ds:datastoreItem xmlns:ds="http://schemas.openxmlformats.org/officeDocument/2006/customXml" ds:itemID="{DF43E046-DB0C-42D1-8C73-AE38B52F1ED7}">
-  <ds:schemaRefs>
-    <ds:schemaRef ds:uri="http://schemas.microsoft.com/office/2006/metadata/contentType"/>
-    <ds:schemaRef ds:uri="http://schemas.microsoft.com/office/2006/metadata/properties/metaAttributes"/>
-    <ds:schemaRef ds:uri="http://www.w3.org/2001/XMLSchema"/>
-    <ds:schemaRef ds:uri="http://schemas.microsoft.com/office/2006/metadata/properties"/>
-    <ds:schemaRef ds:uri="cb45339b-ced9-4d0d-8f64-77573914d53b"/>
-    <ds:schemaRef ds:uri="43a3ca16-9c26-4813-b83f-4aec9927b43f"/>
-    <ds:schemaRef ds:uri="http://schemas.microsoft.com/office/2006/documentManagement/types"/>
-    <ds:schemaRef ds:uri="http://schemas.microsoft.com/office/infopath/2007/PartnerControls"/>
-    <ds:schemaRef ds:uri="http://schemas.openxmlformats.org/package/2006/metadata/core-properties"/>
-    <ds:schemaRef ds:uri="http://purl.org/dc/elements/1.1/"/>
-    <ds:schemaRef ds:uri="http://purl.org/dc/terms/"/>
-    <ds:schemaRef ds:uri="http://schemas.microsoft.com/internal/obd"/>
+    <ds:schemaRef ds:uri="http://schemas.microsoft.com/sharepoint/v3/contenttype/forms"/>
   </ds:schemaRefs>
 </ds:datastoreItem>
 </file>
 
 <file path=customXml/itemProps4.xml><?xml version="1.0" encoding="utf-8"?>
-<ds:datastoreItem xmlns:ds="http://schemas.openxmlformats.org/officeDocument/2006/customXml" ds:itemID="{81CBDEC1-3B00-44ED-AD36-0268077980BA}">
-  <ds:schemaRefs>
-    <ds:schemaRef ds:uri="http://schemas.microsoft.com/sharepoint/v3/contenttype/forms"/>
-  </ds:schemaRefs>
-</ds:datastoreItem>
+<ds:datastoreItem xmlns:ds="http://schemas.openxmlformats.org/officeDocument/2006/customXml" ds:itemID="{705FFAFD-22DC-42B5-8223-7D19EC6B3FA7}"/>
 </file>
--- a/fuentes/CFA1_12150025_DU.docx
+++ b/fuentes/CFA1_12150025_DU.docx
@@ -23,15 +23,15 @@
         <mc:AlternateContent>
           <mc:Choice Requires="wps">
             <w:drawing>
-              <wp:anchor distT="0" distB="0" distL="114300" distR="114300" simplePos="0" relativeHeight="251661312" behindDoc="1" locked="0" layoutInCell="1" allowOverlap="1" wp14:anchorId="0853532D" wp14:editId="3737AA59">
+              <wp:anchor distT="0" distB="0" distL="114300" distR="114300" simplePos="0" relativeHeight="251661312" behindDoc="1" locked="0" layoutInCell="1" allowOverlap="1" wp14:anchorId="0853532D" wp14:editId="27584A38">
                 <wp:simplePos x="0" y="0"/>
                 <wp:positionH relativeFrom="column">
-                  <wp:posOffset>-685800</wp:posOffset>
+                  <wp:posOffset>-777240</wp:posOffset>
                 </wp:positionH>
                 <wp:positionV relativeFrom="paragraph">
-                  <wp:posOffset>401955</wp:posOffset>
+                  <wp:posOffset>397510</wp:posOffset>
                 </wp:positionV>
-                <wp:extent cx="7795895" cy="2590800"/>
+                <wp:extent cx="7891145" cy="2381250"/>
                 <wp:effectExtent l="0" t="0" r="0" b="0"/>
                 <wp:wrapNone/>
                 <wp:docPr id="705825447" name="Rectángulo 3">
@@ -49,7 +49,7 @@
                       <wps:spPr>
                         <a:xfrm>
                           <a:off x="0" y="0"/>
-                          <a:ext cx="7795895" cy="2590800"/>
+                          <a:ext cx="7891145" cy="2381250"/>
                         </a:xfrm>
                         <a:prstGeom prst="rect">
                           <a:avLst/>
@@ -86,15 +86,18 @@
                     </wps:wsp>
                   </a:graphicData>
                 </a:graphic>
+                <wp14:sizeRelH relativeFrom="margin">
+                  <wp14:pctWidth>0</wp14:pctWidth>
+                </wp14:sizeRelH>
                 <wp14:sizeRelV relativeFrom="margin">
                   <wp14:pctHeight>0</wp14:pctHeight>
                 </wp14:sizeRelV>
               </wp:anchor>
             </w:drawing>
           </mc:Choice>
-          <mc:Fallback xmlns:w16sdtfl="http://schemas.microsoft.com/office/word/2024/wordml/sdtformatlock" xmlns:w16du="http://schemas.microsoft.com/office/word/2023/wordml/word16du" xmlns:oel="http://schemas.microsoft.com/office/2019/extlst">
+          <mc:Fallback>
             <w:pict>
-              <v:rect w14:anchorId="4E7873B1" id="Rectángulo 3" o:spid="_x0000_s1026" alt="&quot;&quot;" style="position:absolute;margin-left:-54pt;margin-top:31.65pt;width:613.85pt;height:204pt;z-index:-251655168;visibility:visible;mso-wrap-style:square;mso-height-percent:0;mso-wrap-distance-left:9pt;mso-wrap-distance-top:0;mso-wrap-distance-right:9pt;mso-wrap-distance-bottom:0;mso-position-horizontal:absolute;mso-position-horizontal-relative:text;mso-position-vertical:absolute;mso-position-vertical-relative:text;mso-height-percent:0;mso-height-relative:margin;v-text-anchor:middle" o:gfxdata="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" fillcolor="#00314d" stroked="f" strokeweight="1pt"/>
+              <v:rect w14:anchorId="4ECFC5F9" id="Rectángulo 3" o:spid="_x0000_s1026" alt="&quot;&quot;" style="position:absolute;margin-left:-61.2pt;margin-top:31.3pt;width:621.35pt;height:187.5pt;z-index:-251655168;visibility:visible;mso-wrap-style:square;mso-width-percent:0;mso-height-percent:0;mso-wrap-distance-left:9pt;mso-wrap-distance-top:0;mso-wrap-distance-right:9pt;mso-wrap-distance-bottom:0;mso-position-horizontal:absolute;mso-position-horizontal-relative:text;mso-position-vertical:absolute;mso-position-vertical-relative:text;mso-width-percent:0;mso-height-percent:0;mso-width-relative:margin;mso-height-relative:margin;v-text-anchor:middle" o:gfxdata="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" fillcolor="#00314d" stroked="f" strokeweight="1pt"/>
             </w:pict>
           </mc:Fallback>
         </mc:AlternateContent>
@@ -481,12 +484,12 @@
     <w:sdt>
       <w:sdtPr>
         <w:rPr>
-          <w:rFonts w:eastAsiaTheme="minorHAnsi" w:cstheme="minorBidi"/>
+          <w:rFonts w:eastAsiaTheme="minorEastAsia" w:cstheme="minorBidi"/>
           <w:b w:val="0"/>
           <w:color w:val="auto"/>
           <w:kern w:val="2"/>
           <w:sz w:val="28"/>
-          <w:szCs w:val="22"/>
+          <w:szCs w:val="28"/>
           <w:lang w:val="es-ES" w:eastAsia="en-US"/>
           <w14:ligatures w14:val="standardContextual"/>
         </w:rPr>
@@ -496,11 +499,7 @@
           <w:docPartUnique/>
         </w:docPartObj>
       </w:sdtPr>
-      <w:sdtEndPr>
-        <w:rPr>
-          <w:bCs/>
-        </w:rPr>
-      </w:sdtEndPr>
+      <w:sdtEndPr/>
       <w:sdtContent>
         <w:p>
           <w:pPr>
@@ -537,7 +536,7 @@
           <w:r>
             <w:fldChar w:fldCharType="separate"/>
           </w:r>
-          <w:hyperlink w:anchor="_Toc209521996" w:history="1">
+          <w:hyperlink w:anchor="_Toc211449565" w:history="1">
             <w:r>
               <w:rPr>
                 <w:rStyle w:val="Hipervnculo"/>
@@ -564,7 +563,7 @@
                 <w:noProof/>
                 <w:webHidden/>
               </w:rPr>
-              <w:instrText xml:space="preserve"> PAGEREF _Toc209521996 \h </w:instrText>
+              <w:instrText xml:space="preserve"> PAGEREF _Toc211449565 \h </w:instrText>
             </w:r>
             <w:r>
               <w:rPr>
@@ -611,7 +610,7 @@
               <w14:ligatures w14:val="none"/>
             </w:rPr>
           </w:pPr>
-          <w:hyperlink w:anchor="_Toc209521997" w:history="1">
+          <w:hyperlink w:anchor="_Toc211449566" w:history="1">
             <w:r>
               <w:rPr>
                 <w:rStyle w:val="Hipervnculo"/>
@@ -656,7 +655,7 @@
                 <w:noProof/>
                 <w:webHidden/>
               </w:rPr>
-              <w:instrText xml:space="preserve"> PAGEREF _Toc209521997 \h </w:instrText>
+              <w:instrText xml:space="preserve"> PAGEREF _Toc211449566 \h </w:instrText>
             </w:r>
             <w:r>
               <w:rPr>
@@ -699,7 +698,7 @@
               <w14:ligatures w14:val="none"/>
             </w:rPr>
           </w:pPr>
-          <w:hyperlink w:anchor="_Toc209521998" w:history="1">
+          <w:hyperlink w:anchor="_Toc211449567" w:history="1">
             <w:r>
               <w:rPr>
                 <w:rStyle w:val="Hipervnculo"/>
@@ -744,7 +743,7 @@
                 <w:noProof/>
                 <w:webHidden/>
               </w:rPr>
-              <w:instrText xml:space="preserve"> PAGEREF _Toc209521998 \h </w:instrText>
+              <w:instrText xml:space="preserve"> PAGEREF _Toc211449567 \h </w:instrText>
             </w:r>
             <w:r>
               <w:rPr>
@@ -787,7 +786,7 @@
               <w14:ligatures w14:val="none"/>
             </w:rPr>
           </w:pPr>
-          <w:hyperlink w:anchor="_Toc209521999" w:history="1">
+          <w:hyperlink w:anchor="_Toc211449568" w:history="1">
             <w:r>
               <w:rPr>
                 <w:rStyle w:val="Hipervnculo"/>
@@ -832,7 +831,7 @@
                 <w:noProof/>
                 <w:webHidden/>
               </w:rPr>
-              <w:instrText xml:space="preserve"> PAGEREF _Toc209521999 \h </w:instrText>
+              <w:instrText xml:space="preserve"> PAGEREF _Toc211449568 \h </w:instrText>
             </w:r>
             <w:r>
               <w:rPr>
@@ -875,7 +874,7 @@
               <w14:ligatures w14:val="none"/>
             </w:rPr>
           </w:pPr>
-          <w:hyperlink w:anchor="_Toc209522000" w:history="1">
+          <w:hyperlink w:anchor="_Toc211449569" w:history="1">
             <w:r>
               <w:rPr>
                 <w:rStyle w:val="Hipervnculo"/>
@@ -920,7 +919,7 @@
                 <w:noProof/>
                 <w:webHidden/>
               </w:rPr>
-              <w:instrText xml:space="preserve"> PAGEREF _Toc209522000 \h </w:instrText>
+              <w:instrText xml:space="preserve"> PAGEREF _Toc211449569 \h </w:instrText>
             </w:r>
             <w:r>
               <w:rPr>
@@ -963,7 +962,7 @@
               <w14:ligatures w14:val="none"/>
             </w:rPr>
           </w:pPr>
-          <w:hyperlink w:anchor="_Toc209522001" w:history="1">
+          <w:hyperlink w:anchor="_Toc211449570" w:history="1">
             <w:r>
               <w:rPr>
                 <w:rStyle w:val="Hipervnculo"/>
@@ -1008,7 +1007,7 @@
                 <w:noProof/>
                 <w:webHidden/>
               </w:rPr>
-              <w:instrText xml:space="preserve"> PAGEREF _Toc209522001 \h </w:instrText>
+              <w:instrText xml:space="preserve"> PAGEREF _Toc211449570 \h </w:instrText>
             </w:r>
             <w:r>
               <w:rPr>
@@ -1055,7 +1054,7 @@
               <w14:ligatures w14:val="none"/>
             </w:rPr>
           </w:pPr>
-          <w:hyperlink w:anchor="_Toc209522002" w:history="1">
+          <w:hyperlink w:anchor="_Toc211449571" w:history="1">
             <w:r>
               <w:rPr>
                 <w:rStyle w:val="Hipervnculo"/>
@@ -1100,7 +1099,7 @@
                 <w:noProof/>
                 <w:webHidden/>
               </w:rPr>
-              <w:instrText xml:space="preserve"> PAGEREF _Toc209522002 \h </w:instrText>
+              <w:instrText xml:space="preserve"> PAGEREF _Toc211449571 \h </w:instrText>
             </w:r>
             <w:r>
               <w:rPr>
@@ -1143,7 +1142,7 @@
               <w14:ligatures w14:val="none"/>
             </w:rPr>
           </w:pPr>
-          <w:hyperlink w:anchor="_Toc209522003" w:history="1">
+          <w:hyperlink w:anchor="_Toc211449572" w:history="1">
             <w:r>
               <w:rPr>
                 <w:rStyle w:val="Hipervnculo"/>
@@ -1188,7 +1187,7 @@
                 <w:noProof/>
                 <w:webHidden/>
               </w:rPr>
-              <w:instrText xml:space="preserve"> PAGEREF _Toc209522003 \h </w:instrText>
+              <w:instrText xml:space="preserve"> PAGEREF _Toc211449572 \h </w:instrText>
             </w:r>
             <w:r>
               <w:rPr>
@@ -1231,7 +1230,7 @@
               <w14:ligatures w14:val="none"/>
             </w:rPr>
           </w:pPr>
-          <w:hyperlink w:anchor="_Toc209522004" w:history="1">
+          <w:hyperlink w:anchor="_Toc211449573" w:history="1">
             <w:r>
               <w:rPr>
                 <w:rStyle w:val="Hipervnculo"/>
@@ -1276,7 +1275,7 @@
                 <w:noProof/>
                 <w:webHidden/>
               </w:rPr>
-              <w:instrText xml:space="preserve"> PAGEREF _Toc209522004 \h </w:instrText>
+              <w:instrText xml:space="preserve"> PAGEREF _Toc211449573 \h </w:instrText>
             </w:r>
             <w:r>
               <w:rPr>
@@ -1319,7 +1318,7 @@
               <w14:ligatures w14:val="none"/>
             </w:rPr>
           </w:pPr>
-          <w:hyperlink w:anchor="_Toc209522005" w:history="1">
+          <w:hyperlink w:anchor="_Toc211449574" w:history="1">
             <w:r>
               <w:rPr>
                 <w:rStyle w:val="Hipervnculo"/>
@@ -1364,7 +1363,7 @@
                 <w:noProof/>
                 <w:webHidden/>
               </w:rPr>
-              <w:instrText xml:space="preserve"> PAGEREF _Toc209522005 \h </w:instrText>
+              <w:instrText xml:space="preserve"> PAGEREF _Toc211449574 \h </w:instrText>
             </w:r>
             <w:r>
               <w:rPr>
@@ -1407,7 +1406,7 @@
               <w14:ligatures w14:val="none"/>
             </w:rPr>
           </w:pPr>
-          <w:hyperlink w:anchor="_Toc209522006" w:history="1">
+          <w:hyperlink w:anchor="_Toc211449575" w:history="1">
             <w:r>
               <w:rPr>
                 <w:rStyle w:val="Hipervnculo"/>
@@ -1452,7 +1451,7 @@
                 <w:noProof/>
                 <w:webHidden/>
               </w:rPr>
-              <w:instrText xml:space="preserve"> PAGEREF _Toc209522006 \h </w:instrText>
+              <w:instrText xml:space="preserve"> PAGEREF _Toc211449575 \h </w:instrText>
             </w:r>
             <w:r>
               <w:rPr>
@@ -1495,7 +1494,7 @@
               <w14:ligatures w14:val="none"/>
             </w:rPr>
           </w:pPr>
-          <w:hyperlink w:anchor="_Toc209522007" w:history="1">
+          <w:hyperlink w:anchor="_Toc211449576" w:history="1">
             <w:r>
               <w:rPr>
                 <w:rStyle w:val="Hipervnculo"/>
@@ -1540,7 +1539,7 @@
                 <w:noProof/>
                 <w:webHidden/>
               </w:rPr>
-              <w:instrText xml:space="preserve"> PAGEREF _Toc209522007 \h </w:instrText>
+              <w:instrText xml:space="preserve"> PAGEREF _Toc211449576 \h </w:instrText>
             </w:r>
             <w:r>
               <w:rPr>
@@ -1587,7 +1586,7 @@
               <w14:ligatures w14:val="none"/>
             </w:rPr>
           </w:pPr>
-          <w:hyperlink w:anchor="_Toc209522008" w:history="1">
+          <w:hyperlink w:anchor="_Toc211449577" w:history="1">
             <w:r>
               <w:rPr>
                 <w:rStyle w:val="Hipervnculo"/>
@@ -1632,7 +1631,7 @@
                 <w:noProof/>
                 <w:webHidden/>
               </w:rPr>
-              <w:instrText xml:space="preserve"> PAGEREF _Toc209522008 \h </w:instrText>
+              <w:instrText xml:space="preserve"> PAGEREF _Toc211449577 \h </w:instrText>
             </w:r>
             <w:r>
               <w:rPr>
@@ -1675,7 +1674,7 @@
               <w14:ligatures w14:val="none"/>
             </w:rPr>
           </w:pPr>
-          <w:hyperlink w:anchor="_Toc209522009" w:history="1">
+          <w:hyperlink w:anchor="_Toc211449578" w:history="1">
             <w:r>
               <w:rPr>
                 <w:rStyle w:val="Hipervnculo"/>
@@ -1720,7 +1719,7 @@
                 <w:noProof/>
                 <w:webHidden/>
               </w:rPr>
-              <w:instrText xml:space="preserve"> PAGEREF _Toc209522009 \h </w:instrText>
+              <w:instrText xml:space="preserve"> PAGEREF _Toc211449578 \h </w:instrText>
             </w:r>
             <w:r>
               <w:rPr>
@@ -1763,7 +1762,7 @@
               <w14:ligatures w14:val="none"/>
             </w:rPr>
           </w:pPr>
-          <w:hyperlink w:anchor="_Toc209522010" w:history="1">
+          <w:hyperlink w:anchor="_Toc211449579" w:history="1">
             <w:r>
               <w:rPr>
                 <w:rStyle w:val="Hipervnculo"/>
@@ -1808,7 +1807,7 @@
                 <w:noProof/>
                 <w:webHidden/>
               </w:rPr>
-              <w:instrText xml:space="preserve"> PAGEREF _Toc209522010 \h </w:instrText>
+              <w:instrText xml:space="preserve"> PAGEREF _Toc211449579 \h </w:instrText>
             </w:r>
             <w:r>
               <w:rPr>
@@ -1855,7 +1854,7 @@
               <w14:ligatures w14:val="none"/>
             </w:rPr>
           </w:pPr>
-          <w:hyperlink w:anchor="_Toc209522011" w:history="1">
+          <w:hyperlink w:anchor="_Toc211449580" w:history="1">
             <w:r>
               <w:rPr>
                 <w:rStyle w:val="Hipervnculo"/>
@@ -1900,7 +1899,7 @@
                 <w:noProof/>
                 <w:webHidden/>
               </w:rPr>
-              <w:instrText xml:space="preserve"> PAGEREF _Toc209522011 \h </w:instrText>
+              <w:instrText xml:space="preserve"> PAGEREF _Toc211449580 \h </w:instrText>
             </w:r>
             <w:r>
               <w:rPr>
@@ -1943,7 +1942,7 @@
               <w14:ligatures w14:val="none"/>
             </w:rPr>
           </w:pPr>
-          <w:hyperlink w:anchor="_Toc209522012" w:history="1">
+          <w:hyperlink w:anchor="_Toc211449581" w:history="1">
             <w:r>
               <w:rPr>
                 <w:rStyle w:val="Hipervnculo"/>
@@ -1988,7 +1987,7 @@
                 <w:noProof/>
                 <w:webHidden/>
               </w:rPr>
-              <w:instrText xml:space="preserve"> PAGEREF _Toc209522012 \h </w:instrText>
+              <w:instrText xml:space="preserve"> PAGEREF _Toc211449581 \h </w:instrText>
             </w:r>
             <w:r>
               <w:rPr>
@@ -2031,7 +2030,7 @@
               <w14:ligatures w14:val="none"/>
             </w:rPr>
           </w:pPr>
-          <w:hyperlink w:anchor="_Toc209522013" w:history="1">
+          <w:hyperlink w:anchor="_Toc211449582" w:history="1">
             <w:r>
               <w:rPr>
                 <w:rStyle w:val="Hipervnculo"/>
@@ -2076,7 +2075,7 @@
                 <w:noProof/>
                 <w:webHidden/>
               </w:rPr>
-              <w:instrText xml:space="preserve"> PAGEREF _Toc209522013 \h </w:instrText>
+              <w:instrText xml:space="preserve"> PAGEREF _Toc211449582 \h </w:instrText>
             </w:r>
             <w:r>
               <w:rPr>
@@ -2119,7 +2118,7 @@
               <w14:ligatures w14:val="none"/>
             </w:rPr>
           </w:pPr>
-          <w:hyperlink w:anchor="_Toc209522014" w:history="1">
+          <w:hyperlink w:anchor="_Toc211449583" w:history="1">
             <w:r>
               <w:rPr>
                 <w:rStyle w:val="Hipervnculo"/>
@@ -2164,7 +2163,7 @@
                 <w:noProof/>
                 <w:webHidden/>
               </w:rPr>
-              <w:instrText xml:space="preserve"> PAGEREF _Toc209522014 \h </w:instrText>
+              <w:instrText xml:space="preserve"> PAGEREF _Toc211449583 \h </w:instrText>
             </w:r>
             <w:r>
               <w:rPr>
@@ -2211,7 +2210,7 @@
               <w14:ligatures w14:val="none"/>
             </w:rPr>
           </w:pPr>
-          <w:hyperlink w:anchor="_Toc209522015" w:history="1">
+          <w:hyperlink w:anchor="_Toc211449584" w:history="1">
             <w:r>
               <w:rPr>
                 <w:rStyle w:val="Hipervnculo"/>
@@ -2256,7 +2255,7 @@
                 <w:noProof/>
                 <w:webHidden/>
               </w:rPr>
-              <w:instrText xml:space="preserve"> PAGEREF _Toc209522015 \h </w:instrText>
+              <w:instrText xml:space="preserve"> PAGEREF _Toc211449584 \h </w:instrText>
             </w:r>
             <w:r>
               <w:rPr>
@@ -2299,7 +2298,7 @@
               <w14:ligatures w14:val="none"/>
             </w:rPr>
           </w:pPr>
-          <w:hyperlink w:anchor="_Toc209522016" w:history="1">
+          <w:hyperlink w:anchor="_Toc211449585" w:history="1">
             <w:r>
               <w:rPr>
                 <w:rStyle w:val="Hipervnculo"/>
@@ -2344,7 +2343,7 @@
                 <w:noProof/>
                 <w:webHidden/>
               </w:rPr>
-              <w:instrText xml:space="preserve"> PAGEREF _Toc209522016 \h </w:instrText>
+              <w:instrText xml:space="preserve"> PAGEREF _Toc211449585 \h </w:instrText>
             </w:r>
             <w:r>
               <w:rPr>
@@ -2387,7 +2386,7 @@
               <w14:ligatures w14:val="none"/>
             </w:rPr>
           </w:pPr>
-          <w:hyperlink w:anchor="_Toc209522017" w:history="1">
+          <w:hyperlink w:anchor="_Toc211449586" w:history="1">
             <w:r>
               <w:rPr>
                 <w:rStyle w:val="Hipervnculo"/>
@@ -2432,7 +2431,7 @@
                 <w:noProof/>
                 <w:webHidden/>
               </w:rPr>
-              <w:instrText xml:space="preserve"> PAGEREF _Toc209522017 \h </w:instrText>
+              <w:instrText xml:space="preserve"> PAGEREF _Toc211449586 \h </w:instrText>
             </w:r>
             <w:r>
               <w:rPr>
@@ -2475,7 +2474,7 @@
               <w14:ligatures w14:val="none"/>
             </w:rPr>
           </w:pPr>
-          <w:hyperlink w:anchor="_Toc209522018" w:history="1">
+          <w:hyperlink w:anchor="_Toc211449587" w:history="1">
             <w:r>
               <w:rPr>
                 <w:rStyle w:val="Hipervnculo"/>
@@ -2520,7 +2519,7 @@
                 <w:noProof/>
                 <w:webHidden/>
               </w:rPr>
-              <w:instrText xml:space="preserve"> PAGEREF _Toc209522018 \h </w:instrText>
+              <w:instrText xml:space="preserve"> PAGEREF _Toc211449587 \h </w:instrText>
             </w:r>
             <w:r>
               <w:rPr>
@@ -2566,7 +2565,7 @@
               <w14:ligatures w14:val="none"/>
             </w:rPr>
           </w:pPr>
-          <w:hyperlink w:anchor="_Toc209522019" w:history="1">
+          <w:hyperlink w:anchor="_Toc211449588" w:history="1">
             <w:r>
               <w:rPr>
                 <w:rStyle w:val="Hipervnculo"/>
@@ -2593,7 +2592,7 @@
                 <w:noProof/>
                 <w:webHidden/>
               </w:rPr>
-              <w:instrText xml:space="preserve"> PAGEREF _Toc209522019 \h </w:instrText>
+              <w:instrText xml:space="preserve"> PAGEREF _Toc211449588 \h </w:instrText>
             </w:r>
             <w:r>
               <w:rPr>
@@ -2639,7 +2638,7 @@
               <w14:ligatures w14:val="none"/>
             </w:rPr>
           </w:pPr>
-          <w:hyperlink w:anchor="_Toc209522020" w:history="1">
+          <w:hyperlink w:anchor="_Toc211449589" w:history="1">
             <w:r>
               <w:rPr>
                 <w:rStyle w:val="Hipervnculo"/>
@@ -2666,7 +2665,7 @@
                 <w:noProof/>
                 <w:webHidden/>
               </w:rPr>
-              <w:instrText xml:space="preserve"> PAGEREF _Toc209522020 \h </w:instrText>
+              <w:instrText xml:space="preserve"> PAGEREF _Toc211449589 \h </w:instrText>
             </w:r>
             <w:r>
               <w:rPr>
@@ -2712,7 +2711,7 @@
               <w14:ligatures w14:val="none"/>
             </w:rPr>
           </w:pPr>
-          <w:hyperlink w:anchor="_Toc209522021" w:history="1">
+          <w:hyperlink w:anchor="_Toc211449590" w:history="1">
             <w:r>
               <w:rPr>
                 <w:rStyle w:val="Hipervnculo"/>
@@ -2739,7 +2738,7 @@
                 <w:noProof/>
                 <w:webHidden/>
               </w:rPr>
-              <w:instrText xml:space="preserve"> PAGEREF _Toc209522021 \h </w:instrText>
+              <w:instrText xml:space="preserve"> PAGEREF _Toc211449590 \h </w:instrText>
             </w:r>
             <w:r>
               <w:rPr>
@@ -2785,7 +2784,7 @@
               <w14:ligatures w14:val="none"/>
             </w:rPr>
           </w:pPr>
-          <w:hyperlink w:anchor="_Toc209522022" w:history="1">
+          <w:hyperlink w:anchor="_Toc211449591" w:history="1">
             <w:r>
               <w:rPr>
                 <w:rStyle w:val="Hipervnculo"/>
@@ -2812,7 +2811,7 @@
                 <w:noProof/>
                 <w:webHidden/>
               </w:rPr>
-              <w:instrText xml:space="preserve"> PAGEREF _Toc209522022 \h </w:instrText>
+              <w:instrText xml:space="preserve"> PAGEREF _Toc211449591 \h </w:instrText>
             </w:r>
             <w:r>
               <w:rPr>
@@ -2858,7 +2857,7 @@
               <w14:ligatures w14:val="none"/>
             </w:rPr>
           </w:pPr>
-          <w:hyperlink w:anchor="_Toc209522023" w:history="1">
+          <w:hyperlink w:anchor="_Toc211449592" w:history="1">
             <w:r>
               <w:rPr>
                 <w:rStyle w:val="Hipervnculo"/>
@@ -2885,7 +2884,7 @@
                 <w:noProof/>
                 <w:webHidden/>
               </w:rPr>
-              <w:instrText xml:space="preserve"> PAGEREF _Toc209522023 \h </w:instrText>
+              <w:instrText xml:space="preserve"> PAGEREF _Toc211449592 \h </w:instrText>
             </w:r>
             <w:r>
               <w:rPr>
@@ -2950,7 +2949,7 @@
       <w:pPr>
         <w:pStyle w:val="Titulosgenerales"/>
       </w:pPr>
-      <w:bookmarkStart w:id="0" w:name="_Toc209521996"/>
+      <w:bookmarkStart w:id="0" w:name="_Toc211449565"/>
       <w:r>
         <w:lastRenderedPageBreak/>
         <w:t>Introducción</w:t>
@@ -3066,8 +3065,8 @@
       <w:pPr>
         <w:ind w:firstLine="0"/>
         <w:rPr>
+          <w:rStyle w:val="Hipervnculo"/>
           <w:b/>
-          <w:u w:val="single"/>
           <w:lang w:val="es-419"/>
         </w:rPr>
       </w:pPr>
@@ -3199,15 +3198,32 @@
               </w:rPr>
             </w:pPr>
             <w:r>
-              <w:t xml:space="preserve">¡Le invitamos a apropiarse y aplicar los conceptos y métodos disponibles para llevar a cabo de manera efectiva el Monitoreo de las operaciones logísticas de almacén! </w:t>
-            </w:r>
-            <w:r>
-              <w:t xml:space="preserve"> </w:t>
+              <w:t xml:space="preserve">¡Le invitamos a apropiarse y aplicar los conceptos y métodos disponibles para llevar a cabo de manera efectiva el Monitoreo de las operaciones logísticas de almacén!  </w:t>
             </w:r>
           </w:p>
         </w:tc>
       </w:tr>
     </w:tbl>
+    <w:p>
+      <w:pPr>
+        <w:ind w:firstLine="0"/>
+        <w:rPr>
+          <w:b/>
+          <w:u w:val="single"/>
+          <w:lang w:val="es-419"/>
+        </w:rPr>
+      </w:pPr>
+    </w:p>
+    <w:p>
+      <w:pPr>
+        <w:ind w:firstLine="0"/>
+        <w:rPr>
+          <w:b/>
+          <w:u w:val="single"/>
+          <w:lang w:val="es-419"/>
+        </w:rPr>
+      </w:pPr>
+    </w:p>
     <w:p>
       <w:pPr>
         <w:pStyle w:val="Ttulo1"/>
@@ -3236,7 +3252,7 @@
       <w:pPr>
         <w:pStyle w:val="Ttulo1"/>
       </w:pPr>
-      <w:bookmarkStart w:id="1" w:name="_Toc209521997"/>
+      <w:bookmarkStart w:id="1" w:name="_Toc211449566"/>
       <w:r>
         <w:lastRenderedPageBreak/>
         <w:t>Almacén</w:t>
@@ -3285,7 +3301,7 @@
       <w:pPr>
         <w:pStyle w:val="Ttulo2"/>
       </w:pPr>
-      <w:bookmarkStart w:id="2" w:name="_Toc209521998"/>
+      <w:bookmarkStart w:id="2" w:name="_Toc211449567"/>
       <w:r>
         <w:t>Concepto</w:t>
       </w:r>
@@ -3336,7 +3352,7 @@
       <w:pPr>
         <w:pStyle w:val="Ttulo2"/>
       </w:pPr>
-      <w:bookmarkStart w:id="3" w:name="_Toc209521999"/>
+      <w:bookmarkStart w:id="3" w:name="_Toc211449568"/>
       <w:r>
         <w:t>Características</w:t>
       </w:r>
@@ -3450,6 +3466,7 @@
     </w:p>
     <w:p>
       <w:pPr>
+        <w:ind w:left="707"/>
         <w:rPr>
           <w:sz w:val="24"/>
           <w:szCs w:val="24"/>
@@ -3479,7 +3496,7 @@
       <w:pPr>
         <w:pStyle w:val="Ttulo2"/>
       </w:pPr>
-      <w:bookmarkStart w:id="4" w:name="_Toc209522000"/>
+      <w:bookmarkStart w:id="4" w:name="_Toc211449569"/>
       <w:r>
         <w:t>Tipos</w:t>
       </w:r>
@@ -4122,11 +4139,21 @@
         </w:rPr>
         <w:t xml:space="preserve">a más allá de la automatización: integra </w:t>
       </w:r>
+      <w:proofErr w:type="spellStart"/>
       <w:r>
         <w:rPr>
           <w:rStyle w:val="Extranjerismo"/>
-        </w:rPr>
-        <w:t>IoT, Big Data</w:t>
+          <w:lang w:val="es-CO"/>
+        </w:rPr>
+        <w:t>IoT</w:t>
+      </w:r>
+      <w:proofErr w:type="spellEnd"/>
+      <w:r>
+        <w:rPr>
+          <w:rStyle w:val="Extranjerismo"/>
+          <w:lang w:val="es-CO"/>
+        </w:rPr>
+        <w:t>, Big Data</w:t>
       </w:r>
       <w:r>
         <w:rPr>
@@ -4140,7 +4167,7 @@
         <w:pStyle w:val="Ttulo2"/>
         <w:ind w:left="1276"/>
       </w:pPr>
-      <w:bookmarkStart w:id="5" w:name="_Toc209522001"/>
+      <w:bookmarkStart w:id="5" w:name="_Toc211449570"/>
       <w:r>
         <w:lastRenderedPageBreak/>
         <w:t>Funciones</w:t>
@@ -4516,6 +4543,7 @@
             <w:r>
               <w:rPr>
                 <w:rStyle w:val="Extranjerismo"/>
+                <w:lang w:val="es-CO"/>
               </w:rPr>
               <w:t xml:space="preserve"> racks</w:t>
             </w:r>
@@ -4634,6 +4662,7 @@
             <w:r>
               <w:rPr>
                 <w:rStyle w:val="Extranjerismo"/>
+                <w:lang w:val="es-CO"/>
               </w:rPr>
               <w:t>stock</w:t>
             </w:r>
@@ -4715,11 +4744,37 @@
               </w:rPr>
               <w:t>Preparación de pedidos (</w:t>
             </w:r>
+            <w:proofErr w:type="spellStart"/>
             <w:r>
               <w:rPr>
                 <w:rStyle w:val="Extranjerismo"/>
-              </w:rPr>
-              <w:t>Picking &amp; Packing).</w:t>
+                <w:lang w:val="es-CO"/>
+              </w:rPr>
+              <w:t>Picking</w:t>
+            </w:r>
+            <w:proofErr w:type="spellEnd"/>
+            <w:r>
+              <w:rPr>
+                <w:rStyle w:val="Extranjerismo"/>
+                <w:lang w:val="es-CO"/>
+              </w:rPr>
+              <w:t xml:space="preserve"> &amp; </w:t>
+            </w:r>
+            <w:proofErr w:type="spellStart"/>
+            <w:r>
+              <w:rPr>
+                <w:rStyle w:val="Extranjerismo"/>
+                <w:lang w:val="es-CO"/>
+              </w:rPr>
+              <w:t>Packing</w:t>
+            </w:r>
+            <w:proofErr w:type="spellEnd"/>
+            <w:r>
+              <w:rPr>
+                <w:rStyle w:val="Extranjerismo"/>
+                <w:lang w:val="es-CO"/>
+              </w:rPr>
+              <w:t>).</w:t>
             </w:r>
           </w:p>
         </w:tc>
@@ -4888,17 +4943,20 @@
               <w:pStyle w:val="TextoTablas"/>
               <w:rPr>
                 <w:rStyle w:val="Extranjerismo"/>
+                <w:lang w:val="es-419"/>
               </w:rPr>
             </w:pPr>
             <w:r>
               <w:rPr>
                 <w:rStyle w:val="Extranjerismo"/>
+                <w:lang w:val="es-419"/>
               </w:rPr>
               <w:t>Kitting</w:t>
             </w:r>
             <w:r>
               <w:rPr>
                 <w:rStyle w:val="Extranjerismo"/>
+                <w:lang w:val="es-419"/>
               </w:rPr>
               <w:t>.</w:t>
             </w:r>
@@ -5510,7 +5568,7 @@
       <w:pPr>
         <w:pStyle w:val="Ttulo1"/>
       </w:pPr>
-      <w:bookmarkStart w:id="6" w:name="_Toc209522002"/>
+      <w:bookmarkStart w:id="6" w:name="_Toc211449571"/>
       <w:r>
         <w:lastRenderedPageBreak/>
         <w:t>Operación de almacén</w:t>
@@ -5534,7 +5592,7 @@
       <w:pPr>
         <w:pStyle w:val="Ttulo2"/>
       </w:pPr>
-      <w:bookmarkStart w:id="7" w:name="_Toc209522003"/>
+      <w:bookmarkStart w:id="7" w:name="_Toc211449572"/>
       <w:r>
         <w:t>Concepto</w:t>
       </w:r>
@@ -5676,7 +5734,7 @@
       <w:pPr>
         <w:pStyle w:val="Ttulo2"/>
       </w:pPr>
-      <w:bookmarkStart w:id="8" w:name="_Toc209522004"/>
+      <w:bookmarkStart w:id="8" w:name="_Toc211449573"/>
       <w:r>
         <w:t>Etapas</w:t>
       </w:r>
@@ -5774,14 +5832,17 @@
           <w:lang w:val="es-419" w:eastAsia="es-CO"/>
         </w:rPr>
       </w:pPr>
+      <w:proofErr w:type="spellStart"/>
       <w:r>
         <w:rPr>
           <w:rStyle w:val="Extranjerismo"/>
           <w:b/>
           <w:bCs/>
+          <w:lang w:val="es-CO"/>
         </w:rPr>
         <w:t>Picking</w:t>
       </w:r>
+      <w:proofErr w:type="spellEnd"/>
       <w:r>
         <w:rPr>
           <w:b/>
@@ -5802,12 +5863,15 @@
         </w:rPr>
         <w:t xml:space="preserve">n este punto se seleccionan bienes para pedidos o la siguiente etapa logística. El </w:t>
       </w:r>
+      <w:proofErr w:type="spellStart"/>
       <w:r>
         <w:rPr>
           <w:rStyle w:val="Extranjerismo"/>
+          <w:lang w:val="es-CO"/>
         </w:rPr>
         <w:t>picking</w:t>
       </w:r>
+      <w:proofErr w:type="spellEnd"/>
       <w:r>
         <w:rPr>
           <w:lang w:val="es-419" w:eastAsia="es-CO"/>
@@ -5821,14 +5885,17 @@
           <w:lang w:val="es-419" w:eastAsia="es-CO"/>
         </w:rPr>
       </w:pPr>
+      <w:proofErr w:type="spellStart"/>
       <w:r>
         <w:rPr>
           <w:rStyle w:val="Extranjerismo"/>
           <w:b/>
           <w:bCs/>
+          <w:lang w:val="es-CO"/>
         </w:rPr>
         <w:t>Packing</w:t>
       </w:r>
+      <w:proofErr w:type="spellEnd"/>
       <w:r>
         <w:rPr>
           <w:b/>
@@ -5918,21 +5985,34 @@
       <w:r>
         <w:rPr>
           <w:rStyle w:val="Extranjerismo"/>
-        </w:rPr>
-        <w:t>e-commerce</w:t>
-      </w:r>
+          <w:lang w:val="es-CO"/>
+        </w:rPr>
+        <w:t>e-</w:t>
+      </w:r>
+      <w:proofErr w:type="spellStart"/>
+      <w:r>
+        <w:rPr>
+          <w:rStyle w:val="Extranjerismo"/>
+          <w:lang w:val="es-CO"/>
+        </w:rPr>
+        <w:t>commerce</w:t>
+      </w:r>
+      <w:proofErr w:type="spellEnd"/>
       <w:r>
         <w:rPr>
           <w:lang w:val="es-419" w:eastAsia="es-CO"/>
         </w:rPr>
         <w:t xml:space="preserve">, </w:t>
       </w:r>
+      <w:proofErr w:type="spellStart"/>
       <w:r>
         <w:rPr>
           <w:rStyle w:val="Extranjerismo"/>
+          <w:lang w:val="es-CO"/>
         </w:rPr>
         <w:t>retail</w:t>
       </w:r>
+      <w:proofErr w:type="spellEnd"/>
       <w:r>
         <w:rPr>
           <w:lang w:val="es-419" w:eastAsia="es-CO"/>
@@ -5972,7 +6052,7 @@
       <w:pPr>
         <w:pStyle w:val="Ttulo2"/>
       </w:pPr>
-      <w:bookmarkStart w:id="9" w:name="_Toc209522005"/>
+      <w:bookmarkStart w:id="9" w:name="_Toc211449574"/>
       <w:r>
         <w:t>Herramientas tecnológicas</w:t>
       </w:r>
@@ -6186,6 +6266,7 @@
             <w:r>
               <w:rPr>
                 <w:rStyle w:val="Extranjerismo"/>
+                <w:lang w:val="es-CO"/>
               </w:rPr>
               <w:t>stock</w:t>
             </w:r>
@@ -6460,31 +6541,46 @@
                 <w:color w:val="000000" w:themeColor="text1"/>
                 <w:sz w:val="24"/>
                 <w:szCs w:val="24"/>
-              </w:rPr>
-            </w:pPr>
+                <w:lang w:val="en-US"/>
+              </w:rPr>
+            </w:pPr>
+            <w:proofErr w:type="spellStart"/>
             <w:r>
               <w:rPr>
                 <w:rFonts w:eastAsia="Times New Roman" w:cs="Calibri"/>
                 <w:color w:val="000000" w:themeColor="text1"/>
                 <w:sz w:val="24"/>
                 <w:szCs w:val="24"/>
-              </w:rPr>
-              <w:t>Sistemas AS/RS (</w:t>
-            </w:r>
-            <w:r>
-              <w:rPr>
-                <w:rStyle w:val="Extranjerismo"/>
-                <w:sz w:val="24"/>
-                <w:szCs w:val="24"/>
-              </w:rPr>
-              <w:t>Automated Storage and Retrieval Systems</w:t>
-            </w:r>
+                <w:lang w:val="en-US"/>
+              </w:rPr>
+              <w:t>Sistemas</w:t>
+            </w:r>
+            <w:proofErr w:type="spellEnd"/>
             <w:r>
               <w:rPr>
                 <w:rFonts w:eastAsia="Times New Roman" w:cs="Calibri"/>
                 <w:color w:val="000000" w:themeColor="text1"/>
                 <w:sz w:val="24"/>
                 <w:szCs w:val="24"/>
+                <w:lang w:val="en-US"/>
+              </w:rPr>
+              <w:t xml:space="preserve"> AS/RS (</w:t>
+            </w:r>
+            <w:r>
+              <w:rPr>
+                <w:rStyle w:val="Extranjerismo"/>
+                <w:sz w:val="24"/>
+                <w:szCs w:val="24"/>
+              </w:rPr>
+              <w:t>Automated Storage and Retrieval Systems</w:t>
+            </w:r>
+            <w:r>
+              <w:rPr>
+                <w:rFonts w:eastAsia="Times New Roman" w:cs="Calibri"/>
+                <w:color w:val="000000" w:themeColor="text1"/>
+                <w:sz w:val="24"/>
+                <w:szCs w:val="24"/>
+                <w:lang w:val="en-US"/>
               </w:rPr>
               <w:t>):</w:t>
             </w:r>
@@ -7144,14 +7240,17 @@
               </w:rPr>
               <w:t xml:space="preserve">Dispositivos de realidad aumentada para </w:t>
             </w:r>
+            <w:proofErr w:type="spellStart"/>
             <w:r>
               <w:rPr>
                 <w:rStyle w:val="Extranjerismo"/>
                 <w:rFonts w:asciiTheme="minorHAnsi" w:hAnsiTheme="minorHAnsi"/>
                 <w:szCs w:val="24"/>
+                <w:lang w:val="es-CO"/>
               </w:rPr>
               <w:t>picking</w:t>
             </w:r>
+            <w:proofErr w:type="spellEnd"/>
             <w:r>
               <w:rPr>
                 <w:rFonts w:asciiTheme="minorHAnsi" w:eastAsia="Times New Roman" w:hAnsiTheme="minorHAnsi" w:cs="Calibri"/>
@@ -7323,9 +7422,22 @@
                 <w:rFonts w:asciiTheme="minorHAnsi" w:hAnsiTheme="minorHAnsi"/>
                 <w:sz w:val="24"/>
                 <w:szCs w:val="24"/>
-              </w:rPr>
-              <w:t>Smart contracts</w:t>
-            </w:r>
+                <w:lang w:val="es-CO"/>
+              </w:rPr>
+              <w:t xml:space="preserve">Smart </w:t>
+            </w:r>
+            <w:proofErr w:type="spellStart"/>
+            <w:r>
+              <w:rPr>
+                <w:rStyle w:val="Extranjerismo"/>
+                <w:rFonts w:asciiTheme="minorHAnsi" w:hAnsiTheme="minorHAnsi"/>
+                <w:sz w:val="24"/>
+                <w:szCs w:val="24"/>
+                <w:lang w:val="es-CO"/>
+              </w:rPr>
+              <w:t>contracts</w:t>
+            </w:r>
+            <w:proofErr w:type="spellEnd"/>
             <w:r>
               <w:rPr>
                 <w:rFonts w:eastAsia="Times New Roman" w:cs="Calibri"/>
@@ -7455,14 +7567,27 @@
               </w:rPr>
               <w:t xml:space="preserve">Optimización dinámica de </w:t>
             </w:r>
+            <w:proofErr w:type="spellStart"/>
             <w:r>
               <w:rPr>
                 <w:rStyle w:val="Extranjerismo"/>
                 <w:rFonts w:asciiTheme="minorHAnsi" w:hAnsiTheme="minorHAnsi"/>
                 <w:sz w:val="24"/>
                 <w:szCs w:val="24"/>
-              </w:rPr>
-              <w:t xml:space="preserve">layouts </w:t>
+                <w:lang w:val="es-CO"/>
+              </w:rPr>
+              <w:t>layouts</w:t>
+            </w:r>
+            <w:proofErr w:type="spellEnd"/>
+            <w:r>
+              <w:rPr>
+                <w:rStyle w:val="Extranjerismo"/>
+                <w:rFonts w:asciiTheme="minorHAnsi" w:hAnsiTheme="minorHAnsi"/>
+                <w:sz w:val="24"/>
+                <w:szCs w:val="24"/>
+                <w:lang w:val="es-CO"/>
+              </w:rPr>
+              <w:t xml:space="preserve"> </w:t>
             </w:r>
             <w:r>
               <w:rPr>
@@ -7561,7 +7686,7 @@
       <w:pPr>
         <w:pStyle w:val="Ttulo2"/>
       </w:pPr>
-      <w:bookmarkStart w:id="10" w:name="_Toc209522006"/>
+      <w:bookmarkStart w:id="10" w:name="_Toc211449575"/>
       <w:r>
         <w:t>Registros</w:t>
       </w:r>
@@ -7765,6 +7890,7 @@
       <w:r>
         <w:rPr>
           <w:rStyle w:val="Extranjerismo"/>
+          <w:lang w:val="es-CO"/>
         </w:rPr>
         <w:t xml:space="preserve"> SKU</w:t>
       </w:r>
@@ -7908,12 +8034,15 @@
         </w:rPr>
         <w:t xml:space="preserve">mero de orden de salida o </w:t>
       </w:r>
+      <w:proofErr w:type="spellStart"/>
       <w:r>
         <w:rPr>
           <w:rStyle w:val="Extranjerismo"/>
+          <w:lang w:val="es-CO"/>
         </w:rPr>
         <w:t>picking</w:t>
       </w:r>
+      <w:proofErr w:type="spellEnd"/>
       <w:r>
         <w:rPr>
           <w:lang w:val="es-419" w:eastAsia="es-CO"/>
@@ -8181,6 +8310,7 @@
       <w:r>
         <w:rPr>
           <w:rStyle w:val="Extranjerismo"/>
+          <w:lang w:val="es-CO"/>
         </w:rPr>
         <w:t>Stock</w:t>
       </w:r>
@@ -8279,12 +8409,15 @@
         </w:rPr>
         <w:t xml:space="preserve">: de zona de recepción a </w:t>
       </w:r>
+      <w:proofErr w:type="spellStart"/>
       <w:r>
         <w:rPr>
           <w:rStyle w:val="Extranjerismo"/>
+          <w:lang w:val="es-CO"/>
         </w:rPr>
         <w:t>picking</w:t>
       </w:r>
+      <w:proofErr w:type="spellEnd"/>
       <w:r>
         <w:rPr>
           <w:lang w:val="es-419" w:eastAsia="es-CO"/>
@@ -8728,7 +8861,7 @@
       <w:pPr>
         <w:pStyle w:val="Ttulo2"/>
       </w:pPr>
-      <w:bookmarkStart w:id="11" w:name="_Toc209522007"/>
+      <w:bookmarkStart w:id="11" w:name="_Toc211449576"/>
       <w:r>
         <w:lastRenderedPageBreak/>
         <w:t>Reportes</w:t>
@@ -8987,6 +9120,7 @@
       <w:r>
         <w:rPr>
           <w:rStyle w:val="Extranjerismo"/>
+          <w:lang w:val="es-CO"/>
         </w:rPr>
         <w:t>Stock</w:t>
       </w:r>
@@ -9986,7 +10120,7 @@
       <w:pPr>
         <w:pStyle w:val="Ttulo1"/>
       </w:pPr>
-      <w:bookmarkStart w:id="12" w:name="_Toc209522008"/>
+      <w:bookmarkStart w:id="12" w:name="_Toc211449577"/>
       <w:r>
         <w:lastRenderedPageBreak/>
         <w:t>Gestión de información</w:t>
@@ -10082,14 +10216,20 @@
       </w:pPr>
       <w:r>
         <w:rPr>
+          <w:lang w:val="es-419" w:eastAsia="es-CO"/>
+        </w:rPr>
+        <w:t xml:space="preserve">        </w:t>
+      </w:r>
+      <w:r>
+        <w:rPr>
           <w:noProof/>
           <w:lang w:val="es-419" w:eastAsia="es-CO"/>
         </w:rPr>
         <w:drawing>
-          <wp:inline distT="0" distB="0" distL="0" distR="0" wp14:anchorId="19EB4B16" wp14:editId="50ED3FF3">
-            <wp:extent cx="5201392" cy="3986586"/>
-            <wp:effectExtent l="0" t="0" r="0" b="0"/>
-            <wp:docPr id="4" name="Gráfico 4" descr="En la figura se presentan los aspectos importantes a tener en cuenta en la gestión de información.&#10;Tipos de fuentes de información.&#10;Flujo de la información.&#10;Necesidad de información y su flujo.&#10;Ciclo de vida de la información.&#10;Habilidades de las personas en el manejo de la información.&#10;Cultura informacional de la empresa.&#10;Responsabilidad de los empleados en relación con la información.&#10;"/>
+          <wp:inline distT="0" distB="0" distL="0" distR="0" wp14:anchorId="559797D2" wp14:editId="6E1349D6">
+            <wp:extent cx="4962525" cy="3895813"/>
+            <wp:effectExtent l="0" t="0" r="0" b="9525"/>
+            <wp:docPr id="2" name="Imagen 2" descr="En la figura se presentan los aspectos importantes a tener en cuenta en la gestión de información.&#10;Tipos de fuentes de información.&#10;Flujo de la información.&#10;Necesidad de información y su flujo.&#10;Ciclo de vida de la información.&#10;Habilidades de las personas en el manejo de la información.&#10;Cultura informacional de la empresa.&#10;Responsabilidad de los empleados en relación con la información.&#10;"/>
             <wp:cNvGraphicFramePr>
               <a:graphicFrameLocks xmlns:a="http://schemas.openxmlformats.org/drawingml/2006/main" noChangeAspect="1"/>
             </wp:cNvGraphicFramePr>
@@ -10097,20 +10237,11 @@
               <a:graphicData uri="http://schemas.openxmlformats.org/drawingml/2006/picture">
                 <pic:pic xmlns:pic="http://schemas.openxmlformats.org/drawingml/2006/picture">
                   <pic:nvPicPr>
-                    <pic:cNvPr id="4" name="Gráfico 4" descr="En la figura se presentan los aspectos importantes a tener en cuenta en la gestión de información.&#10;Tipos de fuentes de información.&#10;Flujo de la información.&#10;Necesidad de información y su flujo.&#10;Ciclo de vida de la información.&#10;Habilidades de las personas en el manejo de la información.&#10;Cultura informacional de la empresa.&#10;Responsabilidad de los empleados en relación con la información.&#10;"/>
+                    <pic:cNvPr id="2" name="Imagen 2" descr="En la figura se presentan los aspectos importantes a tener en cuenta en la gestión de información.&#10;Tipos de fuentes de información.&#10;Flujo de la información.&#10;Necesidad de información y su flujo.&#10;Ciclo de vida de la información.&#10;Habilidades de las personas en el manejo de la información.&#10;Cultura informacional de la empresa.&#10;Responsabilidad de los empleados en relación con la información.&#10;"/>
                     <pic:cNvPicPr/>
                   </pic:nvPicPr>
                   <pic:blipFill>
-                    <a:blip r:embed="rId20">
-                      <a:extLst>
-                        <a:ext uri="{28A0092B-C50C-407E-A947-70E740481C1C}">
-                          <a14:useLocalDpi xmlns:a14="http://schemas.microsoft.com/office/drawing/2010/main" val="0"/>
-                        </a:ext>
-                        <a:ext uri="{96DAC541-7B7A-43D3-8B79-37D633B846F1}">
-                          <asvg:svgBlip xmlns:asvg="http://schemas.microsoft.com/office/drawing/2016/SVG/main" r:embed="rId21"/>
-                        </a:ext>
-                      </a:extLst>
-                    </a:blip>
+                    <a:blip r:embed="rId20"/>
                     <a:stretch>
                       <a:fillRect/>
                     </a:stretch>
@@ -10118,7 +10249,7 @@
                   <pic:spPr>
                     <a:xfrm>
                       <a:off x="0" y="0"/>
-                      <a:ext cx="5205176" cy="3989486"/>
+                      <a:ext cx="4968298" cy="3900345"/>
                     </a:xfrm>
                     <a:prstGeom prst="rect">
                       <a:avLst/>
@@ -10133,6 +10264,7 @@
     </w:p>
     <w:p>
       <w:pPr>
+        <w:ind w:left="360"/>
         <w:rPr>
           <w:sz w:val="24"/>
           <w:szCs w:val="24"/>
@@ -10198,7 +10330,7 @@
       <w:pPr>
         <w:pStyle w:val="Ttulo2"/>
       </w:pPr>
-      <w:bookmarkStart w:id="13" w:name="_Toc209522009"/>
+      <w:bookmarkStart w:id="13" w:name="_Toc211449578"/>
       <w:r>
         <w:t>Principios de manejo confidencial de información</w:t>
       </w:r>
@@ -10292,7 +10424,7 @@
                     <pic:cNvPicPr/>
                   </pic:nvPicPr>
                   <pic:blipFill>
-                    <a:blip r:embed="rId22">
+                    <a:blip r:embed="rId21">
                       <a:extLst>
                         <a:ext uri="{28A0092B-C50C-407E-A947-70E740481C1C}">
                           <a14:useLocalDpi xmlns:a14="http://schemas.microsoft.com/office/drawing/2010/main" val="0"/>
@@ -10370,7 +10502,7 @@
       <w:pPr>
         <w:pStyle w:val="Ttulo2"/>
       </w:pPr>
-      <w:bookmarkStart w:id="14" w:name="_Toc209522010"/>
+      <w:bookmarkStart w:id="14" w:name="_Toc211449579"/>
       <w:r>
         <w:t>Métodos de captura de datos</w:t>
       </w:r>
@@ -11346,16 +11478,20 @@
             <w:r>
               <w:rPr>
                 <w:rStyle w:val="Extranjerismo"/>
+                <w:lang w:val="es-CO"/>
               </w:rPr>
               <w:t xml:space="preserve">machine </w:t>
             </w:r>
+            <w:proofErr w:type="spellStart"/>
             <w:r>
               <w:rPr>
                 <w:rStyle w:val="Extranjerismo"/>
                 <w:szCs w:val="24"/>
+                <w:lang w:val="es-CO"/>
               </w:rPr>
               <w:t>learning</w:t>
             </w:r>
+            <w:proofErr w:type="spellEnd"/>
             <w:r>
               <w:rPr>
                 <w:rFonts w:eastAsia="Times New Roman" w:cs="Calibri"/>
@@ -11437,6 +11573,7 @@
                 <w:rStyle w:val="Extranjerismo"/>
                 <w:rFonts w:cs="Calibri"/>
                 <w:szCs w:val="24"/>
+                <w:lang w:val="es-CO"/>
               </w:rPr>
             </w:pPr>
             <w:r>
@@ -11447,13 +11584,16 @@
               </w:rPr>
               <w:t xml:space="preserve">Técnica para extraer información automatizada de sitios web mediante </w:t>
             </w:r>
+            <w:proofErr w:type="spellStart"/>
             <w:r>
               <w:rPr>
                 <w:rStyle w:val="Extranjerismo"/>
                 <w:szCs w:val="24"/>
+                <w:lang w:val="es-CO"/>
               </w:rPr>
               <w:t>bots</w:t>
             </w:r>
+            <w:proofErr w:type="spellEnd"/>
             <w:r>
               <w:rPr>
                 <w:rFonts w:eastAsia="Times New Roman" w:cs="Calibri"/>
@@ -11466,6 +11606,7 @@
               <w:rPr>
                 <w:rStyle w:val="Extranjerismo"/>
                 <w:szCs w:val="24"/>
+                <w:lang w:val="es-CO"/>
               </w:rPr>
               <w:t>scripts</w:t>
             </w:r>
@@ -11603,6 +11744,7 @@
               <w:rPr>
                 <w:rStyle w:val="Extranjerismo"/>
                 <w:szCs w:val="24"/>
+                <w:lang w:val="es-CO"/>
               </w:rPr>
               <w:t>wearables</w:t>
             </w:r>
@@ -11702,7 +11844,7 @@
       <w:pPr>
         <w:pStyle w:val="Ttulo1"/>
       </w:pPr>
-      <w:bookmarkStart w:id="15" w:name="_Toc209522011"/>
+      <w:bookmarkStart w:id="15" w:name="_Toc211449580"/>
       <w:r>
         <w:lastRenderedPageBreak/>
         <w:t>Formularios de recolección de datos</w:t>
@@ -11726,7 +11868,7 @@
       <w:pPr>
         <w:pStyle w:val="Ttulo2"/>
       </w:pPr>
-      <w:bookmarkStart w:id="16" w:name="_Toc209522012"/>
+      <w:bookmarkStart w:id="16" w:name="_Toc211449581"/>
       <w:r>
         <w:t>Tipos</w:t>
       </w:r>
@@ -12170,12 +12312,15 @@
               </w:rPr>
               <w:t xml:space="preserve">Se completan en dispositivos electrónicos (computadoras, </w:t>
             </w:r>
+            <w:proofErr w:type="spellStart"/>
             <w:r>
               <w:rPr>
                 <w:rStyle w:val="Extranjerismo"/>
+                <w:lang w:val="es-CO"/>
               </w:rPr>
               <w:t>tablets</w:t>
             </w:r>
+            <w:proofErr w:type="spellEnd"/>
             <w:r>
               <w:rPr>
                 <w:rFonts w:asciiTheme="minorHAnsi" w:eastAsia="Times New Roman" w:hAnsiTheme="minorHAnsi" w:cs="Calibri"/>
@@ -12187,6 +12332,7 @@
             <w:r>
               <w:rPr>
                 <w:rStyle w:val="Extranjerismo"/>
+                <w:lang w:val="es-CO"/>
               </w:rPr>
               <w:t>smartphones</w:t>
             </w:r>
@@ -12677,6 +12823,7 @@
             <w:r>
               <w:rPr>
                 <w:rStyle w:val="Extranjerismo"/>
+                <w:lang w:val="es-CO"/>
               </w:rPr>
               <w:t>tickets</w:t>
             </w:r>
@@ -12973,12 +13120,15 @@
               </w:rPr>
               <w:t xml:space="preserve">Ejemplos: formularios de </w:t>
             </w:r>
+            <w:proofErr w:type="spellStart"/>
             <w:r>
               <w:rPr>
                 <w:rStyle w:val="Extranjerismo"/>
+                <w:lang w:val="es-CO"/>
               </w:rPr>
               <w:t>checkout</w:t>
             </w:r>
+            <w:proofErr w:type="spellEnd"/>
             <w:r>
               <w:rPr>
                 <w:rFonts w:asciiTheme="minorHAnsi" w:eastAsia="Times New Roman" w:hAnsiTheme="minorHAnsi" w:cs="Calibri"/>
@@ -12990,9 +13140,19 @@
             <w:r>
               <w:rPr>
                 <w:rStyle w:val="Extranjerismo"/>
-              </w:rPr>
-              <w:t>e-commerce</w:t>
-            </w:r>
+                <w:lang w:val="es-CO"/>
+              </w:rPr>
+              <w:t>e-</w:t>
+            </w:r>
+            <w:proofErr w:type="spellStart"/>
+            <w:r>
+              <w:rPr>
+                <w:rStyle w:val="Extranjerismo"/>
+                <w:lang w:val="es-CO"/>
+              </w:rPr>
+              <w:t>commerce</w:t>
+            </w:r>
+            <w:proofErr w:type="spellEnd"/>
             <w:r>
               <w:rPr>
                 <w:rFonts w:asciiTheme="minorHAnsi" w:eastAsia="Times New Roman" w:hAnsiTheme="minorHAnsi" w:cs="Calibri"/>
@@ -13883,7 +14043,7 @@
       <w:pPr>
         <w:pStyle w:val="Ttulo2"/>
       </w:pPr>
-      <w:bookmarkStart w:id="17" w:name="_Toc209522013"/>
+      <w:bookmarkStart w:id="17" w:name="_Toc211449582"/>
       <w:r>
         <w:t>Técnicas de elaboración</w:t>
       </w:r>
@@ -14181,6 +14341,7 @@
             <w:r>
               <w:rPr>
                 <w:rStyle w:val="Extranjerismo"/>
+                <w:lang w:val="es-CO"/>
               </w:rPr>
               <w:t>SKU</w:t>
             </w:r>
@@ -14652,6 +14813,7 @@
             <w:r>
               <w:rPr>
                 <w:rStyle w:val="Extranjerismo"/>
+                <w:lang w:val="es-CO"/>
               </w:rPr>
               <w:t>stock</w:t>
             </w:r>
@@ -15179,12 +15341,15 @@
               </w:rPr>
               <w:t xml:space="preserve"> tiempo de completado, número de errores cometidos, </w:t>
             </w:r>
+            <w:proofErr w:type="spellStart"/>
             <w:r>
               <w:rPr>
                 <w:rStyle w:val="Extranjerismo"/>
+                <w:lang w:val="es-CO"/>
               </w:rPr>
               <w:t>feedback</w:t>
             </w:r>
+            <w:proofErr w:type="spellEnd"/>
             <w:r>
               <w:rPr>
                 <w:rFonts w:asciiTheme="minorHAnsi" w:eastAsia="Times New Roman" w:hAnsiTheme="minorHAnsi" w:cstheme="minorHAnsi"/>
@@ -15336,7 +15501,7 @@
       <w:pPr>
         <w:pStyle w:val="Ttulo2"/>
       </w:pPr>
-      <w:bookmarkStart w:id="18" w:name="_Toc209522014"/>
+      <w:bookmarkStart w:id="18" w:name="_Toc211449583"/>
       <w:r>
         <w:lastRenderedPageBreak/>
         <w:t>Herramientas tecnológicas</w:t>
@@ -15748,7 +15913,7 @@
       <w:pPr>
         <w:pStyle w:val="Ttulo1"/>
       </w:pPr>
-      <w:bookmarkStart w:id="19" w:name="_Toc209522015"/>
+      <w:bookmarkStart w:id="19" w:name="_Toc211449584"/>
       <w:r>
         <w:lastRenderedPageBreak/>
         <w:t>Monitoreo del almacén</w:t>
@@ -15772,7 +15937,7 @@
       <w:pPr>
         <w:pStyle w:val="Ttulo2"/>
       </w:pPr>
-      <w:bookmarkStart w:id="20" w:name="_Toc209522016"/>
+      <w:bookmarkStart w:id="20" w:name="_Toc211449585"/>
       <w:r>
         <w:t>Concepto</w:t>
       </w:r>
@@ -15841,6 +16006,7 @@
       <w:pPr>
         <w:rPr>
           <w:rStyle w:val="Extranjerismo"/>
+          <w:lang w:val="es-CO"/>
         </w:rPr>
       </w:pPr>
       <w:r>
@@ -15859,6 +16025,7 @@
       <w:r>
         <w:rPr>
           <w:rStyle w:val="Extranjerismo"/>
+          <w:lang w:val="es-CO"/>
         </w:rPr>
         <w:t>s</w:t>
       </w:r>
@@ -16048,7 +16215,7 @@
       <w:pPr>
         <w:pStyle w:val="Ttulo2"/>
       </w:pPr>
-      <w:bookmarkStart w:id="21" w:name="_Toc209522017"/>
+      <w:bookmarkStart w:id="21" w:name="_Toc211449586"/>
       <w:r>
         <w:t>Tipos</w:t>
       </w:r>
@@ -16225,12 +16392,15 @@
         </w:rPr>
         <w:t xml:space="preserve">Monitoreo constante mediante sensores y sistemas </w:t>
       </w:r>
+      <w:proofErr w:type="spellStart"/>
       <w:r>
         <w:rPr>
           <w:rStyle w:val="Extranjerismo"/>
+          <w:lang w:val="es-CO"/>
         </w:rPr>
         <w:t>IoT</w:t>
       </w:r>
+      <w:proofErr w:type="spellEnd"/>
       <w:r>
         <w:rPr>
           <w:lang w:val="es-419" w:eastAsia="es-CO"/>
@@ -16287,7 +16457,7 @@
       <w:pPr>
         <w:pStyle w:val="Ttulo2"/>
       </w:pPr>
-      <w:bookmarkStart w:id="22" w:name="_Toc209522018"/>
+      <w:bookmarkStart w:id="22" w:name="_Toc211449587"/>
       <w:r>
         <w:t>Procedimiento</w:t>
       </w:r>
@@ -16606,8 +16776,25 @@
             <w:r>
               <w:rPr>
                 <w:rStyle w:val="Extranjerismo"/>
-              </w:rPr>
-              <w:t xml:space="preserve"> picking </w:t>
+                <w:lang w:val="es-CO"/>
+              </w:rPr>
+              <w:t xml:space="preserve"> </w:t>
+            </w:r>
+            <w:proofErr w:type="spellStart"/>
+            <w:r>
+              <w:rPr>
+                <w:rStyle w:val="Extranjerismo"/>
+                <w:lang w:val="es-CO"/>
+              </w:rPr>
+              <w:t>picking</w:t>
+            </w:r>
+            <w:proofErr w:type="spellEnd"/>
+            <w:r>
+              <w:rPr>
+                <w:rStyle w:val="Extranjerismo"/>
+                <w:lang w:val="es-CO"/>
+              </w:rPr>
+              <w:t xml:space="preserve"> </w:t>
             </w:r>
             <w:r>
               <w:rPr>
@@ -16621,6 +16808,7 @@
             <w:r>
               <w:rPr>
                 <w:rStyle w:val="Extranjerismo"/>
+                <w:lang w:val="es-CO"/>
               </w:rPr>
               <w:t xml:space="preserve">stock </w:t>
             </w:r>
@@ -16732,6 +16920,7 @@
                 <w:rStyle w:val="Extranjerismo"/>
                 <w:rFonts w:asciiTheme="minorHAnsi" w:hAnsiTheme="minorHAnsi" w:cstheme="minorHAnsi"/>
                 <w:szCs w:val="24"/>
+                <w:lang w:val="es-CO"/>
               </w:rPr>
               <w:t>software</w:t>
             </w:r>
@@ -16882,12 +17071,15 @@
               </w:rPr>
               <w:t xml:space="preserve">Automatizada: uso de tecnologías como sensores </w:t>
             </w:r>
+            <w:proofErr w:type="spellStart"/>
             <w:r>
               <w:rPr>
                 <w:rStyle w:val="Extranjerismo"/>
+                <w:lang w:val="es-CO"/>
               </w:rPr>
               <w:t>IoT</w:t>
             </w:r>
+            <w:proofErr w:type="spellEnd"/>
             <w:r>
               <w:rPr>
                 <w:rFonts w:asciiTheme="minorHAnsi" w:hAnsiTheme="minorHAnsi" w:cstheme="minorHAnsi"/>
@@ -16914,12 +17106,15 @@
               </w:rPr>
               <w:t xml:space="preserve">Manual: </w:t>
             </w:r>
+            <w:proofErr w:type="spellStart"/>
             <w:r>
               <w:rPr>
                 <w:rStyle w:val="Extranjerismo"/>
+                <w:lang w:val="es-CO"/>
               </w:rPr>
               <w:t>Checklists</w:t>
             </w:r>
+            <w:proofErr w:type="spellEnd"/>
             <w:r>
               <w:rPr>
                 <w:rFonts w:asciiTheme="minorHAnsi" w:hAnsiTheme="minorHAnsi" w:cstheme="minorHAnsi"/>
@@ -17246,12 +17441,14 @@
             <w:r>
               <w:rPr>
                 <w:rStyle w:val="Extranjerismo"/>
+                <w:lang w:val="es-CO"/>
               </w:rPr>
               <w:t xml:space="preserve"> </w:t>
             </w:r>
             <w:r>
               <w:rPr>
                 <w:rStyle w:val="Extranjerismo"/>
+                <w:lang w:val="es-CO"/>
               </w:rPr>
               <w:t>stock</w:t>
             </w:r>
@@ -17399,6 +17596,7 @@
             <w:r>
               <w:rPr>
                 <w:rStyle w:val="Extranjerismo"/>
+                <w:lang w:val="es-CO"/>
               </w:rPr>
               <w:t>stock</w:t>
             </w:r>
@@ -17754,12 +17952,15 @@
               </w:rPr>
               <w:t xml:space="preserve">modificar rutas de </w:t>
             </w:r>
+            <w:proofErr w:type="spellStart"/>
             <w:r>
               <w:rPr>
                 <w:rStyle w:val="Extranjerismo"/>
+                <w:lang w:val="es-CO"/>
               </w:rPr>
               <w:t>picking</w:t>
             </w:r>
+            <w:proofErr w:type="spellEnd"/>
             <w:r>
               <w:rPr>
                 <w:rFonts w:asciiTheme="minorHAnsi" w:hAnsiTheme="minorHAnsi" w:cstheme="minorHAnsi"/>
@@ -18077,7 +18278,7 @@
       <w:pPr>
         <w:pStyle w:val="Titulosgenerales"/>
       </w:pPr>
-      <w:bookmarkStart w:id="23" w:name="_Toc209522019"/>
+      <w:bookmarkStart w:id="23" w:name="_Toc211449588"/>
       <w:r>
         <w:lastRenderedPageBreak/>
         <w:t>Síntesis</w:t>
@@ -18128,7 +18329,7 @@
                     <pic:cNvPicPr/>
                   </pic:nvPicPr>
                   <pic:blipFill>
-                    <a:blip r:embed="rId23">
+                    <a:blip r:embed="rId22">
                       <a:extLst>
                         <a:ext uri="{28A0092B-C50C-407E-A947-70E740481C1C}">
                           <a14:useLocalDpi xmlns:a14="http://schemas.microsoft.com/office/drawing/2010/main" val="0"/>
@@ -18159,7 +18360,7 @@
       <w:pPr>
         <w:pStyle w:val="Titulosgenerales"/>
       </w:pPr>
-      <w:bookmarkStart w:id="24" w:name="_Toc209522020"/>
+      <w:bookmarkStart w:id="24" w:name="_Toc211449589"/>
       <w:r>
         <w:lastRenderedPageBreak/>
         <w:t>Glosario</w:t>
@@ -18482,14 +18683,17 @@
           <w:lang w:val="es-419"/>
         </w:rPr>
       </w:pPr>
+      <w:proofErr w:type="spellStart"/>
       <w:r>
         <w:rPr>
           <w:rStyle w:val="Extranjerismo"/>
           <w:b/>
           <w:bCs/>
+          <w:lang w:val="es-CO"/>
         </w:rPr>
         <w:t>IoT</w:t>
       </w:r>
+      <w:proofErr w:type="spellEnd"/>
       <w:r>
         <w:rPr>
           <w:rFonts w:ascii="Calibri" w:hAnsi="Calibri" w:cs="Calibri"/>
@@ -18832,6 +19036,7 @@
       <w:r>
         <w:rPr>
           <w:rStyle w:val="Extranjerismo"/>
+          <w:lang w:val="es-CO"/>
         </w:rPr>
         <w:t>software</w:t>
       </w:r>
@@ -18893,7 +19098,7 @@
       <w:pPr>
         <w:pStyle w:val="Titulosgenerales"/>
       </w:pPr>
-      <w:bookmarkStart w:id="25" w:name="_Toc209522021"/>
+      <w:bookmarkStart w:id="25" w:name="_Toc211449590"/>
       <w:r>
         <w:lastRenderedPageBreak/>
         <w:t>Material complementario</w:t>
@@ -19087,52 +19292,15 @@
               </w:rPr>
               <w:t xml:space="preserve">. (2022). </w:t>
             </w:r>
-            <w:proofErr w:type="spellStart"/>
             <w:r>
               <w:rPr>
                 <w:rStyle w:val="Extranjerismo"/>
                 <w:sz w:val="28"/>
                 <w:szCs w:val="28"/>
-              </w:rPr>
-              <w:t>Almacenes</w:t>
-            </w:r>
-            <w:proofErr w:type="spellEnd"/>
-            <w:r>
-              <w:rPr>
-                <w:rStyle w:val="Extranjerismo"/>
-                <w:sz w:val="28"/>
-                <w:szCs w:val="28"/>
-              </w:rPr>
-              <w:t xml:space="preserve">: </w:t>
-            </w:r>
-            <w:proofErr w:type="spellStart"/>
-            <w:r>
-              <w:rPr>
-                <w:rStyle w:val="Extranjerismo"/>
-                <w:sz w:val="28"/>
-                <w:szCs w:val="28"/>
-              </w:rPr>
-              <w:t>Concepto</w:t>
-            </w:r>
-            <w:proofErr w:type="spellEnd"/>
-            <w:r>
-              <w:rPr>
-                <w:rStyle w:val="Extranjerismo"/>
-                <w:sz w:val="28"/>
-                <w:szCs w:val="28"/>
-              </w:rPr>
-              <w:t xml:space="preserve"> de </w:t>
-            </w:r>
-            <w:proofErr w:type="spellStart"/>
-            <w:r>
-              <w:rPr>
-                <w:rStyle w:val="Extranjerismo"/>
-                <w:sz w:val="28"/>
-                <w:szCs w:val="28"/>
-              </w:rPr>
-              <w:t>almacén</w:t>
-            </w:r>
-            <w:proofErr w:type="spellEnd"/>
+                <w:lang w:val="es-CO"/>
+              </w:rPr>
+              <w:t>Almacenes: Concepto de almacén</w:t>
+            </w:r>
             <w:r>
               <w:rPr>
                 <w:rStyle w:val="nfasis"/>
@@ -19185,7 +19353,7 @@
                 <w:szCs w:val="28"/>
               </w:rPr>
             </w:pPr>
-            <w:hyperlink r:id="rId24" w:history="1">
+            <w:hyperlink r:id="rId23" w:history="1">
               <w:r>
                 <w:rPr>
                   <w:rStyle w:val="Hipervnculo"/>
@@ -19277,52 +19445,15 @@
               </w:rPr>
               <w:t xml:space="preserve">. (2020). </w:t>
             </w:r>
-            <w:proofErr w:type="spellStart"/>
             <w:r>
               <w:rPr>
                 <w:rStyle w:val="Extranjerismo"/>
                 <w:sz w:val="28"/>
                 <w:szCs w:val="28"/>
-              </w:rPr>
-              <w:t>Procesos</w:t>
-            </w:r>
-            <w:proofErr w:type="spellEnd"/>
-            <w:r>
-              <w:rPr>
-                <w:rStyle w:val="Extranjerismo"/>
-                <w:sz w:val="28"/>
-                <w:szCs w:val="28"/>
-              </w:rPr>
-              <w:t xml:space="preserve"> </w:t>
-            </w:r>
-            <w:proofErr w:type="spellStart"/>
-            <w:r>
-              <w:rPr>
-                <w:rStyle w:val="Extranjerismo"/>
-                <w:sz w:val="28"/>
-                <w:szCs w:val="28"/>
-              </w:rPr>
-              <w:t>básicos</w:t>
-            </w:r>
-            <w:proofErr w:type="spellEnd"/>
-            <w:r>
-              <w:rPr>
-                <w:rStyle w:val="Extranjerismo"/>
-                <w:sz w:val="28"/>
-                <w:szCs w:val="28"/>
-              </w:rPr>
-              <w:t xml:space="preserve"> de un </w:t>
-            </w:r>
-            <w:proofErr w:type="spellStart"/>
-            <w:r>
-              <w:rPr>
-                <w:rStyle w:val="Extranjerismo"/>
-                <w:sz w:val="28"/>
-                <w:szCs w:val="28"/>
-              </w:rPr>
-              <w:t>almacén</w:t>
-            </w:r>
-            <w:proofErr w:type="spellEnd"/>
+                <w:lang w:val="es-CO"/>
+              </w:rPr>
+              <w:t>Procesos básicos de un almacén</w:t>
+            </w:r>
             <w:r>
               <w:rPr>
                 <w:rStyle w:val="nfasis"/>
@@ -19376,7 +19507,7 @@
                 <w:szCs w:val="28"/>
               </w:rPr>
             </w:pPr>
-            <w:hyperlink r:id="rId25" w:history="1">
+            <w:hyperlink r:id="rId24" w:history="1">
               <w:r>
                 <w:rPr>
                   <w:rStyle w:val="Hipervnculo"/>
@@ -19454,131 +19585,14 @@
               </w:rPr>
               <w:t xml:space="preserve">. (2024). </w:t>
             </w:r>
-            <w:proofErr w:type="spellStart"/>
             <w:r>
               <w:rPr>
                 <w:rStyle w:val="Extranjerismo"/>
                 <w:sz w:val="28"/>
                 <w:szCs w:val="28"/>
-              </w:rPr>
-              <w:t>Sistemas</w:t>
-            </w:r>
-            <w:proofErr w:type="spellEnd"/>
-            <w:r>
-              <w:rPr>
-                <w:rStyle w:val="Extranjerismo"/>
-                <w:sz w:val="28"/>
-                <w:szCs w:val="28"/>
-              </w:rPr>
-              <w:t xml:space="preserve"> y </w:t>
-            </w:r>
-            <w:proofErr w:type="spellStart"/>
-            <w:r>
-              <w:rPr>
-                <w:rStyle w:val="Extranjerismo"/>
-                <w:sz w:val="28"/>
-                <w:szCs w:val="28"/>
-              </w:rPr>
-              <w:t>tecnologías</w:t>
-            </w:r>
-            <w:proofErr w:type="spellEnd"/>
-            <w:r>
-              <w:rPr>
-                <w:rStyle w:val="Extranjerismo"/>
-                <w:sz w:val="28"/>
-                <w:szCs w:val="28"/>
-              </w:rPr>
-              <w:t xml:space="preserve"> para la </w:t>
-            </w:r>
-            <w:proofErr w:type="spellStart"/>
-            <w:r>
-              <w:rPr>
-                <w:rStyle w:val="Extranjerismo"/>
-                <w:sz w:val="28"/>
-                <w:szCs w:val="28"/>
-              </w:rPr>
-              <w:t>gestión</w:t>
-            </w:r>
-            <w:proofErr w:type="spellEnd"/>
-            <w:r>
-              <w:rPr>
-                <w:rStyle w:val="Extranjerismo"/>
-                <w:sz w:val="28"/>
-                <w:szCs w:val="28"/>
-              </w:rPr>
-              <w:t xml:space="preserve"> de </w:t>
-            </w:r>
-            <w:proofErr w:type="spellStart"/>
-            <w:r>
-              <w:rPr>
-                <w:rStyle w:val="Extranjerismo"/>
-                <w:sz w:val="28"/>
-                <w:szCs w:val="28"/>
-              </w:rPr>
-              <w:t>almacén</w:t>
-            </w:r>
-            <w:proofErr w:type="spellEnd"/>
-            <w:r>
-              <w:rPr>
-                <w:rStyle w:val="Extranjerismo"/>
-                <w:sz w:val="28"/>
-                <w:szCs w:val="28"/>
-              </w:rPr>
-              <w:t xml:space="preserve">: </w:t>
-            </w:r>
-            <w:proofErr w:type="spellStart"/>
-            <w:r>
-              <w:rPr>
-                <w:rStyle w:val="Extranjerismo"/>
-                <w:sz w:val="28"/>
-                <w:szCs w:val="28"/>
-              </w:rPr>
-              <w:t>optimiza</w:t>
-            </w:r>
-            <w:proofErr w:type="spellEnd"/>
-            <w:r>
-              <w:rPr>
-                <w:rStyle w:val="Extranjerismo"/>
-                <w:sz w:val="28"/>
-                <w:szCs w:val="28"/>
-              </w:rPr>
-              <w:t xml:space="preserve"> </w:t>
-            </w:r>
-            <w:proofErr w:type="spellStart"/>
-            <w:r>
-              <w:rPr>
-                <w:rStyle w:val="Extranjerismo"/>
-                <w:sz w:val="28"/>
-                <w:szCs w:val="28"/>
-              </w:rPr>
-              <w:t>tus</w:t>
-            </w:r>
-            <w:proofErr w:type="spellEnd"/>
-            <w:r>
-              <w:rPr>
-                <w:rStyle w:val="Extranjerismo"/>
-                <w:sz w:val="28"/>
-                <w:szCs w:val="28"/>
-              </w:rPr>
-              <w:t xml:space="preserve"> </w:t>
-            </w:r>
-            <w:proofErr w:type="spellStart"/>
-            <w:r>
-              <w:rPr>
-                <w:rStyle w:val="Extranjerismo"/>
-                <w:sz w:val="28"/>
-                <w:szCs w:val="28"/>
-              </w:rPr>
-              <w:t>operaciones</w:t>
-            </w:r>
-            <w:proofErr w:type="spellEnd"/>
-            <w:r>
-              <w:rPr>
-                <w:rStyle w:val="Extranjerismo"/>
-                <w:sz w:val="28"/>
-                <w:szCs w:val="28"/>
-              </w:rPr>
-              <w:t>.</w:t>
+                <w:lang w:val="es-CO"/>
+              </w:rPr>
+              <w:t>Sistemas y tecnologías para la gestión de almacén: optimiza tus operaciones.</w:t>
             </w:r>
             <w:r>
               <w:rPr>
@@ -19633,7 +19647,7 @@
                 <w:szCs w:val="28"/>
               </w:rPr>
             </w:pPr>
-            <w:hyperlink r:id="rId26" w:history="1">
+            <w:hyperlink r:id="rId25" w:history="1">
               <w:r>
                 <w:rPr>
                   <w:rStyle w:val="Hipervnculo"/>
@@ -19715,95 +19729,14 @@
               </w:rPr>
               <w:t xml:space="preserve">. (2022). </w:t>
             </w:r>
-            <w:proofErr w:type="spellStart"/>
             <w:r>
               <w:rPr>
                 <w:rStyle w:val="Extranjerismo"/>
                 <w:sz w:val="28"/>
                 <w:szCs w:val="28"/>
-              </w:rPr>
-              <w:t>Principios</w:t>
-            </w:r>
-            <w:proofErr w:type="spellEnd"/>
-            <w:r>
-              <w:rPr>
-                <w:rStyle w:val="Extranjerismo"/>
-                <w:sz w:val="28"/>
-                <w:szCs w:val="28"/>
-              </w:rPr>
-              <w:t xml:space="preserve"> para </w:t>
-            </w:r>
-            <w:proofErr w:type="spellStart"/>
-            <w:r>
-              <w:rPr>
-                <w:rStyle w:val="Extranjerismo"/>
-                <w:sz w:val="28"/>
-                <w:szCs w:val="28"/>
-              </w:rPr>
-              <w:t>el</w:t>
-            </w:r>
-            <w:proofErr w:type="spellEnd"/>
-            <w:r>
-              <w:rPr>
-                <w:rStyle w:val="Extranjerismo"/>
-                <w:sz w:val="28"/>
-                <w:szCs w:val="28"/>
-              </w:rPr>
-              <w:t xml:space="preserve"> </w:t>
-            </w:r>
-            <w:proofErr w:type="spellStart"/>
-            <w:r>
-              <w:rPr>
-                <w:rStyle w:val="Extranjerismo"/>
-                <w:sz w:val="28"/>
-                <w:szCs w:val="28"/>
-              </w:rPr>
-              <w:t>tratamiento</w:t>
-            </w:r>
-            <w:proofErr w:type="spellEnd"/>
-            <w:r>
-              <w:rPr>
-                <w:rStyle w:val="Extranjerismo"/>
-                <w:sz w:val="28"/>
-                <w:szCs w:val="28"/>
-              </w:rPr>
-              <w:t xml:space="preserve"> de </w:t>
-            </w:r>
-            <w:proofErr w:type="spellStart"/>
-            <w:r>
-              <w:rPr>
-                <w:rStyle w:val="Extranjerismo"/>
-                <w:sz w:val="28"/>
-                <w:szCs w:val="28"/>
-              </w:rPr>
-              <w:t>datos</w:t>
-            </w:r>
-            <w:proofErr w:type="spellEnd"/>
-            <w:r>
-              <w:rPr>
-                <w:rStyle w:val="Extranjerismo"/>
-                <w:sz w:val="28"/>
-                <w:szCs w:val="28"/>
-              </w:rPr>
-              <w:t xml:space="preserve"> </w:t>
-            </w:r>
-            <w:proofErr w:type="spellStart"/>
-            <w:r>
-              <w:rPr>
-                <w:rStyle w:val="Extranjerismo"/>
-                <w:sz w:val="28"/>
-                <w:szCs w:val="28"/>
-              </w:rPr>
-              <w:t>personales</w:t>
-            </w:r>
-            <w:proofErr w:type="spellEnd"/>
-            <w:r>
-              <w:rPr>
-                <w:rStyle w:val="Extranjerismo"/>
-                <w:sz w:val="28"/>
-                <w:szCs w:val="28"/>
-              </w:rPr>
-              <w:t>.</w:t>
+                <w:lang w:val="es-CO"/>
+              </w:rPr>
+              <w:t>Principios para el tratamiento de datos personales.</w:t>
             </w:r>
             <w:r>
               <w:rPr>
@@ -19865,7 +19798,7 @@
                 <w:szCs w:val="28"/>
               </w:rPr>
             </w:pPr>
-            <w:hyperlink r:id="rId27" w:history="1">
+            <w:hyperlink r:id="rId26" w:history="1">
               <w:r>
                 <w:rPr>
                   <w:rStyle w:val="Hipervnculo"/>
@@ -19893,7 +19826,7 @@
       <w:pPr>
         <w:pStyle w:val="Titulosgenerales"/>
       </w:pPr>
-      <w:bookmarkStart w:id="26" w:name="_Toc209522022"/>
+      <w:bookmarkStart w:id="26" w:name="_Toc211449591"/>
       <w:r>
         <w:lastRenderedPageBreak/>
         <w:t>Referencias bibliográficas</w:t>
@@ -19905,18 +19838,20 @@
     </w:p>
     <w:p>
       <w:pPr>
-        <w:pStyle w:val="Normal0"/>
-        <w:ind w:firstLine="708"/>
-        <w:rPr>
-          <w:rFonts w:asciiTheme="minorHAnsi" w:hAnsiTheme="minorHAnsi" w:cstheme="minorHAnsi"/>
-          <w:sz w:val="28"/>
+        <w:keepNext/>
+        <w:spacing w:line="240" w:lineRule="auto"/>
+        <w:ind w:left="737" w:hanging="709"/>
+        <w:rPr>
+          <w:rStyle w:val="Hipervnculo"/>
+          <w:rFonts w:cs="Calibri"/>
+          <w:color w:val="auto"/>
           <w:szCs w:val="28"/>
-        </w:rPr>
-      </w:pPr>
-      <w:r>
-        <w:rPr>
-          <w:rFonts w:asciiTheme="minorHAnsi" w:hAnsiTheme="minorHAnsi" w:cstheme="minorHAnsi"/>
-          <w:sz w:val="28"/>
+          <w:u w:val="none"/>
+        </w:rPr>
+      </w:pPr>
+      <w:r>
+        <w:rPr>
+          <w:rFonts w:cs="Calibri"/>
           <w:szCs w:val="28"/>
         </w:rPr>
         <w:t xml:space="preserve">AR </w:t>
@@ -19924,8 +19859,7 @@
       <w:proofErr w:type="spellStart"/>
       <w:r>
         <w:rPr>
-          <w:rFonts w:asciiTheme="minorHAnsi" w:hAnsiTheme="minorHAnsi" w:cstheme="minorHAnsi"/>
-          <w:sz w:val="28"/>
+          <w:rFonts w:cs="Calibri"/>
           <w:szCs w:val="28"/>
         </w:rPr>
         <w:t>Racking</w:t>
@@ -19933,117 +19867,30 @@
       <w:proofErr w:type="spellEnd"/>
       <w:r>
         <w:rPr>
-          <w:rFonts w:asciiTheme="minorHAnsi" w:hAnsiTheme="minorHAnsi" w:cstheme="minorHAnsi"/>
-          <w:sz w:val="28"/>
+          <w:rFonts w:cs="Calibri"/>
           <w:szCs w:val="28"/>
         </w:rPr>
-        <w:t>. (2024</w:t>
+        <w:t xml:space="preserve">. (2024). </w:t>
       </w:r>
       <w:r>
         <w:rPr>
           <w:rStyle w:val="Extranjerismo"/>
-          <w:rFonts w:asciiTheme="minorHAnsi" w:hAnsiTheme="minorHAnsi" w:cstheme="minorHAnsi"/>
-          <w:sz w:val="28"/>
+          <w:lang w:val="es-CO"/>
+        </w:rPr>
+        <w:t>Tipos de almacenes: Características y diferencias.</w:t>
+      </w:r>
+      <w:r>
+        <w:rPr>
+          <w:rFonts w:cs="Calibri"/>
           <w:szCs w:val="28"/>
         </w:rPr>
-        <w:t xml:space="preserve">). </w:t>
-      </w:r>
-      <w:proofErr w:type="spellStart"/>
-      <w:r>
-        <w:rPr>
-          <w:rStyle w:val="Extranjerismo"/>
-          <w:rFonts w:asciiTheme="minorHAnsi" w:hAnsiTheme="minorHAnsi" w:cstheme="minorHAnsi"/>
-          <w:sz w:val="28"/>
-          <w:szCs w:val="28"/>
-        </w:rPr>
-        <w:t>Tipos</w:t>
-      </w:r>
-      <w:proofErr w:type="spellEnd"/>
-      <w:r>
-        <w:rPr>
-          <w:rStyle w:val="Extranjerismo"/>
-          <w:rFonts w:asciiTheme="minorHAnsi" w:hAnsiTheme="minorHAnsi" w:cstheme="minorHAnsi"/>
-          <w:sz w:val="28"/>
-          <w:szCs w:val="28"/>
-        </w:rPr>
-        <w:t xml:space="preserve"> de </w:t>
-      </w:r>
-      <w:proofErr w:type="spellStart"/>
-      <w:r>
-        <w:rPr>
-          <w:rStyle w:val="Extranjerismo"/>
-          <w:rFonts w:asciiTheme="minorHAnsi" w:hAnsiTheme="minorHAnsi" w:cstheme="minorHAnsi"/>
-          <w:sz w:val="28"/>
-          <w:szCs w:val="28"/>
-        </w:rPr>
-        <w:t>almacenes</w:t>
-      </w:r>
-      <w:proofErr w:type="spellEnd"/>
-      <w:r>
-        <w:rPr>
-          <w:rStyle w:val="Extranjerismo"/>
-          <w:rFonts w:asciiTheme="minorHAnsi" w:hAnsiTheme="minorHAnsi" w:cstheme="minorHAnsi"/>
-          <w:sz w:val="28"/>
-          <w:szCs w:val="28"/>
-        </w:rPr>
-        <w:t xml:space="preserve">: </w:t>
-      </w:r>
-      <w:proofErr w:type="spellStart"/>
-      <w:r>
-        <w:rPr>
-          <w:rStyle w:val="Extranjerismo"/>
-          <w:rFonts w:asciiTheme="minorHAnsi" w:hAnsiTheme="minorHAnsi" w:cstheme="minorHAnsi"/>
-          <w:sz w:val="28"/>
-          <w:szCs w:val="28"/>
-        </w:rPr>
-        <w:t>Características</w:t>
-      </w:r>
-      <w:proofErr w:type="spellEnd"/>
-      <w:r>
-        <w:rPr>
-          <w:rStyle w:val="Extranjerismo"/>
-          <w:rFonts w:asciiTheme="minorHAnsi" w:hAnsiTheme="minorHAnsi" w:cstheme="minorHAnsi"/>
-          <w:sz w:val="28"/>
-          <w:szCs w:val="28"/>
-        </w:rPr>
-        <w:t xml:space="preserve"> y </w:t>
-      </w:r>
-      <w:proofErr w:type="spellStart"/>
-      <w:r>
-        <w:rPr>
-          <w:rStyle w:val="Extranjerismo"/>
-          <w:rFonts w:asciiTheme="minorHAnsi" w:hAnsiTheme="minorHAnsi" w:cstheme="minorHAnsi"/>
-          <w:sz w:val="28"/>
-          <w:szCs w:val="28"/>
-        </w:rPr>
-        <w:t>diferencias</w:t>
-      </w:r>
-      <w:proofErr w:type="spellEnd"/>
-      <w:r>
-        <w:rPr>
-          <w:rFonts w:asciiTheme="minorHAnsi" w:hAnsiTheme="minorHAnsi" w:cstheme="minorHAnsi"/>
-          <w:sz w:val="28"/>
-          <w:szCs w:val="28"/>
-        </w:rPr>
-        <w:t xml:space="preserve">. </w:t>
-      </w:r>
-    </w:p>
-    <w:p>
-      <w:pPr>
-        <w:pStyle w:val="Normal0"/>
-        <w:ind w:firstLine="708"/>
-        <w:rPr>
-          <w:rFonts w:asciiTheme="minorHAnsi" w:hAnsiTheme="minorHAnsi" w:cstheme="minorHAnsi"/>
-          <w:sz w:val="28"/>
-          <w:szCs w:val="28"/>
-        </w:rPr>
-      </w:pPr>
-      <w:hyperlink r:id="rId28" w:history="1">
+        <w:t xml:space="preserve"> </w:t>
+      </w:r>
+      <w:hyperlink r:id="rId27" w:history="1">
         <w:r>
           <w:rPr>
             <w:rStyle w:val="Hipervnculo"/>
-            <w:rFonts w:asciiTheme="minorHAnsi" w:hAnsiTheme="minorHAnsi" w:cstheme="minorHAnsi"/>
-            <w:sz w:val="28"/>
+            <w:rFonts w:cs="Calibri"/>
             <w:szCs w:val="28"/>
           </w:rPr>
           <w:t>https://www.ar-racking.com/co/blog/tipos-de-almacenes-caracteristicas-y-diferencias/</w:t>
@@ -20052,259 +19899,169 @@
     </w:p>
     <w:p>
       <w:pPr>
-        <w:pStyle w:val="Normal0"/>
-        <w:ind w:firstLine="708"/>
-        <w:rPr>
-          <w:rFonts w:asciiTheme="minorHAnsi" w:hAnsiTheme="minorHAnsi" w:cstheme="minorHAnsi"/>
-          <w:sz w:val="28"/>
+        <w:keepNext/>
+        <w:spacing w:line="240" w:lineRule="auto"/>
+        <w:ind w:left="737" w:hanging="17"/>
+        <w:rPr>
+          <w:rStyle w:val="Hipervnculo"/>
+          <w:rFonts w:cs="Calibri"/>
           <w:szCs w:val="28"/>
         </w:rPr>
       </w:pPr>
     </w:p>
     <w:p>
       <w:pPr>
-        <w:pStyle w:val="Normal0"/>
-        <w:ind w:firstLine="708"/>
-        <w:rPr>
-          <w:rFonts w:asciiTheme="minorHAnsi" w:hAnsiTheme="minorHAnsi" w:cstheme="minorHAnsi"/>
-          <w:sz w:val="28"/>
-          <w:szCs w:val="28"/>
-        </w:rPr>
-      </w:pPr>
-      <w:r>
-        <w:rPr>
-          <w:rFonts w:asciiTheme="minorHAnsi" w:hAnsiTheme="minorHAnsi" w:cstheme="minorHAnsi"/>
-          <w:sz w:val="28"/>
-          <w:szCs w:val="28"/>
-        </w:rPr>
-        <w:t xml:space="preserve">Aula Centro de Formación. (2022). </w:t>
-      </w:r>
-      <w:proofErr w:type="spellStart"/>
+        <w:keepNext/>
+        <w:spacing w:line="240" w:lineRule="auto"/>
+        <w:ind w:left="737" w:hanging="647"/>
+      </w:pPr>
+      <w:r>
+        <w:t xml:space="preserve">Castillo Cano, S., Valdivia Rivera, M. de J., Hernández Cárdenas, M., González Lazalde, I., &amp; Galván Ismael, M. Q. (2018). </w:t>
+      </w:r>
       <w:r>
         <w:rPr>
           <w:rStyle w:val="Extranjerismo"/>
-          <w:rFonts w:asciiTheme="minorHAnsi" w:hAnsiTheme="minorHAnsi" w:cstheme="minorHAnsi"/>
-          <w:sz w:val="28"/>
-          <w:szCs w:val="28"/>
-        </w:rPr>
-        <w:t>Gestión</w:t>
-      </w:r>
-      <w:proofErr w:type="spellEnd"/>
+          <w:lang w:val="es-CO"/>
+        </w:rPr>
+        <w:t>Logística y productiv</w:t>
+      </w:r>
       <w:r>
         <w:rPr>
           <w:rStyle w:val="Extranjerismo"/>
-          <w:rFonts w:asciiTheme="minorHAnsi" w:hAnsiTheme="minorHAnsi" w:cstheme="minorHAnsi"/>
-          <w:sz w:val="28"/>
-          <w:szCs w:val="28"/>
-        </w:rPr>
-        <w:t xml:space="preserve"> de </w:t>
-      </w:r>
-      <w:proofErr w:type="spellStart"/>
+          <w:lang w:val="es-CO"/>
+        </w:rPr>
+        <w:t>id</w:t>
+      </w:r>
       <w:r>
         <w:rPr>
           <w:rStyle w:val="Extranjerismo"/>
-          <w:rFonts w:asciiTheme="minorHAnsi" w:hAnsiTheme="minorHAnsi" w:cstheme="minorHAnsi"/>
-          <w:sz w:val="28"/>
-          <w:szCs w:val="28"/>
-        </w:rPr>
-        <w:t>Almacén</w:t>
-      </w:r>
-      <w:proofErr w:type="spellEnd"/>
+          <w:lang w:val="es-CO"/>
+        </w:rPr>
+        <w:t>ad</w:t>
+      </w:r>
+      <w:r>
+        <w:t xml:space="preserve"> (Coordinadores). </w:t>
+      </w:r>
+      <w:hyperlink r:id="rId28" w:history="1">
+        <w:r>
+          <w:rPr>
+            <w:rStyle w:val="Hipervnculo"/>
+          </w:rPr>
+          <w:t xml:space="preserve">https://redibai-myd.org/portal/wp-content/uploads/2019/03/Logi%CC%81stica-y-Productividad-10-4.pdf </w:t>
+        </w:r>
+      </w:hyperlink>
+      <w:r>
+        <w:t xml:space="preserve"> </w:t>
+      </w:r>
+    </w:p>
+    <w:p>
+      <w:pPr>
+        <w:keepNext/>
+        <w:spacing w:line="240" w:lineRule="auto"/>
+        <w:ind w:left="737" w:hanging="647"/>
+      </w:pPr>
+    </w:p>
+    <w:p>
+      <w:pPr>
+        <w:keepNext/>
+        <w:spacing w:line="240" w:lineRule="auto"/>
+        <w:ind w:left="737" w:hanging="647"/>
+      </w:pPr>
+      <w:r>
+        <w:t xml:space="preserve">Elsevier. </w:t>
+      </w:r>
       <w:r>
         <w:rPr>
           <w:rStyle w:val="Extranjerismo"/>
-          <w:rFonts w:asciiTheme="minorHAnsi" w:hAnsiTheme="minorHAnsi" w:cstheme="minorHAnsi"/>
-          <w:sz w:val="28"/>
-          <w:szCs w:val="28"/>
-        </w:rPr>
-        <w:t xml:space="preserve"> y </w:t>
-      </w:r>
-      <w:proofErr w:type="spellStart"/>
-      <w:r>
-        <w:rPr>
-          <w:rStyle w:val="Extranjerismo"/>
-          <w:rFonts w:asciiTheme="minorHAnsi" w:hAnsiTheme="minorHAnsi" w:cstheme="minorHAnsi"/>
-          <w:sz w:val="28"/>
-          <w:szCs w:val="28"/>
-        </w:rPr>
-        <w:t>Logística</w:t>
-      </w:r>
-      <w:proofErr w:type="spellEnd"/>
-      <w:r>
-        <w:rPr>
-          <w:rFonts w:asciiTheme="minorHAnsi" w:hAnsiTheme="minorHAnsi" w:cstheme="minorHAnsi"/>
-          <w:sz w:val="28"/>
-          <w:szCs w:val="28"/>
-        </w:rPr>
-        <w:t xml:space="preserve">. </w:t>
+          <w:lang w:val="es-CO"/>
+        </w:rPr>
+        <w:t>Modelo de gestión logística para pequeñas y medianas empresas en México</w:t>
+      </w:r>
+      <w:r>
+        <w:t xml:space="preserve">. (s. f.). Contaduría y Administración. </w:t>
       </w:r>
       <w:hyperlink r:id="rId29" w:history="1">
         <w:r>
           <w:rPr>
             <w:rStyle w:val="Hipervnculo"/>
-            <w:rFonts w:asciiTheme="minorHAnsi" w:hAnsiTheme="minorHAnsi" w:cstheme="minorHAnsi"/>
-            <w:sz w:val="28"/>
-            <w:szCs w:val="28"/>
           </w:rPr>
-          <w:t>https://dl.dropboxusercontent.com/scl/fi/ucro9rrtkrv682y7s1qt6/Curso-Gesti-n-de-Almanc-n-y-Log-stica-Aula-Centro-Formaci-n.pdf?rlkey=azxypu2r27s5m21odlj9ymwys&amp;dl=0</w:t>
+          <w:t xml:space="preserve">https://www.elsevier.es/es-revista-contaduria-administracion-87-articulo-modelo-gestion-logistica-pequenas-medianas-S0186104215721510 </w:t>
         </w:r>
       </w:hyperlink>
-    </w:p>
-    <w:p>
-      <w:pPr>
-        <w:pStyle w:val="Normal0"/>
-        <w:ind w:firstLine="708"/>
-        <w:rPr>
-          <w:rFonts w:asciiTheme="minorHAnsi" w:hAnsiTheme="minorHAnsi" w:cstheme="minorHAnsi"/>
-          <w:sz w:val="28"/>
-          <w:szCs w:val="28"/>
-        </w:rPr>
-      </w:pPr>
-    </w:p>
-    <w:p>
-      <w:pPr>
-        <w:pStyle w:val="Normal0"/>
-        <w:ind w:firstLine="708"/>
-        <w:rPr>
-          <w:rFonts w:asciiTheme="minorHAnsi" w:hAnsiTheme="minorHAnsi" w:cstheme="minorHAnsi"/>
-          <w:sz w:val="28"/>
-          <w:szCs w:val="28"/>
-        </w:rPr>
-      </w:pPr>
-      <w:r>
-        <w:rPr>
-          <w:rFonts w:asciiTheme="minorHAnsi" w:hAnsiTheme="minorHAnsi" w:cstheme="minorHAnsi"/>
-          <w:sz w:val="28"/>
-          <w:szCs w:val="28"/>
-        </w:rPr>
-        <w:t xml:space="preserve">Servicio Nacional de Aprendizaje (SENA). (2021). </w:t>
+      <w:r>
+        <w:t xml:space="preserve"> </w:t>
+      </w:r>
+    </w:p>
+    <w:p>
+      <w:pPr>
+        <w:keepNext/>
+        <w:spacing w:line="240" w:lineRule="auto"/>
+        <w:ind w:left="737" w:hanging="647"/>
+      </w:pPr>
+    </w:p>
+    <w:p>
+      <w:pPr>
+        <w:keepNext/>
+        <w:spacing w:line="240" w:lineRule="auto"/>
+        <w:ind w:left="737" w:hanging="647"/>
+      </w:pPr>
+      <w:r>
+        <w:t xml:space="preserve">Mora García, L. Á. (2015). </w:t>
+      </w:r>
+      <w:r>
+        <w:rPr>
+          <w:rStyle w:val="Extranjerismo"/>
+          <w:lang w:val="es-CO"/>
+        </w:rPr>
+        <w:t>Indicadores de la gestión logística</w:t>
+      </w:r>
+      <w:r>
+        <w:t xml:space="preserve"> (</w:t>
       </w:r>
       <w:proofErr w:type="spellStart"/>
       <w:r>
-        <w:rPr>
-          <w:rStyle w:val="Extranjerismo"/>
-          <w:rFonts w:asciiTheme="minorHAnsi" w:hAnsiTheme="minorHAnsi" w:cstheme="minorHAnsi"/>
-          <w:sz w:val="28"/>
-          <w:szCs w:val="28"/>
-        </w:rPr>
-        <w:t>Zajuna</w:t>
+        <w:t>Ecoe</w:t>
       </w:r>
       <w:proofErr w:type="spellEnd"/>
       <w:r>
-        <w:rPr>
-          <w:rStyle w:val="Extranjerismo"/>
-          <w:rFonts w:asciiTheme="minorHAnsi" w:hAnsiTheme="minorHAnsi" w:cstheme="minorHAnsi"/>
-          <w:sz w:val="28"/>
-          <w:szCs w:val="28"/>
-        </w:rPr>
-        <w:t xml:space="preserve"> </w:t>
-      </w:r>
-      <w:proofErr w:type="spellStart"/>
-      <w:r>
-        <w:rPr>
-          <w:rStyle w:val="Extranjerismo"/>
-          <w:rFonts w:asciiTheme="minorHAnsi" w:hAnsiTheme="minorHAnsi" w:cstheme="minorHAnsi"/>
-          <w:sz w:val="28"/>
-          <w:szCs w:val="28"/>
-        </w:rPr>
-        <w:t>Semilla</w:t>
-      </w:r>
-      <w:proofErr w:type="spellEnd"/>
-      <w:r>
-        <w:rPr>
-          <w:rStyle w:val="Extranjerismo"/>
-          <w:rFonts w:asciiTheme="minorHAnsi" w:hAnsiTheme="minorHAnsi" w:cstheme="minorHAnsi"/>
-          <w:sz w:val="28"/>
-          <w:szCs w:val="28"/>
-        </w:rPr>
-        <w:t xml:space="preserve">. 121523_2_Virtual-Coordinación de </w:t>
-      </w:r>
-      <w:proofErr w:type="spellStart"/>
-      <w:r>
-        <w:rPr>
-          <w:rStyle w:val="Extranjerismo"/>
-          <w:rFonts w:asciiTheme="minorHAnsi" w:hAnsiTheme="minorHAnsi" w:cstheme="minorHAnsi"/>
-          <w:sz w:val="28"/>
-          <w:szCs w:val="28"/>
-        </w:rPr>
-        <w:t>procesos</w:t>
-      </w:r>
-      <w:proofErr w:type="spellEnd"/>
-      <w:r>
-        <w:rPr>
-          <w:rStyle w:val="Extranjerismo"/>
-          <w:rFonts w:asciiTheme="minorHAnsi" w:hAnsiTheme="minorHAnsi" w:cstheme="minorHAnsi"/>
-          <w:sz w:val="28"/>
-          <w:szCs w:val="28"/>
-        </w:rPr>
-        <w:t xml:space="preserve"> </w:t>
-      </w:r>
-      <w:proofErr w:type="spellStart"/>
-      <w:r>
-        <w:rPr>
-          <w:rStyle w:val="Extranjerismo"/>
-          <w:rFonts w:asciiTheme="minorHAnsi" w:hAnsiTheme="minorHAnsi" w:cstheme="minorHAnsi"/>
-          <w:sz w:val="28"/>
-          <w:szCs w:val="28"/>
-        </w:rPr>
-        <w:t>logísticos</w:t>
-      </w:r>
-      <w:proofErr w:type="spellEnd"/>
-      <w:r>
-        <w:rPr>
-          <w:rStyle w:val="Extranjerismo"/>
-          <w:rFonts w:asciiTheme="minorHAnsi" w:hAnsiTheme="minorHAnsi" w:cstheme="minorHAnsi"/>
-          <w:sz w:val="28"/>
-          <w:szCs w:val="28"/>
-        </w:rPr>
-        <w:t>.</w:t>
-      </w:r>
-      <w:r>
-        <w:rPr>
-          <w:rFonts w:asciiTheme="minorHAnsi" w:hAnsiTheme="minorHAnsi" w:cstheme="minorHAnsi"/>
-          <w:sz w:val="28"/>
-          <w:szCs w:val="28"/>
-        </w:rPr>
-        <w:t xml:space="preserve"> </w:t>
+        <w:t xml:space="preserve"> Ediciones).  </w:t>
       </w:r>
       <w:hyperlink r:id="rId30" w:history="1">
         <w:r>
           <w:rPr>
             <w:rStyle w:val="Hipervnculo"/>
-            <w:rFonts w:asciiTheme="minorHAnsi" w:hAnsiTheme="minorHAnsi" w:cstheme="minorHAnsi"/>
-            <w:sz w:val="28"/>
-            <w:szCs w:val="28"/>
           </w:rPr>
-          <w:t>https://zajuna.sena.edu.co/zajuna/course/view.php?id=32450</w:t>
+          <w:t xml:space="preserve">https://www.ecoeediciones.com/wp-content/uploads/2015/09/Indicadores-de-la-gestion-logistica.pdf </w:t>
         </w:r>
       </w:hyperlink>
-    </w:p>
-    <w:p>
-      <w:pPr>
-        <w:pStyle w:val="Normal0"/>
-        <w:ind w:firstLine="708"/>
-        <w:rPr>
-          <w:rFonts w:asciiTheme="minorHAnsi" w:hAnsiTheme="minorHAnsi" w:cstheme="minorHAnsi"/>
-          <w:sz w:val="28"/>
+      <w:r>
+        <w:t xml:space="preserve"> </w:t>
+      </w:r>
+    </w:p>
+    <w:p>
+      <w:pPr>
+        <w:keepNext/>
+        <w:spacing w:line="240" w:lineRule="auto"/>
+        <w:ind w:firstLine="0"/>
+        <w:rPr>
           <w:szCs w:val="28"/>
         </w:rPr>
       </w:pPr>
     </w:p>
     <w:p>
       <w:pPr>
-        <w:pStyle w:val="Normal0"/>
-        <w:ind w:firstLine="708"/>
-        <w:rPr>
-          <w:rFonts w:asciiTheme="minorHAnsi" w:hAnsiTheme="minorHAnsi" w:cstheme="minorHAnsi"/>
-          <w:sz w:val="28"/>
+        <w:keepNext/>
+        <w:spacing w:line="240" w:lineRule="auto"/>
+        <w:ind w:left="737" w:hanging="709"/>
+        <w:rPr>
+          <w:color w:val="1F3864" w:themeColor="accent1" w:themeShade="80"/>
           <w:szCs w:val="28"/>
+          <w:u w:val="single"/>
         </w:rPr>
       </w:pPr>
       <w:proofErr w:type="spellStart"/>
       <w:r>
         <w:rPr>
-          <w:rFonts w:asciiTheme="minorHAnsi" w:hAnsiTheme="minorHAnsi" w:cstheme="minorHAnsi"/>
-          <w:sz w:val="28"/>
           <w:szCs w:val="28"/>
         </w:rPr>
         <w:t>Universitat</w:t>
@@ -20312,8 +20069,6 @@
       <w:proofErr w:type="spellEnd"/>
       <w:r>
         <w:rPr>
-          <w:rFonts w:asciiTheme="minorHAnsi" w:hAnsiTheme="minorHAnsi" w:cstheme="minorHAnsi"/>
-          <w:sz w:val="28"/>
           <w:szCs w:val="28"/>
         </w:rPr>
         <w:t xml:space="preserve"> </w:t>
@@ -20321,8 +20076,6 @@
       <w:proofErr w:type="spellStart"/>
       <w:r>
         <w:rPr>
-          <w:rFonts w:asciiTheme="minorHAnsi" w:hAnsiTheme="minorHAnsi" w:cstheme="minorHAnsi"/>
-          <w:sz w:val="28"/>
           <w:szCs w:val="28"/>
         </w:rPr>
         <w:t>Politecnica</w:t>
@@ -20330,128 +20083,19 @@
       <w:proofErr w:type="spellEnd"/>
       <w:r>
         <w:rPr>
-          <w:rFonts w:asciiTheme="minorHAnsi" w:hAnsiTheme="minorHAnsi" w:cstheme="minorHAnsi"/>
-          <w:sz w:val="28"/>
           <w:szCs w:val="28"/>
         </w:rPr>
-        <w:t xml:space="preserve"> de Valencia. (2022). </w:t>
-      </w:r>
-      <w:proofErr w:type="spellStart"/>
+        <w:t xml:space="preserve"> de Valencia. (2022</w:t>
+      </w:r>
       <w:r>
         <w:rPr>
           <w:rStyle w:val="Extranjerismo"/>
-          <w:rFonts w:asciiTheme="minorHAnsi" w:hAnsiTheme="minorHAnsi" w:cstheme="minorHAnsi"/>
-          <w:sz w:val="28"/>
-          <w:szCs w:val="28"/>
-        </w:rPr>
-        <w:t>Introducción</w:t>
-      </w:r>
-      <w:proofErr w:type="spellEnd"/>
-      <w:r>
-        <w:rPr>
-          <w:rStyle w:val="Extranjerismo"/>
-          <w:rFonts w:asciiTheme="minorHAnsi" w:hAnsiTheme="minorHAnsi" w:cstheme="minorHAnsi"/>
-          <w:sz w:val="28"/>
-          <w:szCs w:val="28"/>
-        </w:rPr>
-        <w:t xml:space="preserve"> a la </w:t>
-      </w:r>
-      <w:proofErr w:type="spellStart"/>
-      <w:r>
-        <w:rPr>
-          <w:rStyle w:val="Extranjerismo"/>
-          <w:rFonts w:asciiTheme="minorHAnsi" w:hAnsiTheme="minorHAnsi" w:cstheme="minorHAnsi"/>
-          <w:sz w:val="28"/>
-          <w:szCs w:val="28"/>
-        </w:rPr>
-        <w:t>gestión</w:t>
-      </w:r>
-      <w:proofErr w:type="spellEnd"/>
-      <w:r>
-        <w:rPr>
-          <w:rStyle w:val="Extranjerismo"/>
-          <w:rFonts w:asciiTheme="minorHAnsi" w:hAnsiTheme="minorHAnsi" w:cstheme="minorHAnsi"/>
-          <w:sz w:val="28"/>
-          <w:szCs w:val="28"/>
-        </w:rPr>
-        <w:t xml:space="preserve"> de la </w:t>
-      </w:r>
-      <w:proofErr w:type="spellStart"/>
-      <w:r>
-        <w:rPr>
-          <w:rStyle w:val="Extranjerismo"/>
-          <w:rFonts w:asciiTheme="minorHAnsi" w:hAnsiTheme="minorHAnsi" w:cstheme="minorHAnsi"/>
-          <w:sz w:val="28"/>
-          <w:szCs w:val="28"/>
-        </w:rPr>
-        <w:t>información</w:t>
-      </w:r>
-      <w:proofErr w:type="spellEnd"/>
-      <w:r>
-        <w:rPr>
-          <w:rStyle w:val="Extranjerismo"/>
-          <w:rFonts w:asciiTheme="minorHAnsi" w:hAnsiTheme="minorHAnsi" w:cstheme="minorHAnsi"/>
-          <w:sz w:val="28"/>
-          <w:szCs w:val="28"/>
-        </w:rPr>
-        <w:t xml:space="preserve"> y del </w:t>
-      </w:r>
-      <w:proofErr w:type="spellStart"/>
-      <w:r>
-        <w:rPr>
-          <w:rStyle w:val="Extranjerismo"/>
-          <w:rFonts w:asciiTheme="minorHAnsi" w:hAnsiTheme="minorHAnsi" w:cstheme="minorHAnsi"/>
-          <w:sz w:val="28"/>
-          <w:szCs w:val="28"/>
-        </w:rPr>
-        <w:t>conocimiento</w:t>
-      </w:r>
-      <w:proofErr w:type="spellEnd"/>
-      <w:r>
-        <w:rPr>
-          <w:rStyle w:val="Extranjerismo"/>
-          <w:rFonts w:asciiTheme="minorHAnsi" w:hAnsiTheme="minorHAnsi" w:cstheme="minorHAnsi"/>
-          <w:sz w:val="28"/>
-          <w:szCs w:val="28"/>
-        </w:rPr>
-        <w:t xml:space="preserve"> </w:t>
-      </w:r>
-      <w:proofErr w:type="spellStart"/>
-      <w:r>
-        <w:rPr>
-          <w:rStyle w:val="Extranjerismo"/>
-          <w:rFonts w:asciiTheme="minorHAnsi" w:hAnsiTheme="minorHAnsi" w:cstheme="minorHAnsi"/>
-          <w:sz w:val="28"/>
-          <w:szCs w:val="28"/>
-        </w:rPr>
-        <w:t>en</w:t>
-      </w:r>
-      <w:proofErr w:type="spellEnd"/>
-      <w:r>
-        <w:rPr>
-          <w:rStyle w:val="Extranjerismo"/>
-          <w:rFonts w:asciiTheme="minorHAnsi" w:hAnsiTheme="minorHAnsi" w:cstheme="minorHAnsi"/>
-          <w:sz w:val="28"/>
-          <w:szCs w:val="28"/>
-        </w:rPr>
-        <w:t xml:space="preserve"> la </w:t>
-      </w:r>
-      <w:proofErr w:type="spellStart"/>
-      <w:r>
-        <w:rPr>
-          <w:rStyle w:val="Extranjerismo"/>
-          <w:rFonts w:asciiTheme="minorHAnsi" w:hAnsiTheme="minorHAnsi" w:cstheme="minorHAnsi"/>
-          <w:sz w:val="28"/>
-          <w:szCs w:val="28"/>
-        </w:rPr>
-        <w:t>empresa</w:t>
-      </w:r>
-      <w:proofErr w:type="spellEnd"/>
-      <w:r>
-        <w:rPr>
-          <w:rStyle w:val="Extranjerismo"/>
-          <w:rFonts w:asciiTheme="minorHAnsi" w:hAnsiTheme="minorHAnsi" w:cstheme="minorHAnsi"/>
-          <w:sz w:val="28"/>
+          <w:lang w:val="es-CO"/>
+        </w:rPr>
+        <w:t>). Introducción a la gestión de la información y del conocimiento en la empresa</w:t>
+      </w:r>
+      <w:r>
+        <w:rPr>
           <w:szCs w:val="28"/>
         </w:rPr>
         <w:t xml:space="preserve">. </w:t>
@@ -20460,8 +20104,6 @@
         <w:r>
           <w:rPr>
             <w:rStyle w:val="Hipervnculo"/>
-            <w:rFonts w:asciiTheme="minorHAnsi" w:hAnsiTheme="minorHAnsi" w:cstheme="minorHAnsi"/>
-            <w:sz w:val="28"/>
             <w:szCs w:val="28"/>
           </w:rPr>
           <w:t>https://riunet.upv.es/bitstreams/e0125038-9086-42d8-954e-4401b3f5637e/download</w:t>
@@ -20470,6 +20112,27 @@
     </w:p>
     <w:p>
       <w:pPr>
+        <w:rPr>
+          <w:szCs w:val="28"/>
+        </w:rPr>
+      </w:pPr>
+    </w:p>
+    <w:p>
+      <w:pPr>
+        <w:rPr>
+          <w:szCs w:val="28"/>
+        </w:rPr>
+      </w:pPr>
+    </w:p>
+    <w:p>
+      <w:pPr>
+        <w:rPr>
+          <w:szCs w:val="28"/>
+        </w:rPr>
+      </w:pPr>
+    </w:p>
+    <w:p>
+      <w:pPr>
         <w:pStyle w:val="Normal0"/>
         <w:ind w:firstLine="708"/>
         <w:rPr>
@@ -20481,131 +20144,9 @@
     </w:p>
     <w:p>
       <w:pPr>
-        <w:pStyle w:val="Normal0"/>
-        <w:ind w:firstLine="708"/>
-        <w:rPr>
-          <w:rFonts w:asciiTheme="minorHAnsi" w:hAnsiTheme="minorHAnsi" w:cstheme="minorHAnsi"/>
-          <w:sz w:val="28"/>
-          <w:szCs w:val="28"/>
-        </w:rPr>
-      </w:pPr>
-      <w:r>
-        <w:rPr>
-          <w:rFonts w:asciiTheme="minorHAnsi" w:hAnsiTheme="minorHAnsi" w:cstheme="minorHAnsi"/>
-          <w:sz w:val="28"/>
-          <w:szCs w:val="28"/>
-        </w:rPr>
-        <w:t xml:space="preserve">Universidad Tecnológica de Chile. (2017). </w:t>
-      </w:r>
-      <w:proofErr w:type="spellStart"/>
-      <w:r>
-        <w:rPr>
-          <w:rStyle w:val="Extranjerismo"/>
-          <w:rFonts w:asciiTheme="minorHAnsi" w:hAnsiTheme="minorHAnsi" w:cstheme="minorHAnsi"/>
-          <w:sz w:val="28"/>
-          <w:szCs w:val="28"/>
-        </w:rPr>
-        <w:t>Logística</w:t>
-      </w:r>
-      <w:proofErr w:type="spellEnd"/>
-      <w:r>
-        <w:rPr>
-          <w:rStyle w:val="Extranjerismo"/>
-          <w:rFonts w:asciiTheme="minorHAnsi" w:hAnsiTheme="minorHAnsi" w:cstheme="minorHAnsi"/>
-          <w:sz w:val="28"/>
-          <w:szCs w:val="28"/>
-        </w:rPr>
-        <w:t xml:space="preserve"> y </w:t>
-      </w:r>
-      <w:proofErr w:type="spellStart"/>
-      <w:r>
-        <w:rPr>
-          <w:rStyle w:val="Extranjerismo"/>
-          <w:rFonts w:asciiTheme="minorHAnsi" w:hAnsiTheme="minorHAnsi" w:cstheme="minorHAnsi"/>
-          <w:sz w:val="28"/>
-          <w:szCs w:val="28"/>
-        </w:rPr>
-        <w:t>Distribución</w:t>
-      </w:r>
-      <w:proofErr w:type="spellEnd"/>
-      <w:r>
-        <w:rPr>
-          <w:rFonts w:asciiTheme="minorHAnsi" w:hAnsiTheme="minorHAnsi" w:cstheme="minorHAnsi"/>
-          <w:sz w:val="28"/>
-          <w:szCs w:val="28"/>
-        </w:rPr>
-        <w:t xml:space="preserve">. </w:t>
-      </w:r>
-      <w:hyperlink r:id="rId32" w:history="1">
-        <w:r>
-          <w:rPr>
-            <w:rStyle w:val="Hipervnculo"/>
-            <w:rFonts w:asciiTheme="minorHAnsi" w:hAnsiTheme="minorHAnsi" w:cstheme="minorHAnsi"/>
-            <w:sz w:val="28"/>
-            <w:szCs w:val="28"/>
-          </w:rPr>
-          <w:t>https://dl.dropboxusercontent.com/scl/fi/fj36tqqwn137olufh5mt9/15.-Log-stica-y-Distribucci-n-autor-Inacap.pdf?rlkey=in7otqa16lkpda014bvsmn5pd&amp;dl=0</w:t>
-        </w:r>
-      </w:hyperlink>
-    </w:p>
-    <w:p>
-      <w:pPr>
-        <w:pStyle w:val="Normal0"/>
-        <w:ind w:firstLine="708"/>
-        <w:rPr>
-          <w:rFonts w:asciiTheme="minorHAnsi" w:hAnsiTheme="minorHAnsi" w:cstheme="minorHAnsi"/>
-          <w:sz w:val="28"/>
-          <w:szCs w:val="28"/>
-        </w:rPr>
-      </w:pPr>
-    </w:p>
-    <w:p>
-      <w:pPr>
-        <w:pStyle w:val="Normal0"/>
-        <w:ind w:firstLine="708"/>
-        <w:rPr>
-          <w:rFonts w:asciiTheme="minorHAnsi" w:hAnsiTheme="minorHAnsi" w:cstheme="minorHAnsi"/>
-          <w:sz w:val="28"/>
-          <w:szCs w:val="28"/>
-        </w:rPr>
-      </w:pPr>
-    </w:p>
-    <w:p>
-      <w:pPr>
-        <w:pStyle w:val="Normal0"/>
-        <w:ind w:firstLine="708"/>
-        <w:rPr>
-          <w:rFonts w:asciiTheme="minorHAnsi" w:hAnsiTheme="minorHAnsi" w:cstheme="minorHAnsi"/>
-          <w:sz w:val="28"/>
-          <w:szCs w:val="28"/>
-        </w:rPr>
-      </w:pPr>
-    </w:p>
-    <w:p>
-      <w:pPr>
-        <w:spacing w:before="0" w:after="160" w:line="259" w:lineRule="auto"/>
-        <w:ind w:firstLine="0"/>
-        <w:rPr>
-          <w:rFonts w:eastAsia="Arial" w:cstheme="minorHAnsi"/>
-          <w:kern w:val="0"/>
-          <w:szCs w:val="28"/>
-          <w:lang w:eastAsia="ja-JP"/>
-          <w14:ligatures w14:val="none"/>
-        </w:rPr>
-      </w:pPr>
-      <w:r>
-        <w:rPr>
-          <w:rFonts w:cstheme="minorHAnsi"/>
-          <w:szCs w:val="28"/>
-        </w:rPr>
-        <w:br w:type="page"/>
-      </w:r>
-    </w:p>
-    <w:p>
-      <w:pPr>
         <w:pStyle w:val="Titulosgenerales"/>
       </w:pPr>
-      <w:bookmarkStart w:id="27" w:name="_Toc209522023"/>
+      <w:bookmarkStart w:id="27" w:name="_Toc211449592"/>
       <w:r>
         <w:lastRenderedPageBreak/>
         <w:t>C</w:t>
@@ -21592,8 +21133,8 @@
       </w:pPr>
     </w:p>
     <w:sectPr>
-      <w:headerReference w:type="default" r:id="rId33"/>
-      <w:footerReference w:type="default" r:id="rId34"/>
+      <w:headerReference w:type="default" r:id="rId32"/>
+      <w:footerReference w:type="default" r:id="rId33"/>
       <w:pgSz w:w="12240" w:h="15840"/>
       <w:pgMar w:top="1701" w:right="1134" w:bottom="1134" w:left="1134" w:header="709" w:footer="737" w:gutter="0"/>
       <w:pgNumType w:start="1"/>
@@ -29252,10 +28793,6 @@
 </file>
 
 <file path=customXml/item1.xml><?xml version="1.0" encoding="utf-8"?>
-<b:Sources xmlns:b="http://schemas.openxmlformats.org/officeDocument/2006/bibliography" xmlns="http://schemas.openxmlformats.org/officeDocument/2006/bibliography" SelectedStyle="\APASixthEditionOfficeOnline.xsl" StyleName="APA" Version="6"/>
-</file>
-
-<file path=customXml/item2.xml><?xml version="1.0" encoding="utf-8"?>
 <p:properties xmlns:p="http://schemas.microsoft.com/office/2006/metadata/properties" xmlns:xsi="http://www.w3.org/2001/XMLSchema-instance" xmlns:pc="http://schemas.microsoft.com/office/infopath/2007/PartnerControls">
   <documentManagement>
     <TaxCatchAll xmlns="adccf511-daff-4bcb-9072-914cedbf4c7e" xsi:nil="true"/>
@@ -29266,7 +28803,7 @@
 </p:properties>
 </file>
 
-<file path=customXml/item3.xml><?xml version="1.0" encoding="utf-8"?>
+<file path=customXml/item2.xml><?xml version="1.0" encoding="utf-8"?>
 <?mso-contentType ?>
 <FormTemplates xmlns="http://schemas.microsoft.com/sharepoint/v3/contenttype/forms">
   <Display>DocumentLibraryForm</Display>
@@ -29275,9 +28812,9 @@
 </FormTemplates>
 </file>
 
-<file path=customXml/item4.xml><?xml version="1.0" encoding="utf-8"?>
-<ct:contentTypeSchema xmlns:ct="http://schemas.microsoft.com/office/2006/metadata/contentType" xmlns:ma="http://schemas.microsoft.com/office/2006/metadata/properties/metaAttributes" ct:_="" ma:_="" ma:contentTypeName="Documento" ma:contentTypeID="0x010100FC2B1768DD5A774EB396CCAB0DE361C1" ma:contentTypeVersion="11" ma:contentTypeDescription="Crear nuevo documento." ma:contentTypeScope="" ma:versionID="e4c9e5a511fbaffd8485e537f9595e10">
-  <xsd:schema xmlns:xsd="http://www.w3.org/2001/XMLSchema" xmlns:xs="http://www.w3.org/2001/XMLSchema" xmlns:p="http://schemas.microsoft.com/office/2006/metadata/properties" xmlns:ns2="a70d3c18-0869-45a1-9f75-4b4b8f0f32be" xmlns:ns3="adccf511-daff-4bcb-9072-914cedbf4c7e" targetNamespace="http://schemas.microsoft.com/office/2006/metadata/properties" ma:root="true" ma:fieldsID="bbeeb7fdd5dcda06cd18867ba2c601ed" ns2:_="" ns3:_="">
+<file path=customXml/item3.xml><?xml version="1.0" encoding="utf-8"?>
+<ct:contentTypeSchema xmlns:ct="http://schemas.microsoft.com/office/2006/metadata/contentType" xmlns:ma="http://schemas.microsoft.com/office/2006/metadata/properties/metaAttributes" ct:_="" ma:_="" ma:contentTypeName="Documento" ma:contentTypeID="0x010100FC2B1768DD5A774EB396CCAB0DE361C1" ma:contentTypeVersion="12" ma:contentTypeDescription="Crear nuevo documento." ma:contentTypeScope="" ma:versionID="73bbb3c317121ea3087ce0564dba81cf">
+  <xsd:schema xmlns:xsd="http://www.w3.org/2001/XMLSchema" xmlns:xs="http://www.w3.org/2001/XMLSchema" xmlns:p="http://schemas.microsoft.com/office/2006/metadata/properties" xmlns:ns2="a70d3c18-0869-45a1-9f75-4b4b8f0f32be" xmlns:ns3="adccf511-daff-4bcb-9072-914cedbf4c7e" targetNamespace="http://schemas.microsoft.com/office/2006/metadata/properties" ma:root="true" ma:fieldsID="89b5199a66abea40ca7ec6b263fc5e35" ns2:_="" ns3:_="">
     <xsd:import namespace="a70d3c18-0869-45a1-9f75-4b4b8f0f32be"/>
     <xsd:import namespace="adccf511-daff-4bcb-9072-914cedbf4c7e"/>
     <xsd:element name="properties">
@@ -29296,6 +28833,7 @@
                 <xsd:element ref="ns2:lcf76f155ced4ddcb4097134ff3c332f" minOccurs="0"/>
                 <xsd:element ref="ns3:TaxCatchAll" minOccurs="0"/>
                 <xsd:element ref="ns2:MediaServiceOCR" minOccurs="0"/>
+                <xsd:element ref="ns2:MediaServiceBillingMetadata" minOccurs="0"/>
               </xsd:all>
             </xsd:complexType>
           </xsd:element>
@@ -29353,6 +28891,11 @@
         <xsd:restriction base="dms:Note">
           <xsd:maxLength value="255"/>
         </xsd:restriction>
+      </xsd:simpleType>
+    </xsd:element>
+    <xsd:element name="MediaServiceBillingMetadata" ma:index="19" nillable="true" ma:displayName="MediaServiceBillingMetadata" ma:hidden="true" ma:internalName="MediaServiceBillingMetadata" ma:readOnly="true">
+      <xsd:simpleType>
+        <xsd:restriction base="dms:Note"/>
       </xsd:simpleType>
     </xsd:element>
   </xsd:schema>
@@ -29470,26 +29013,22 @@
 </ct:contentTypeSchema>
 </file>
 
+<file path=customXml/item4.xml><?xml version="1.0" encoding="utf-8"?>
+<b:Sources xmlns:b="http://schemas.openxmlformats.org/officeDocument/2006/bibliography" xmlns="http://schemas.openxmlformats.org/officeDocument/2006/bibliography" SelectedStyle="\APASixthEditionOfficeOnline.xsl" StyleName="APA" Version="6"/>
+</file>
+
 <file path=customXml/itemProps1.xml><?xml version="1.0" encoding="utf-8"?>
-<ds:datastoreItem xmlns:ds="http://schemas.openxmlformats.org/officeDocument/2006/customXml" ds:itemID="{E8AB44A3-7C62-4BD2-82ED-8ABC209970FA}">
+<ds:datastoreItem xmlns:ds="http://schemas.openxmlformats.org/officeDocument/2006/customXml" ds:itemID="{1145D752-ACC1-45E1-AB53-0C756F67FC7F}">
   <ds:schemaRefs>
-    <ds:schemaRef ds:uri="http://schemas.openxmlformats.org/officeDocument/2006/bibliography"/>
+    <ds:schemaRef ds:uri="http://schemas.microsoft.com/office/2006/metadata/properties"/>
+    <ds:schemaRef ds:uri="http://schemas.microsoft.com/office/infopath/2007/PartnerControls"/>
+    <ds:schemaRef ds:uri="adccf511-daff-4bcb-9072-914cedbf4c7e"/>
+    <ds:schemaRef ds:uri="a70d3c18-0869-45a1-9f75-4b4b8f0f32be"/>
   </ds:schemaRefs>
 </ds:datastoreItem>
 </file>
 
 <file path=customXml/itemProps2.xml><?xml version="1.0" encoding="utf-8"?>
-<ds:datastoreItem xmlns:ds="http://schemas.openxmlformats.org/officeDocument/2006/customXml" ds:itemID="{1145D752-ACC1-45E1-AB53-0C756F67FC7F}">
-  <ds:schemaRefs>
-    <ds:schemaRef ds:uri="http://schemas.microsoft.com/office/2006/metadata/properties"/>
-    <ds:schemaRef ds:uri="http://schemas.microsoft.com/office/infopath/2007/PartnerControls"/>
-    <ds:schemaRef ds:uri="cb45339b-ced9-4d0d-8f64-77573914d53b"/>
-    <ds:schemaRef ds:uri="43a3ca16-9c26-4813-b83f-4aec9927b43f"/>
-  </ds:schemaRefs>
-</ds:datastoreItem>
-</file>
-
-<file path=customXml/itemProps3.xml><?xml version="1.0" encoding="utf-8"?>
 <ds:datastoreItem xmlns:ds="http://schemas.openxmlformats.org/officeDocument/2006/customXml" ds:itemID="{81CBDEC1-3B00-44ED-AD36-0268077980BA}">
   <ds:schemaRefs>
     <ds:schemaRef ds:uri="http://schemas.microsoft.com/sharepoint/v3/contenttype/forms"/>
@@ -29497,6 +29036,14 @@
 </ds:datastoreItem>
 </file>
 
+<file path=customXml/itemProps3.xml><?xml version="1.0" encoding="utf-8"?>
+<ds:datastoreItem xmlns:ds="http://schemas.openxmlformats.org/officeDocument/2006/customXml" ds:itemID="{DC761194-A776-4C2D-A222-CA837963DDDA}"/>
+</file>
+
 <file path=customXml/itemProps4.xml><?xml version="1.0" encoding="utf-8"?>
-<ds:datastoreItem xmlns:ds="http://schemas.openxmlformats.org/officeDocument/2006/customXml" ds:itemID="{705FFAFD-22DC-42B5-8223-7D19EC6B3FA7}"/>
+<ds:datastoreItem xmlns:ds="http://schemas.openxmlformats.org/officeDocument/2006/customXml" ds:itemID="{E8AB44A3-7C62-4BD2-82ED-8ABC209970FA}">
+  <ds:schemaRefs>
+    <ds:schemaRef ds:uri="http://schemas.openxmlformats.org/officeDocument/2006/bibliography"/>
+  </ds:schemaRefs>
+</ds:datastoreItem>
 </file>